--- a/IntegritatDoc.docx
+++ b/IntegritatDoc.docx
@@ -2,6 +2,4444 @@
 <file path=word/document.xml><?xml version="1.0" encoding="utf-8"?>
 <w:document xmlns:wpc="http://schemas.microsoft.com/office/word/2010/wordprocessingCanvas" xmlns:mc="http://schemas.openxmlformats.org/markup-compatibility/2006" xmlns:o="urn:schemas-microsoft-com:office:office" xmlns:r="http://schemas.openxmlformats.org/officeDocument/2006/relationships" xmlns:m="http://schemas.openxmlformats.org/officeDocument/2006/math" xmlns:v="urn:schemas-microsoft-com:vml" xmlns:wp14="http://schemas.microsoft.com/office/word/2010/wordprocessingDrawing" xmlns:wp="http://schemas.openxmlformats.org/drawingml/2006/wordprocessingDrawing" xmlns:w10="urn:schemas-microsoft-com:office:word" xmlns:w="http://schemas.openxmlformats.org/wordprocessingml/2006/main" xmlns:w14="http://schemas.microsoft.com/office/word/2010/wordml" xmlns:wpg="http://schemas.microsoft.com/office/word/2010/wordprocessingGroup" xmlns:wpi="http://schemas.microsoft.com/office/word/2010/wordprocessingInk" xmlns:wne="http://schemas.microsoft.com/office/word/2006/wordml" xmlns:wps="http://schemas.microsoft.com/office/word/2010/wordprocessingShape" mc:Ignorable="w14 wp14">
   <w:body>
+    <w:p>
+      <w:pPr>
+        <w:pStyle w:val="NormalWeb"/>
+        <w:spacing w:before="240" w:beforeAutospacing="0" w:after="240" w:afterAutospacing="0"/>
+        <w:jc w:val="both"/>
+      </w:pPr>
+      <w:proofErr w:type="spellStart"/>
+      <w:r>
+        <w:rPr>
+          <w:rFonts w:ascii="Arial" w:hAnsi="Arial" w:cs="Arial"/>
+          <w:b/>
+          <w:bCs/>
+          <w:color w:val="000000"/>
+        </w:rPr>
+        <w:t>Part</w:t>
+      </w:r>
+      <w:proofErr w:type="spellEnd"/>
+      <w:r>
+        <w:rPr>
+          <w:rFonts w:ascii="Arial" w:hAnsi="Arial" w:cs="Arial"/>
+          <w:b/>
+          <w:bCs/>
+          <w:color w:val="000000"/>
+        </w:rPr>
+        <w:t xml:space="preserve"> 1: </w:t>
+      </w:r>
+      <w:proofErr w:type="spellStart"/>
+      <w:r>
+        <w:rPr>
+          <w:rFonts w:ascii="Arial" w:hAnsi="Arial" w:cs="Arial"/>
+          <w:b/>
+          <w:bCs/>
+          <w:color w:val="000000"/>
+        </w:rPr>
+        <w:t>Càlcul</w:t>
+      </w:r>
+      <w:proofErr w:type="spellEnd"/>
+      <w:r>
+        <w:rPr>
+          <w:rFonts w:ascii="Arial" w:hAnsi="Arial" w:cs="Arial"/>
+          <w:b/>
+          <w:bCs/>
+          <w:color w:val="000000"/>
+        </w:rPr>
+        <w:t xml:space="preserve"> de </w:t>
+      </w:r>
+      <w:proofErr w:type="spellStart"/>
+      <w:r>
+        <w:rPr>
+          <w:rFonts w:ascii="Arial" w:hAnsi="Arial" w:cs="Arial"/>
+          <w:b/>
+          <w:bCs/>
+          <w:color w:val="000000"/>
+        </w:rPr>
+        <w:t>resums</w:t>
+      </w:r>
+      <w:proofErr w:type="spellEnd"/>
+    </w:p>
+    <w:p>
+      <w:pPr>
+        <w:pStyle w:val="NormalWeb"/>
+        <w:spacing w:before="240" w:beforeAutospacing="0" w:after="240" w:afterAutospacing="0"/>
+        <w:jc w:val="both"/>
+      </w:pPr>
+      <w:proofErr w:type="spellStart"/>
+      <w:r>
+        <w:rPr>
+          <w:rFonts w:ascii="Arial" w:hAnsi="Arial" w:cs="Arial"/>
+          <w:color w:val="000000"/>
+        </w:rPr>
+        <w:t>Desenvolupa</w:t>
+      </w:r>
+      <w:proofErr w:type="spellEnd"/>
+      <w:r>
+        <w:rPr>
+          <w:rFonts w:ascii="Arial" w:hAnsi="Arial" w:cs="Arial"/>
+          <w:color w:val="000000"/>
+        </w:rPr>
+        <w:t xml:space="preserve"> un programa que </w:t>
+      </w:r>
+      <w:proofErr w:type="spellStart"/>
+      <w:r>
+        <w:rPr>
+          <w:rFonts w:ascii="Arial" w:hAnsi="Arial" w:cs="Arial"/>
+          <w:color w:val="000000"/>
+        </w:rPr>
+        <w:t>permeti</w:t>
+      </w:r>
+      <w:proofErr w:type="spellEnd"/>
+      <w:r>
+        <w:rPr>
+          <w:rFonts w:ascii="Arial" w:hAnsi="Arial" w:cs="Arial"/>
+          <w:color w:val="000000"/>
+        </w:rPr>
+        <w:t xml:space="preserve"> </w:t>
+      </w:r>
+      <w:proofErr w:type="spellStart"/>
+      <w:r>
+        <w:rPr>
+          <w:rFonts w:ascii="Arial" w:hAnsi="Arial" w:cs="Arial"/>
+          <w:color w:val="000000"/>
+        </w:rPr>
+        <w:t>introduir</w:t>
+      </w:r>
+      <w:proofErr w:type="spellEnd"/>
+      <w:r>
+        <w:rPr>
+          <w:rFonts w:ascii="Arial" w:hAnsi="Arial" w:cs="Arial"/>
+          <w:color w:val="000000"/>
+        </w:rPr>
+        <w:t xml:space="preserve"> </w:t>
+      </w:r>
+      <w:proofErr w:type="spellStart"/>
+      <w:r>
+        <w:rPr>
+          <w:rFonts w:ascii="Arial" w:hAnsi="Arial" w:cs="Arial"/>
+          <w:color w:val="000000"/>
+        </w:rPr>
+        <w:t>missatges</w:t>
+      </w:r>
+      <w:proofErr w:type="spellEnd"/>
+      <w:r>
+        <w:rPr>
+          <w:rFonts w:ascii="Arial" w:hAnsi="Arial" w:cs="Arial"/>
+          <w:color w:val="000000"/>
+        </w:rPr>
+        <w:t xml:space="preserve"> i calcular-</w:t>
+      </w:r>
+      <w:proofErr w:type="spellStart"/>
+      <w:r>
+        <w:rPr>
+          <w:rFonts w:ascii="Arial" w:hAnsi="Arial" w:cs="Arial"/>
+          <w:color w:val="000000"/>
+        </w:rPr>
+        <w:t>ne</w:t>
+      </w:r>
+      <w:proofErr w:type="spellEnd"/>
+      <w:r>
+        <w:rPr>
+          <w:rFonts w:ascii="Arial" w:hAnsi="Arial" w:cs="Arial"/>
+          <w:color w:val="000000"/>
+        </w:rPr>
+        <w:t xml:space="preserve"> el hash </w:t>
+      </w:r>
+      <w:proofErr w:type="spellStart"/>
+      <w:r>
+        <w:rPr>
+          <w:rFonts w:ascii="Arial" w:hAnsi="Arial" w:cs="Arial"/>
+          <w:color w:val="000000"/>
+        </w:rPr>
+        <w:t>mitjançant</w:t>
+      </w:r>
+      <w:proofErr w:type="spellEnd"/>
+      <w:r>
+        <w:rPr>
+          <w:rFonts w:ascii="Arial" w:hAnsi="Arial" w:cs="Arial"/>
+          <w:color w:val="000000"/>
+        </w:rPr>
+        <w:t xml:space="preserve"> </w:t>
+      </w:r>
+      <w:proofErr w:type="spellStart"/>
+      <w:r>
+        <w:rPr>
+          <w:rFonts w:ascii="Arial" w:hAnsi="Arial" w:cs="Arial"/>
+          <w:color w:val="000000"/>
+        </w:rPr>
+        <w:t>l'algorisme</w:t>
+      </w:r>
+      <w:proofErr w:type="spellEnd"/>
+      <w:r>
+        <w:rPr>
+          <w:rFonts w:ascii="Arial" w:hAnsi="Arial" w:cs="Arial"/>
+          <w:color w:val="000000"/>
+        </w:rPr>
+        <w:t xml:space="preserve"> SHA-256.</w:t>
+      </w:r>
+    </w:p>
+    <w:p>
+      <w:pPr>
+        <w:pStyle w:val="NormalWeb"/>
+        <w:spacing w:before="240" w:beforeAutospacing="0" w:after="240" w:afterAutospacing="0"/>
+        <w:jc w:val="both"/>
+      </w:pPr>
+      <w:r>
+        <w:rPr>
+          <w:rFonts w:ascii="Arial" w:hAnsi="Arial" w:cs="Arial"/>
+          <w:color w:val="000000"/>
+        </w:rPr>
+        <w:t xml:space="preserve">El programa ha de </w:t>
+      </w:r>
+      <w:proofErr w:type="spellStart"/>
+      <w:r>
+        <w:rPr>
+          <w:rFonts w:ascii="Arial" w:hAnsi="Arial" w:cs="Arial"/>
+          <w:color w:val="000000"/>
+        </w:rPr>
+        <w:t>permetre</w:t>
+      </w:r>
+      <w:proofErr w:type="spellEnd"/>
+      <w:r>
+        <w:rPr>
+          <w:rFonts w:ascii="Arial" w:hAnsi="Arial" w:cs="Arial"/>
+          <w:color w:val="000000"/>
+        </w:rPr>
+        <w:t>:</w:t>
+      </w:r>
+    </w:p>
+    <w:p>
+      <w:pPr>
+        <w:pStyle w:val="NormalWeb"/>
+        <w:numPr>
+          <w:ilvl w:val="0"/>
+          <w:numId w:val="2"/>
+        </w:numPr>
+        <w:spacing w:before="240" w:beforeAutospacing="0" w:after="0" w:afterAutospacing="0"/>
+        <w:textAlignment w:val="baseline"/>
+        <w:rPr>
+          <w:rFonts w:ascii="Arial" w:hAnsi="Arial" w:cs="Arial"/>
+          <w:color w:val="000000"/>
+        </w:rPr>
+      </w:pPr>
+      <w:proofErr w:type="spellStart"/>
+      <w:r>
+        <w:rPr>
+          <w:rFonts w:ascii="Arial" w:hAnsi="Arial" w:cs="Arial"/>
+          <w:color w:val="000000"/>
+        </w:rPr>
+        <w:t>Introduir</w:t>
+      </w:r>
+      <w:proofErr w:type="spellEnd"/>
+      <w:r>
+        <w:rPr>
+          <w:rFonts w:ascii="Arial" w:hAnsi="Arial" w:cs="Arial"/>
+          <w:color w:val="000000"/>
+        </w:rPr>
+        <w:t xml:space="preserve"> un </w:t>
+      </w:r>
+      <w:proofErr w:type="spellStart"/>
+      <w:r>
+        <w:rPr>
+          <w:rFonts w:ascii="Arial" w:hAnsi="Arial" w:cs="Arial"/>
+          <w:color w:val="000000"/>
+        </w:rPr>
+        <w:t>missatge</w:t>
+      </w:r>
+      <w:proofErr w:type="spellEnd"/>
+      <w:r>
+        <w:rPr>
+          <w:rFonts w:ascii="Arial" w:hAnsi="Arial" w:cs="Arial"/>
+          <w:color w:val="000000"/>
+        </w:rPr>
+        <w:t xml:space="preserve"> per </w:t>
+      </w:r>
+      <w:proofErr w:type="spellStart"/>
+      <w:r>
+        <w:rPr>
+          <w:rFonts w:ascii="Arial" w:hAnsi="Arial" w:cs="Arial"/>
+          <w:color w:val="000000"/>
+        </w:rPr>
+        <w:t>teclat</w:t>
+      </w:r>
+      <w:proofErr w:type="spellEnd"/>
+      <w:r>
+        <w:rPr>
+          <w:rFonts w:ascii="Arial" w:hAnsi="Arial" w:cs="Arial"/>
+          <w:color w:val="000000"/>
+        </w:rPr>
+        <w:t xml:space="preserve"> i mostrar-</w:t>
+      </w:r>
+      <w:proofErr w:type="spellStart"/>
+      <w:r>
+        <w:rPr>
+          <w:rFonts w:ascii="Arial" w:hAnsi="Arial" w:cs="Arial"/>
+          <w:color w:val="000000"/>
+        </w:rPr>
+        <w:t>ne</w:t>
+      </w:r>
+      <w:proofErr w:type="spellEnd"/>
+      <w:r>
+        <w:rPr>
+          <w:rFonts w:ascii="Arial" w:hAnsi="Arial" w:cs="Arial"/>
+          <w:color w:val="000000"/>
+        </w:rPr>
+        <w:t xml:space="preserve"> el hash.</w:t>
+      </w:r>
+    </w:p>
+    <w:p>
+      <w:pPr>
+        <w:pStyle w:val="NormalWeb"/>
+        <w:spacing w:before="240" w:beforeAutospacing="0" w:after="0" w:afterAutospacing="0"/>
+        <w:textAlignment w:val="baseline"/>
+        <w:rPr>
+          <w:rFonts w:ascii="Arial" w:hAnsi="Arial" w:cs="Arial"/>
+          <w:color w:val="000000"/>
+        </w:rPr>
+      </w:pPr>
+      <w:r>
+        <w:rPr>
+          <w:rFonts w:ascii="Arial" w:hAnsi="Arial" w:cs="Arial"/>
+          <w:noProof/>
+          <w:color w:val="000000"/>
+        </w:rPr>
+        <w:drawing>
+          <wp:inline distT="0" distB="0" distL="0" distR="0" wp14:anchorId="12A5C406" wp14:editId="7C5DE57B">
+            <wp:extent cx="6432240" cy="426720"/>
+            <wp:effectExtent l="0" t="0" r="6985" b="0"/>
+            <wp:docPr id="1" name="Imagen 1" descr="C:\Users\litus\OneDrive\Imágenes\Capturas de pantalla\Captura de pantalla 2026-10-24 163242.png"/>
+            <wp:cNvGraphicFramePr>
+              <a:graphicFrameLocks xmlns:a="http://schemas.openxmlformats.org/drawingml/2006/main" noChangeAspect="1"/>
+            </wp:cNvGraphicFramePr>
+            <a:graphic xmlns:a="http://schemas.openxmlformats.org/drawingml/2006/main">
+              <a:graphicData uri="http://schemas.openxmlformats.org/drawingml/2006/picture">
+                <pic:pic xmlns:pic="http://schemas.openxmlformats.org/drawingml/2006/picture">
+                  <pic:nvPicPr>
+                    <pic:cNvPr id="0" name="Picture 2" descr="C:\Users\litus\OneDrive\Imágenes\Capturas de pantalla\Captura de pantalla 2026-10-24 163242.png"/>
+                    <pic:cNvPicPr>
+                      <a:picLocks noChangeAspect="1" noChangeArrowheads="1"/>
+                    </pic:cNvPicPr>
+                  </pic:nvPicPr>
+                  <pic:blipFill>
+                    <a:blip r:embed="rId6">
+                      <a:extLst>
+                        <a:ext uri="{28A0092B-C50C-407E-A947-70E740481C1C}">
+                          <a14:useLocalDpi xmlns:a14="http://schemas.microsoft.com/office/drawing/2010/main" val="0"/>
+                        </a:ext>
+                      </a:extLst>
+                    </a:blip>
+                    <a:srcRect/>
+                    <a:stretch>
+                      <a:fillRect/>
+                    </a:stretch>
+                  </pic:blipFill>
+                  <pic:spPr bwMode="auto">
+                    <a:xfrm>
+                      <a:off x="0" y="0"/>
+                      <a:ext cx="6434090" cy="426843"/>
+                    </a:xfrm>
+                    <a:prstGeom prst="rect">
+                      <a:avLst/>
+                    </a:prstGeom>
+                    <a:noFill/>
+                    <a:ln>
+                      <a:noFill/>
+                    </a:ln>
+                  </pic:spPr>
+                </pic:pic>
+              </a:graphicData>
+            </a:graphic>
+          </wp:inline>
+        </w:drawing>
+      </w:r>
+    </w:p>
+    <w:p>
+      <w:pPr>
+        <w:pStyle w:val="NormalWeb"/>
+        <w:numPr>
+          <w:ilvl w:val="0"/>
+          <w:numId w:val="2"/>
+        </w:numPr>
+        <w:spacing w:before="0" w:beforeAutospacing="0" w:after="0" w:afterAutospacing="0"/>
+        <w:textAlignment w:val="baseline"/>
+        <w:rPr>
+          <w:rFonts w:ascii="Arial" w:hAnsi="Arial" w:cs="Arial"/>
+          <w:color w:val="000000"/>
+        </w:rPr>
+      </w:pPr>
+      <w:proofErr w:type="spellStart"/>
+      <w:r>
+        <w:rPr>
+          <w:rFonts w:ascii="Arial" w:hAnsi="Arial" w:cs="Arial"/>
+          <w:color w:val="000000"/>
+        </w:rPr>
+        <w:t>Introduir</w:t>
+      </w:r>
+      <w:proofErr w:type="spellEnd"/>
+      <w:r>
+        <w:rPr>
+          <w:rFonts w:ascii="Arial" w:hAnsi="Arial" w:cs="Arial"/>
+          <w:color w:val="000000"/>
+        </w:rPr>
+        <w:t xml:space="preserve"> dos </w:t>
+      </w:r>
+      <w:proofErr w:type="spellStart"/>
+      <w:r>
+        <w:rPr>
+          <w:rFonts w:ascii="Arial" w:hAnsi="Arial" w:cs="Arial"/>
+          <w:color w:val="000000"/>
+        </w:rPr>
+        <w:t>missatges</w:t>
+      </w:r>
+      <w:proofErr w:type="spellEnd"/>
+      <w:r>
+        <w:rPr>
+          <w:rFonts w:ascii="Arial" w:hAnsi="Arial" w:cs="Arial"/>
+          <w:color w:val="000000"/>
+        </w:rPr>
+        <w:t xml:space="preserve"> i </w:t>
+      </w:r>
+      <w:proofErr w:type="spellStart"/>
+      <w:r>
+        <w:rPr>
+          <w:rFonts w:ascii="Arial" w:hAnsi="Arial" w:cs="Arial"/>
+          <w:color w:val="000000"/>
+        </w:rPr>
+        <w:t>comprovar</w:t>
+      </w:r>
+      <w:proofErr w:type="spellEnd"/>
+      <w:r>
+        <w:rPr>
+          <w:rFonts w:ascii="Arial" w:hAnsi="Arial" w:cs="Arial"/>
+          <w:color w:val="000000"/>
+        </w:rPr>
+        <w:t xml:space="preserve"> si </w:t>
+      </w:r>
+      <w:proofErr w:type="spellStart"/>
+      <w:r>
+        <w:rPr>
+          <w:rFonts w:ascii="Arial" w:hAnsi="Arial" w:cs="Arial"/>
+          <w:color w:val="000000"/>
+        </w:rPr>
+        <w:t>els</w:t>
+      </w:r>
+      <w:proofErr w:type="spellEnd"/>
+      <w:r>
+        <w:rPr>
+          <w:rFonts w:ascii="Arial" w:hAnsi="Arial" w:cs="Arial"/>
+          <w:color w:val="000000"/>
+        </w:rPr>
+        <w:t xml:space="preserve"> </w:t>
+      </w:r>
+      <w:proofErr w:type="spellStart"/>
+      <w:r>
+        <w:rPr>
+          <w:rFonts w:ascii="Arial" w:hAnsi="Arial" w:cs="Arial"/>
+          <w:color w:val="000000"/>
+        </w:rPr>
+        <w:t>seus</w:t>
+      </w:r>
+      <w:proofErr w:type="spellEnd"/>
+      <w:r>
+        <w:rPr>
+          <w:rFonts w:ascii="Arial" w:hAnsi="Arial" w:cs="Arial"/>
+          <w:color w:val="000000"/>
+        </w:rPr>
+        <w:t xml:space="preserve"> hashes </w:t>
+      </w:r>
+      <w:proofErr w:type="spellStart"/>
+      <w:r>
+        <w:rPr>
+          <w:rFonts w:ascii="Arial" w:hAnsi="Arial" w:cs="Arial"/>
+          <w:color w:val="000000"/>
+        </w:rPr>
+        <w:t>coincideixen</w:t>
+      </w:r>
+      <w:proofErr w:type="spellEnd"/>
+      <w:r>
+        <w:rPr>
+          <w:rFonts w:ascii="Arial" w:hAnsi="Arial" w:cs="Arial"/>
+          <w:color w:val="000000"/>
+        </w:rPr>
+        <w:t>.</w:t>
+      </w:r>
+    </w:p>
+    <w:p>
+      <w:pPr>
+        <w:pStyle w:val="NormalWeb"/>
+        <w:spacing w:before="0" w:beforeAutospacing="0" w:after="0" w:afterAutospacing="0"/>
+        <w:textAlignment w:val="baseline"/>
+        <w:rPr>
+          <w:rFonts w:ascii="Arial" w:hAnsi="Arial" w:cs="Arial"/>
+          <w:color w:val="000000"/>
+        </w:rPr>
+      </w:pPr>
+      <w:r>
+        <w:rPr>
+          <w:rFonts w:ascii="Arial" w:hAnsi="Arial" w:cs="Arial"/>
+          <w:noProof/>
+          <w:color w:val="000000"/>
+        </w:rPr>
+        <w:drawing>
+          <wp:inline distT="0" distB="0" distL="0" distR="0" wp14:anchorId="1A3FBF5D" wp14:editId="1A9D200A">
+            <wp:extent cx="6324600" cy="879639"/>
+            <wp:effectExtent l="0" t="0" r="0" b="0"/>
+            <wp:docPr id="2" name="Imagen 2" descr="C:\Users\litus\OneDrive\Imágenes\Capturas de pantalla\Captura de pantalla 2026-10-24 163340.png"/>
+            <wp:cNvGraphicFramePr>
+              <a:graphicFrameLocks xmlns:a="http://schemas.openxmlformats.org/drawingml/2006/main" noChangeAspect="1"/>
+            </wp:cNvGraphicFramePr>
+            <a:graphic xmlns:a="http://schemas.openxmlformats.org/drawingml/2006/main">
+              <a:graphicData uri="http://schemas.openxmlformats.org/drawingml/2006/picture">
+                <pic:pic xmlns:pic="http://schemas.openxmlformats.org/drawingml/2006/picture">
+                  <pic:nvPicPr>
+                    <pic:cNvPr id="0" name="Picture 3" descr="C:\Users\litus\OneDrive\Imágenes\Capturas de pantalla\Captura de pantalla 2026-10-24 163340.png"/>
+                    <pic:cNvPicPr>
+                      <a:picLocks noChangeAspect="1" noChangeArrowheads="1"/>
+                    </pic:cNvPicPr>
+                  </pic:nvPicPr>
+                  <pic:blipFill>
+                    <a:blip r:embed="rId7">
+                      <a:extLst>
+                        <a:ext uri="{28A0092B-C50C-407E-A947-70E740481C1C}">
+                          <a14:useLocalDpi xmlns:a14="http://schemas.microsoft.com/office/drawing/2010/main" val="0"/>
+                        </a:ext>
+                      </a:extLst>
+                    </a:blip>
+                    <a:srcRect/>
+                    <a:stretch>
+                      <a:fillRect/>
+                    </a:stretch>
+                  </pic:blipFill>
+                  <pic:spPr bwMode="auto">
+                    <a:xfrm>
+                      <a:off x="0" y="0"/>
+                      <a:ext cx="6324303" cy="879598"/>
+                    </a:xfrm>
+                    <a:prstGeom prst="rect">
+                      <a:avLst/>
+                    </a:prstGeom>
+                    <a:noFill/>
+                    <a:ln>
+                      <a:noFill/>
+                    </a:ln>
+                  </pic:spPr>
+                </pic:pic>
+              </a:graphicData>
+            </a:graphic>
+          </wp:inline>
+        </w:drawing>
+      </w:r>
+    </w:p>
+    <w:p>
+      <w:pPr>
+        <w:pStyle w:val="NormalWeb"/>
+        <w:numPr>
+          <w:ilvl w:val="0"/>
+          <w:numId w:val="2"/>
+        </w:numPr>
+        <w:spacing w:before="0" w:beforeAutospacing="0" w:after="0" w:afterAutospacing="0"/>
+        <w:textAlignment w:val="baseline"/>
+        <w:rPr>
+          <w:rFonts w:ascii="Arial" w:hAnsi="Arial" w:cs="Arial"/>
+          <w:color w:val="000000"/>
+        </w:rPr>
+      </w:pPr>
+      <w:r>
+        <w:rPr>
+          <w:rFonts w:ascii="Arial" w:hAnsi="Arial" w:cs="Arial"/>
+          <w:color w:val="000000"/>
+        </w:rPr>
+        <w:t xml:space="preserve">Calcular el hash </w:t>
+      </w:r>
+      <w:proofErr w:type="spellStart"/>
+      <w:r>
+        <w:rPr>
+          <w:rFonts w:ascii="Arial" w:hAnsi="Arial" w:cs="Arial"/>
+          <w:color w:val="000000"/>
+        </w:rPr>
+        <w:t>d'un</w:t>
+      </w:r>
+      <w:proofErr w:type="spellEnd"/>
+      <w:r>
+        <w:rPr>
+          <w:rFonts w:ascii="Arial" w:hAnsi="Arial" w:cs="Arial"/>
+          <w:color w:val="000000"/>
+        </w:rPr>
+        <w:t xml:space="preserve"> </w:t>
+      </w:r>
+      <w:proofErr w:type="spellStart"/>
+      <w:r>
+        <w:rPr>
+          <w:rFonts w:ascii="Arial" w:hAnsi="Arial" w:cs="Arial"/>
+          <w:color w:val="000000"/>
+        </w:rPr>
+        <w:t>missatge</w:t>
+      </w:r>
+      <w:proofErr w:type="spellEnd"/>
+      <w:r>
+        <w:rPr>
+          <w:rFonts w:ascii="Arial" w:hAnsi="Arial" w:cs="Arial"/>
+          <w:color w:val="000000"/>
+        </w:rPr>
+        <w:t>, modificar-</w:t>
+      </w:r>
+      <w:proofErr w:type="spellStart"/>
+      <w:r>
+        <w:rPr>
+          <w:rFonts w:ascii="Arial" w:hAnsi="Arial" w:cs="Arial"/>
+          <w:color w:val="000000"/>
+        </w:rPr>
+        <w:t>ne</w:t>
+      </w:r>
+      <w:proofErr w:type="spellEnd"/>
+      <w:r>
+        <w:rPr>
+          <w:rFonts w:ascii="Arial" w:hAnsi="Arial" w:cs="Arial"/>
+          <w:color w:val="000000"/>
+        </w:rPr>
+        <w:t xml:space="preserve"> el </w:t>
+      </w:r>
+      <w:proofErr w:type="spellStart"/>
+      <w:r>
+        <w:rPr>
+          <w:rFonts w:ascii="Arial" w:hAnsi="Arial" w:cs="Arial"/>
+          <w:color w:val="000000"/>
+        </w:rPr>
+        <w:t>contingut</w:t>
+      </w:r>
+      <w:proofErr w:type="spellEnd"/>
+      <w:r>
+        <w:rPr>
+          <w:rFonts w:ascii="Arial" w:hAnsi="Arial" w:cs="Arial"/>
+          <w:color w:val="000000"/>
+        </w:rPr>
+        <w:t xml:space="preserve"> i tornar-lo a calcular per observar-</w:t>
+      </w:r>
+      <w:proofErr w:type="spellStart"/>
+      <w:r>
+        <w:rPr>
+          <w:rFonts w:ascii="Arial" w:hAnsi="Arial" w:cs="Arial"/>
+          <w:color w:val="000000"/>
+        </w:rPr>
+        <w:t>ne</w:t>
+      </w:r>
+      <w:proofErr w:type="spellEnd"/>
+      <w:r>
+        <w:rPr>
+          <w:rFonts w:ascii="Arial" w:hAnsi="Arial" w:cs="Arial"/>
+          <w:color w:val="000000"/>
+        </w:rPr>
+        <w:t xml:space="preserve"> les </w:t>
+      </w:r>
+      <w:proofErr w:type="spellStart"/>
+      <w:r>
+        <w:rPr>
+          <w:rFonts w:ascii="Arial" w:hAnsi="Arial" w:cs="Arial"/>
+          <w:color w:val="000000"/>
+        </w:rPr>
+        <w:t>diferències</w:t>
+      </w:r>
+      <w:proofErr w:type="spellEnd"/>
+      <w:r>
+        <w:rPr>
+          <w:rFonts w:ascii="Arial" w:hAnsi="Arial" w:cs="Arial"/>
+          <w:color w:val="000000"/>
+        </w:rPr>
+        <w:t>.</w:t>
+      </w:r>
+    </w:p>
+    <w:p>
+      <w:pPr>
+        <w:pStyle w:val="NormalWeb"/>
+        <w:spacing w:before="0" w:beforeAutospacing="0" w:after="0" w:afterAutospacing="0"/>
+        <w:textAlignment w:val="baseline"/>
+        <w:rPr>
+          <w:rFonts w:ascii="Arial" w:hAnsi="Arial" w:cs="Arial"/>
+          <w:color w:val="000000"/>
+        </w:rPr>
+      </w:pPr>
+      <w:r>
+        <w:rPr>
+          <w:rFonts w:ascii="Arial" w:hAnsi="Arial" w:cs="Arial"/>
+          <w:noProof/>
+          <w:color w:val="000000"/>
+        </w:rPr>
+        <w:drawing>
+          <wp:inline distT="0" distB="0" distL="0" distR="0">
+            <wp:extent cx="6324600" cy="883325"/>
+            <wp:effectExtent l="0" t="0" r="0" b="0"/>
+            <wp:docPr id="3" name="Imagen 3" descr="C:\Users\litus\OneDrive\Imágenes\Capturas de pantalla\Captura de pantalla 2026-10-24 163644.png"/>
+            <wp:cNvGraphicFramePr>
+              <a:graphicFrameLocks xmlns:a="http://schemas.openxmlformats.org/drawingml/2006/main" noChangeAspect="1"/>
+            </wp:cNvGraphicFramePr>
+            <a:graphic xmlns:a="http://schemas.openxmlformats.org/drawingml/2006/main">
+              <a:graphicData uri="http://schemas.openxmlformats.org/drawingml/2006/picture">
+                <pic:pic xmlns:pic="http://schemas.openxmlformats.org/drawingml/2006/picture">
+                  <pic:nvPicPr>
+                    <pic:cNvPr id="0" name="Picture 4" descr="C:\Users\litus\OneDrive\Imágenes\Capturas de pantalla\Captura de pantalla 2026-10-24 163644.png"/>
+                    <pic:cNvPicPr>
+                      <a:picLocks noChangeAspect="1" noChangeArrowheads="1"/>
+                    </pic:cNvPicPr>
+                  </pic:nvPicPr>
+                  <pic:blipFill>
+                    <a:blip r:embed="rId8">
+                      <a:extLst>
+                        <a:ext uri="{28A0092B-C50C-407E-A947-70E740481C1C}">
+                          <a14:useLocalDpi xmlns:a14="http://schemas.microsoft.com/office/drawing/2010/main" val="0"/>
+                        </a:ext>
+                      </a:extLst>
+                    </a:blip>
+                    <a:srcRect/>
+                    <a:stretch>
+                      <a:fillRect/>
+                    </a:stretch>
+                  </pic:blipFill>
+                  <pic:spPr bwMode="auto">
+                    <a:xfrm>
+                      <a:off x="0" y="0"/>
+                      <a:ext cx="6323057" cy="883110"/>
+                    </a:xfrm>
+                    <a:prstGeom prst="rect">
+                      <a:avLst/>
+                    </a:prstGeom>
+                    <a:noFill/>
+                    <a:ln>
+                      <a:noFill/>
+                    </a:ln>
+                  </pic:spPr>
+                </pic:pic>
+              </a:graphicData>
+            </a:graphic>
+          </wp:inline>
+        </w:drawing>
+      </w:r>
+    </w:p>
+    <w:p>
+      <w:pPr>
+        <w:pStyle w:val="NormalWeb"/>
+        <w:numPr>
+          <w:ilvl w:val="0"/>
+          <w:numId w:val="2"/>
+        </w:numPr>
+        <w:spacing w:before="0" w:beforeAutospacing="0" w:after="240" w:afterAutospacing="0"/>
+        <w:textAlignment w:val="baseline"/>
+        <w:rPr>
+          <w:rFonts w:ascii="Arial" w:hAnsi="Arial" w:cs="Arial"/>
+          <w:color w:val="000000"/>
+        </w:rPr>
+      </w:pPr>
+      <w:r>
+        <w:rPr>
+          <w:rFonts w:ascii="Arial" w:hAnsi="Arial" w:cs="Arial"/>
+          <w:color w:val="000000"/>
+        </w:rPr>
+        <w:t xml:space="preserve">Calcular </w:t>
+      </w:r>
+      <w:proofErr w:type="spellStart"/>
+      <w:r>
+        <w:rPr>
+          <w:rFonts w:ascii="Arial" w:hAnsi="Arial" w:cs="Arial"/>
+          <w:color w:val="000000"/>
+        </w:rPr>
+        <w:t>diverses</w:t>
+      </w:r>
+      <w:proofErr w:type="spellEnd"/>
+      <w:r>
+        <w:rPr>
+          <w:rFonts w:ascii="Arial" w:hAnsi="Arial" w:cs="Arial"/>
+          <w:color w:val="000000"/>
+        </w:rPr>
+        <w:t xml:space="preserve"> </w:t>
+      </w:r>
+      <w:proofErr w:type="spellStart"/>
+      <w:r>
+        <w:rPr>
+          <w:rFonts w:ascii="Arial" w:hAnsi="Arial" w:cs="Arial"/>
+          <w:color w:val="000000"/>
+        </w:rPr>
+        <w:t>vegades</w:t>
+      </w:r>
+      <w:proofErr w:type="spellEnd"/>
+      <w:r>
+        <w:rPr>
+          <w:rFonts w:ascii="Arial" w:hAnsi="Arial" w:cs="Arial"/>
+          <w:color w:val="000000"/>
+        </w:rPr>
+        <w:t xml:space="preserve"> el hash </w:t>
+      </w:r>
+      <w:proofErr w:type="spellStart"/>
+      <w:r>
+        <w:rPr>
+          <w:rFonts w:ascii="Arial" w:hAnsi="Arial" w:cs="Arial"/>
+          <w:color w:val="000000"/>
+        </w:rPr>
+        <w:t>d'un</w:t>
+      </w:r>
+      <w:proofErr w:type="spellEnd"/>
+      <w:r>
+        <w:rPr>
+          <w:rFonts w:ascii="Arial" w:hAnsi="Arial" w:cs="Arial"/>
+          <w:color w:val="000000"/>
+        </w:rPr>
+        <w:t xml:space="preserve"> </w:t>
+      </w:r>
+      <w:proofErr w:type="spellStart"/>
+      <w:r>
+        <w:rPr>
+          <w:rFonts w:ascii="Arial" w:hAnsi="Arial" w:cs="Arial"/>
+          <w:color w:val="000000"/>
+        </w:rPr>
+        <w:t>mateix</w:t>
+      </w:r>
+      <w:proofErr w:type="spellEnd"/>
+      <w:r>
+        <w:rPr>
+          <w:rFonts w:ascii="Arial" w:hAnsi="Arial" w:cs="Arial"/>
+          <w:color w:val="000000"/>
+        </w:rPr>
+        <w:t xml:space="preserve"> </w:t>
+      </w:r>
+      <w:proofErr w:type="spellStart"/>
+      <w:r>
+        <w:rPr>
+          <w:rFonts w:ascii="Arial" w:hAnsi="Arial" w:cs="Arial"/>
+          <w:color w:val="000000"/>
+        </w:rPr>
+        <w:t>missatge</w:t>
+      </w:r>
+      <w:proofErr w:type="spellEnd"/>
+      <w:r>
+        <w:rPr>
+          <w:rFonts w:ascii="Arial" w:hAnsi="Arial" w:cs="Arial"/>
+          <w:color w:val="000000"/>
+        </w:rPr>
+        <w:t xml:space="preserve"> i </w:t>
+      </w:r>
+      <w:proofErr w:type="spellStart"/>
+      <w:r>
+        <w:rPr>
+          <w:rFonts w:ascii="Arial" w:hAnsi="Arial" w:cs="Arial"/>
+          <w:color w:val="000000"/>
+        </w:rPr>
+        <w:t>comprovar</w:t>
+      </w:r>
+      <w:proofErr w:type="spellEnd"/>
+      <w:r>
+        <w:rPr>
+          <w:rFonts w:ascii="Arial" w:hAnsi="Arial" w:cs="Arial"/>
+          <w:color w:val="000000"/>
+        </w:rPr>
+        <w:t xml:space="preserve"> si el </w:t>
+      </w:r>
+      <w:proofErr w:type="spellStart"/>
+      <w:r>
+        <w:rPr>
+          <w:rFonts w:ascii="Arial" w:hAnsi="Arial" w:cs="Arial"/>
+          <w:color w:val="000000"/>
+        </w:rPr>
+        <w:t>resultat</w:t>
+      </w:r>
+      <w:proofErr w:type="spellEnd"/>
+      <w:r>
+        <w:rPr>
+          <w:rFonts w:ascii="Arial" w:hAnsi="Arial" w:cs="Arial"/>
+          <w:color w:val="000000"/>
+        </w:rPr>
+        <w:t xml:space="preserve"> es </w:t>
+      </w:r>
+      <w:proofErr w:type="spellStart"/>
+      <w:r>
+        <w:rPr>
+          <w:rFonts w:ascii="Arial" w:hAnsi="Arial" w:cs="Arial"/>
+          <w:color w:val="000000"/>
+        </w:rPr>
+        <w:t>manté</w:t>
+      </w:r>
+      <w:proofErr w:type="spellEnd"/>
+      <w:r>
+        <w:rPr>
+          <w:rFonts w:ascii="Arial" w:hAnsi="Arial" w:cs="Arial"/>
+          <w:color w:val="000000"/>
+        </w:rPr>
+        <w:t>.</w:t>
+      </w:r>
+    </w:p>
+    <w:p>
+      <w:pPr>
+        <w:pStyle w:val="NormalWeb"/>
+        <w:spacing w:before="0" w:beforeAutospacing="0" w:after="240" w:afterAutospacing="0"/>
+        <w:textAlignment w:val="baseline"/>
+        <w:rPr>
+          <w:rFonts w:ascii="Arial" w:hAnsi="Arial" w:cs="Arial"/>
+          <w:color w:val="000000"/>
+        </w:rPr>
+      </w:pPr>
+      <w:r>
+        <w:rPr>
+          <w:rFonts w:ascii="Arial" w:hAnsi="Arial" w:cs="Arial"/>
+          <w:noProof/>
+          <w:color w:val="000000"/>
+        </w:rPr>
+        <w:drawing>
+          <wp:inline distT="0" distB="0" distL="0" distR="0">
+            <wp:extent cx="6324600" cy="859440"/>
+            <wp:effectExtent l="0" t="0" r="0" b="0"/>
+            <wp:docPr id="4" name="Imagen 4" descr="C:\Users\litus\OneDrive\Imágenes\Capturas de pantalla\Captura de pantalla 2026-10-24 163746.png"/>
+            <wp:cNvGraphicFramePr>
+              <a:graphicFrameLocks xmlns:a="http://schemas.openxmlformats.org/drawingml/2006/main" noChangeAspect="1"/>
+            </wp:cNvGraphicFramePr>
+            <a:graphic xmlns:a="http://schemas.openxmlformats.org/drawingml/2006/main">
+              <a:graphicData uri="http://schemas.openxmlformats.org/drawingml/2006/picture">
+                <pic:pic xmlns:pic="http://schemas.openxmlformats.org/drawingml/2006/picture">
+                  <pic:nvPicPr>
+                    <pic:cNvPr id="0" name="Picture 5" descr="C:\Users\litus\OneDrive\Imágenes\Capturas de pantalla\Captura de pantalla 2026-10-24 163746.png"/>
+                    <pic:cNvPicPr>
+                      <a:picLocks noChangeAspect="1" noChangeArrowheads="1"/>
+                    </pic:cNvPicPr>
+                  </pic:nvPicPr>
+                  <pic:blipFill>
+                    <a:blip r:embed="rId9">
+                      <a:extLst>
+                        <a:ext uri="{28A0092B-C50C-407E-A947-70E740481C1C}">
+                          <a14:useLocalDpi xmlns:a14="http://schemas.microsoft.com/office/drawing/2010/main" val="0"/>
+                        </a:ext>
+                      </a:extLst>
+                    </a:blip>
+                    <a:srcRect/>
+                    <a:stretch>
+                      <a:fillRect/>
+                    </a:stretch>
+                  </pic:blipFill>
+                  <pic:spPr bwMode="auto">
+                    <a:xfrm>
+                      <a:off x="0" y="0"/>
+                      <a:ext cx="6321627" cy="859036"/>
+                    </a:xfrm>
+                    <a:prstGeom prst="rect">
+                      <a:avLst/>
+                    </a:prstGeom>
+                    <a:noFill/>
+                    <a:ln>
+                      <a:noFill/>
+                    </a:ln>
+                  </pic:spPr>
+                </pic:pic>
+              </a:graphicData>
+            </a:graphic>
+          </wp:inline>
+        </w:drawing>
+      </w:r>
+    </w:p>
+    <w:p>
+      <w:pPr>
+        <w:pStyle w:val="NormalWeb"/>
+        <w:spacing w:before="240" w:beforeAutospacing="0" w:after="240" w:afterAutospacing="0"/>
+        <w:jc w:val="both"/>
+      </w:pPr>
+      <w:proofErr w:type="spellStart"/>
+      <w:r>
+        <w:rPr>
+          <w:rFonts w:ascii="Arial" w:hAnsi="Arial" w:cs="Arial"/>
+          <w:color w:val="000000"/>
+        </w:rPr>
+        <w:t>Els</w:t>
+      </w:r>
+      <w:proofErr w:type="spellEnd"/>
+      <w:r>
+        <w:rPr>
+          <w:rFonts w:ascii="Arial" w:hAnsi="Arial" w:cs="Arial"/>
+          <w:color w:val="000000"/>
+        </w:rPr>
+        <w:t xml:space="preserve"> hashes </w:t>
+      </w:r>
+      <w:proofErr w:type="spellStart"/>
+      <w:r>
+        <w:rPr>
+          <w:rFonts w:ascii="Arial" w:hAnsi="Arial" w:cs="Arial"/>
+          <w:color w:val="000000"/>
+        </w:rPr>
+        <w:t>s'han</w:t>
+      </w:r>
+      <w:proofErr w:type="spellEnd"/>
+      <w:r>
+        <w:rPr>
+          <w:rFonts w:ascii="Arial" w:hAnsi="Arial" w:cs="Arial"/>
+          <w:color w:val="000000"/>
+        </w:rPr>
+        <w:t xml:space="preserve"> de mostrar en </w:t>
+      </w:r>
+      <w:proofErr w:type="spellStart"/>
+      <w:r>
+        <w:rPr>
+          <w:rFonts w:ascii="Arial" w:hAnsi="Arial" w:cs="Arial"/>
+          <w:color w:val="000000"/>
+        </w:rPr>
+        <w:t>format</w:t>
+      </w:r>
+      <w:proofErr w:type="spellEnd"/>
+      <w:r>
+        <w:rPr>
+          <w:rFonts w:ascii="Arial" w:hAnsi="Arial" w:cs="Arial"/>
+          <w:color w:val="000000"/>
+        </w:rPr>
+        <w:t xml:space="preserve"> hexadecimal.</w:t>
+      </w:r>
+    </w:p>
+    <w:p>
+      <w:pPr>
+        <w:pStyle w:val="NormalWeb"/>
+        <w:spacing w:before="240" w:beforeAutospacing="0" w:after="240" w:afterAutospacing="0"/>
+        <w:jc w:val="both"/>
+      </w:pPr>
+      <w:proofErr w:type="spellStart"/>
+      <w:r>
+        <w:rPr>
+          <w:rFonts w:ascii="Arial" w:hAnsi="Arial" w:cs="Arial"/>
+          <w:b/>
+          <w:bCs/>
+          <w:color w:val="000000"/>
+        </w:rPr>
+        <w:t>Part</w:t>
+      </w:r>
+      <w:proofErr w:type="spellEnd"/>
+      <w:r>
+        <w:rPr>
+          <w:rFonts w:ascii="Arial" w:hAnsi="Arial" w:cs="Arial"/>
+          <w:b/>
+          <w:bCs/>
+          <w:color w:val="000000"/>
+        </w:rPr>
+        <w:t xml:space="preserve"> 2: </w:t>
+      </w:r>
+      <w:proofErr w:type="spellStart"/>
+      <w:r>
+        <w:rPr>
+          <w:rFonts w:ascii="Arial" w:hAnsi="Arial" w:cs="Arial"/>
+          <w:b/>
+          <w:bCs/>
+          <w:color w:val="000000"/>
+          <w:sz w:val="26"/>
+          <w:szCs w:val="26"/>
+        </w:rPr>
+        <w:t>Verificació</w:t>
+      </w:r>
+      <w:proofErr w:type="spellEnd"/>
+      <w:r>
+        <w:rPr>
+          <w:rFonts w:ascii="Arial" w:hAnsi="Arial" w:cs="Arial"/>
+          <w:b/>
+          <w:bCs/>
+          <w:color w:val="000000"/>
+          <w:sz w:val="26"/>
+          <w:szCs w:val="26"/>
+        </w:rPr>
+        <w:t xml:space="preserve"> de la </w:t>
+      </w:r>
+      <w:proofErr w:type="spellStart"/>
+      <w:r>
+        <w:rPr>
+          <w:rFonts w:ascii="Arial" w:hAnsi="Arial" w:cs="Arial"/>
+          <w:b/>
+          <w:bCs/>
+          <w:color w:val="000000"/>
+          <w:sz w:val="26"/>
+          <w:szCs w:val="26"/>
+        </w:rPr>
+        <w:t>integritat</w:t>
+      </w:r>
+      <w:proofErr w:type="spellEnd"/>
+      <w:r>
+        <w:rPr>
+          <w:rFonts w:ascii="Arial" w:hAnsi="Arial" w:cs="Arial"/>
+          <w:b/>
+          <w:bCs/>
+          <w:color w:val="000000"/>
+          <w:sz w:val="26"/>
+          <w:szCs w:val="26"/>
+        </w:rPr>
+        <w:t xml:space="preserve"> </w:t>
+      </w:r>
+      <w:proofErr w:type="spellStart"/>
+      <w:r>
+        <w:rPr>
+          <w:rFonts w:ascii="Arial" w:hAnsi="Arial" w:cs="Arial"/>
+          <w:b/>
+          <w:bCs/>
+          <w:color w:val="000000"/>
+          <w:sz w:val="26"/>
+          <w:szCs w:val="26"/>
+        </w:rPr>
+        <w:t>dels</w:t>
+      </w:r>
+      <w:proofErr w:type="spellEnd"/>
+      <w:r>
+        <w:rPr>
+          <w:rFonts w:ascii="Arial" w:hAnsi="Arial" w:cs="Arial"/>
+          <w:b/>
+          <w:bCs/>
+          <w:color w:val="000000"/>
+          <w:sz w:val="26"/>
+          <w:szCs w:val="26"/>
+        </w:rPr>
+        <w:t xml:space="preserve"> </w:t>
+      </w:r>
+      <w:proofErr w:type="spellStart"/>
+      <w:r>
+        <w:rPr>
+          <w:rFonts w:ascii="Arial" w:hAnsi="Arial" w:cs="Arial"/>
+          <w:b/>
+          <w:bCs/>
+          <w:color w:val="000000"/>
+          <w:sz w:val="26"/>
+          <w:szCs w:val="26"/>
+        </w:rPr>
+        <w:t>missatges</w:t>
+      </w:r>
+      <w:proofErr w:type="spellEnd"/>
+    </w:p>
+    <w:p>
+      <w:pPr>
+        <w:pStyle w:val="NormalWeb"/>
+        <w:spacing w:before="240" w:beforeAutospacing="0" w:after="240" w:afterAutospacing="0"/>
+        <w:jc w:val="both"/>
+      </w:pPr>
+      <w:r>
+        <w:rPr>
+          <w:rFonts w:ascii="Arial" w:hAnsi="Arial" w:cs="Arial"/>
+          <w:color w:val="000000"/>
+        </w:rPr>
+        <w:t xml:space="preserve">Implementa una </w:t>
+      </w:r>
+      <w:proofErr w:type="spellStart"/>
+      <w:r>
+        <w:rPr>
+          <w:rFonts w:ascii="Arial" w:hAnsi="Arial" w:cs="Arial"/>
+          <w:color w:val="000000"/>
+        </w:rPr>
+        <w:t>funcionalitat</w:t>
+      </w:r>
+      <w:proofErr w:type="spellEnd"/>
+      <w:r>
+        <w:rPr>
+          <w:rFonts w:ascii="Arial" w:hAnsi="Arial" w:cs="Arial"/>
+          <w:color w:val="000000"/>
+        </w:rPr>
+        <w:t xml:space="preserve"> que </w:t>
+      </w:r>
+      <w:proofErr w:type="spellStart"/>
+      <w:r>
+        <w:rPr>
+          <w:rFonts w:ascii="Arial" w:hAnsi="Arial" w:cs="Arial"/>
+          <w:color w:val="000000"/>
+        </w:rPr>
+        <w:t>simuli</w:t>
+      </w:r>
+      <w:proofErr w:type="spellEnd"/>
+      <w:r>
+        <w:rPr>
+          <w:rFonts w:ascii="Arial" w:hAnsi="Arial" w:cs="Arial"/>
+          <w:color w:val="000000"/>
+        </w:rPr>
+        <w:t xml:space="preserve"> </w:t>
+      </w:r>
+      <w:proofErr w:type="spellStart"/>
+      <w:r>
+        <w:rPr>
+          <w:rFonts w:ascii="Arial" w:hAnsi="Arial" w:cs="Arial"/>
+          <w:color w:val="000000"/>
+        </w:rPr>
+        <w:t>l'enviament</w:t>
+      </w:r>
+      <w:proofErr w:type="spellEnd"/>
+      <w:r>
+        <w:rPr>
+          <w:rFonts w:ascii="Arial" w:hAnsi="Arial" w:cs="Arial"/>
+          <w:color w:val="000000"/>
+        </w:rPr>
+        <w:t xml:space="preserve"> </w:t>
+      </w:r>
+      <w:proofErr w:type="spellStart"/>
+      <w:r>
+        <w:rPr>
+          <w:rFonts w:ascii="Arial" w:hAnsi="Arial" w:cs="Arial"/>
+          <w:color w:val="000000"/>
+        </w:rPr>
+        <w:t>d'un</w:t>
+      </w:r>
+      <w:proofErr w:type="spellEnd"/>
+      <w:r>
+        <w:rPr>
+          <w:rFonts w:ascii="Arial" w:hAnsi="Arial" w:cs="Arial"/>
+          <w:color w:val="000000"/>
+        </w:rPr>
+        <w:t xml:space="preserve"> </w:t>
+      </w:r>
+      <w:proofErr w:type="spellStart"/>
+      <w:r>
+        <w:rPr>
+          <w:rFonts w:ascii="Arial" w:hAnsi="Arial" w:cs="Arial"/>
+          <w:color w:val="000000"/>
+        </w:rPr>
+        <w:t>missatge</w:t>
+      </w:r>
+      <w:proofErr w:type="spellEnd"/>
+      <w:r>
+        <w:rPr>
+          <w:rFonts w:ascii="Arial" w:hAnsi="Arial" w:cs="Arial"/>
+          <w:color w:val="000000"/>
+        </w:rPr>
+        <w:t xml:space="preserve"> entre dos </w:t>
+      </w:r>
+      <w:proofErr w:type="spellStart"/>
+      <w:r>
+        <w:rPr>
+          <w:rFonts w:ascii="Arial" w:hAnsi="Arial" w:cs="Arial"/>
+          <w:color w:val="000000"/>
+        </w:rPr>
+        <w:t>usuaris</w:t>
+      </w:r>
+      <w:proofErr w:type="spellEnd"/>
+      <w:r>
+        <w:rPr>
+          <w:rFonts w:ascii="Arial" w:hAnsi="Arial" w:cs="Arial"/>
+          <w:color w:val="000000"/>
+        </w:rPr>
+        <w:t>.</w:t>
+      </w:r>
+    </w:p>
+    <w:p>
+      <w:pPr>
+        <w:pStyle w:val="NormalWeb"/>
+        <w:spacing w:before="240" w:beforeAutospacing="0" w:after="240" w:afterAutospacing="0"/>
+        <w:jc w:val="both"/>
+      </w:pPr>
+      <w:r>
+        <w:rPr>
+          <w:rFonts w:ascii="Arial" w:hAnsi="Arial" w:cs="Arial"/>
+          <w:color w:val="000000"/>
+        </w:rPr>
+        <w:t xml:space="preserve">El programa </w:t>
+      </w:r>
+      <w:proofErr w:type="spellStart"/>
+      <w:r>
+        <w:rPr>
+          <w:rFonts w:ascii="Arial" w:hAnsi="Arial" w:cs="Arial"/>
+          <w:color w:val="000000"/>
+        </w:rPr>
+        <w:t>haurà</w:t>
+      </w:r>
+      <w:proofErr w:type="spellEnd"/>
+      <w:r>
+        <w:rPr>
+          <w:rFonts w:ascii="Arial" w:hAnsi="Arial" w:cs="Arial"/>
+          <w:color w:val="000000"/>
+        </w:rPr>
+        <w:t xml:space="preserve"> de:</w:t>
+      </w:r>
+    </w:p>
+    <w:p>
+      <w:pPr>
+        <w:pStyle w:val="NormalWeb"/>
+        <w:numPr>
+          <w:ilvl w:val="0"/>
+          <w:numId w:val="3"/>
+        </w:numPr>
+        <w:spacing w:before="240" w:beforeAutospacing="0" w:after="0" w:afterAutospacing="0"/>
+        <w:textAlignment w:val="baseline"/>
+        <w:rPr>
+          <w:rFonts w:ascii="Arial" w:hAnsi="Arial" w:cs="Arial"/>
+          <w:color w:val="000000"/>
+        </w:rPr>
+      </w:pPr>
+      <w:proofErr w:type="spellStart"/>
+      <w:r>
+        <w:rPr>
+          <w:rFonts w:ascii="Arial" w:hAnsi="Arial" w:cs="Arial"/>
+          <w:color w:val="000000"/>
+        </w:rPr>
+        <w:t>Demanar</w:t>
+      </w:r>
+      <w:proofErr w:type="spellEnd"/>
+      <w:r>
+        <w:rPr>
+          <w:rFonts w:ascii="Arial" w:hAnsi="Arial" w:cs="Arial"/>
+          <w:color w:val="000000"/>
+        </w:rPr>
+        <w:t xml:space="preserve"> a </w:t>
+      </w:r>
+      <w:proofErr w:type="spellStart"/>
+      <w:r>
+        <w:rPr>
+          <w:rFonts w:ascii="Arial" w:hAnsi="Arial" w:cs="Arial"/>
+          <w:color w:val="000000"/>
+        </w:rPr>
+        <w:t>l'emissor</w:t>
+      </w:r>
+      <w:proofErr w:type="spellEnd"/>
+      <w:r>
+        <w:rPr>
+          <w:rFonts w:ascii="Arial" w:hAnsi="Arial" w:cs="Arial"/>
+          <w:color w:val="000000"/>
+        </w:rPr>
+        <w:t xml:space="preserve"> el </w:t>
+      </w:r>
+      <w:proofErr w:type="spellStart"/>
+      <w:r>
+        <w:rPr>
+          <w:rFonts w:ascii="Arial" w:hAnsi="Arial" w:cs="Arial"/>
+          <w:color w:val="000000"/>
+        </w:rPr>
+        <w:t>contingut</w:t>
+      </w:r>
+      <w:proofErr w:type="spellEnd"/>
+      <w:r>
+        <w:rPr>
+          <w:rFonts w:ascii="Arial" w:hAnsi="Arial" w:cs="Arial"/>
+          <w:color w:val="000000"/>
+        </w:rPr>
+        <w:t xml:space="preserve"> </w:t>
+      </w:r>
+      <w:proofErr w:type="spellStart"/>
+      <w:r>
+        <w:rPr>
+          <w:rFonts w:ascii="Arial" w:hAnsi="Arial" w:cs="Arial"/>
+          <w:color w:val="000000"/>
+        </w:rPr>
+        <w:t>d'un</w:t>
+      </w:r>
+      <w:proofErr w:type="spellEnd"/>
+      <w:r>
+        <w:rPr>
+          <w:rFonts w:ascii="Arial" w:hAnsi="Arial" w:cs="Arial"/>
+          <w:color w:val="000000"/>
+        </w:rPr>
+        <w:t xml:space="preserve"> </w:t>
+      </w:r>
+      <w:proofErr w:type="spellStart"/>
+      <w:r>
+        <w:rPr>
+          <w:rFonts w:ascii="Arial" w:hAnsi="Arial" w:cs="Arial"/>
+          <w:color w:val="000000"/>
+        </w:rPr>
+        <w:t>missatge</w:t>
+      </w:r>
+      <w:proofErr w:type="spellEnd"/>
+      <w:r>
+        <w:rPr>
+          <w:rFonts w:ascii="Arial" w:hAnsi="Arial" w:cs="Arial"/>
+          <w:color w:val="000000"/>
+        </w:rPr>
+        <w:t xml:space="preserve"> i el </w:t>
+      </w:r>
+      <w:proofErr w:type="spellStart"/>
+      <w:r>
+        <w:rPr>
+          <w:rFonts w:ascii="Arial" w:hAnsi="Arial" w:cs="Arial"/>
+          <w:color w:val="000000"/>
+        </w:rPr>
+        <w:t>desarà</w:t>
+      </w:r>
+      <w:proofErr w:type="spellEnd"/>
+      <w:r>
+        <w:rPr>
+          <w:rFonts w:ascii="Arial" w:hAnsi="Arial" w:cs="Arial"/>
+          <w:color w:val="000000"/>
+        </w:rPr>
+        <w:t xml:space="preserve"> en un </w:t>
+      </w:r>
+      <w:proofErr w:type="spellStart"/>
+      <w:r>
+        <w:rPr>
+          <w:rFonts w:ascii="Arial" w:hAnsi="Arial" w:cs="Arial"/>
+          <w:color w:val="000000"/>
+        </w:rPr>
+        <w:t>fitxer</w:t>
+      </w:r>
+      <w:proofErr w:type="spellEnd"/>
+      <w:r>
+        <w:rPr>
+          <w:rFonts w:ascii="Arial" w:hAnsi="Arial" w:cs="Arial"/>
+          <w:color w:val="000000"/>
+        </w:rPr>
+        <w:t xml:space="preserve"> “missatge.txt”.</w:t>
+      </w:r>
+    </w:p>
+    <w:p>
+      <w:pPr>
+        <w:pStyle w:val="NormalWeb"/>
+        <w:numPr>
+          <w:ilvl w:val="0"/>
+          <w:numId w:val="3"/>
+        </w:numPr>
+        <w:spacing w:before="0" w:beforeAutospacing="0" w:after="0" w:afterAutospacing="0"/>
+        <w:textAlignment w:val="baseline"/>
+        <w:rPr>
+          <w:rFonts w:ascii="Arial" w:hAnsi="Arial" w:cs="Arial"/>
+          <w:color w:val="000000"/>
+        </w:rPr>
+      </w:pPr>
+      <w:r>
+        <w:rPr>
+          <w:rFonts w:ascii="Arial" w:hAnsi="Arial" w:cs="Arial"/>
+          <w:color w:val="000000"/>
+        </w:rPr>
+        <w:t xml:space="preserve">Calcular i guardar </w:t>
+      </w:r>
+      <w:proofErr w:type="spellStart"/>
+      <w:r>
+        <w:rPr>
+          <w:rFonts w:ascii="Arial" w:hAnsi="Arial" w:cs="Arial"/>
+          <w:color w:val="000000"/>
+        </w:rPr>
+        <w:t>temporalment</w:t>
+      </w:r>
+      <w:proofErr w:type="spellEnd"/>
+      <w:r>
+        <w:rPr>
+          <w:rFonts w:ascii="Arial" w:hAnsi="Arial" w:cs="Arial"/>
+          <w:color w:val="000000"/>
+        </w:rPr>
+        <w:t xml:space="preserve"> el hash original en un </w:t>
+      </w:r>
+      <w:proofErr w:type="spellStart"/>
+      <w:r>
+        <w:rPr>
+          <w:rFonts w:ascii="Arial" w:hAnsi="Arial" w:cs="Arial"/>
+          <w:color w:val="000000"/>
+        </w:rPr>
+        <w:t>fitxer</w:t>
+      </w:r>
+      <w:proofErr w:type="spellEnd"/>
+      <w:r>
+        <w:rPr>
+          <w:rFonts w:ascii="Arial" w:hAnsi="Arial" w:cs="Arial"/>
+          <w:color w:val="000000"/>
+        </w:rPr>
+        <w:t xml:space="preserve"> “</w:t>
+      </w:r>
+      <w:proofErr w:type="spellStart"/>
+      <w:r>
+        <w:rPr>
+          <w:rFonts w:ascii="Arial" w:hAnsi="Arial" w:cs="Arial"/>
+          <w:color w:val="000000"/>
+        </w:rPr>
+        <w:t>missatge.hash</w:t>
+      </w:r>
+      <w:proofErr w:type="spellEnd"/>
+      <w:r>
+        <w:rPr>
+          <w:rFonts w:ascii="Arial" w:hAnsi="Arial" w:cs="Arial"/>
+          <w:color w:val="000000"/>
+        </w:rPr>
+        <w:t>”.</w:t>
+      </w:r>
+    </w:p>
+    <w:p>
+      <w:pPr>
+        <w:pStyle w:val="NormalWeb"/>
+        <w:numPr>
+          <w:ilvl w:val="0"/>
+          <w:numId w:val="3"/>
+        </w:numPr>
+        <w:spacing w:before="0" w:beforeAutospacing="0" w:after="0" w:afterAutospacing="0"/>
+        <w:textAlignment w:val="baseline"/>
+        <w:rPr>
+          <w:rFonts w:ascii="Arial" w:hAnsi="Arial" w:cs="Arial"/>
+          <w:color w:val="000000"/>
+        </w:rPr>
+      </w:pPr>
+      <w:r>
+        <w:rPr>
+          <w:rFonts w:ascii="Arial" w:hAnsi="Arial" w:cs="Arial"/>
+          <w:color w:val="000000"/>
+        </w:rPr>
+        <w:t xml:space="preserve">Simular la </w:t>
+      </w:r>
+      <w:proofErr w:type="spellStart"/>
+      <w:r>
+        <w:rPr>
+          <w:rFonts w:ascii="Arial" w:hAnsi="Arial" w:cs="Arial"/>
+          <w:color w:val="000000"/>
+        </w:rPr>
+        <w:t>recepció</w:t>
+      </w:r>
+      <w:proofErr w:type="spellEnd"/>
+      <w:r>
+        <w:rPr>
+          <w:rFonts w:ascii="Arial" w:hAnsi="Arial" w:cs="Arial"/>
+          <w:color w:val="000000"/>
+        </w:rPr>
+        <w:t xml:space="preserve"> del </w:t>
+      </w:r>
+      <w:proofErr w:type="spellStart"/>
+      <w:r>
+        <w:rPr>
+          <w:rFonts w:ascii="Arial" w:hAnsi="Arial" w:cs="Arial"/>
+          <w:color w:val="000000"/>
+        </w:rPr>
+        <w:t>missatge</w:t>
+      </w:r>
+      <w:proofErr w:type="spellEnd"/>
+      <w:r>
+        <w:rPr>
+          <w:rFonts w:ascii="Arial" w:hAnsi="Arial" w:cs="Arial"/>
+          <w:color w:val="000000"/>
+        </w:rPr>
+        <w:t>.</w:t>
+      </w:r>
+    </w:p>
+    <w:p>
+      <w:pPr>
+        <w:pStyle w:val="NormalWeb"/>
+        <w:numPr>
+          <w:ilvl w:val="0"/>
+          <w:numId w:val="3"/>
+        </w:numPr>
+        <w:spacing w:before="0" w:beforeAutospacing="0" w:after="0" w:afterAutospacing="0"/>
+        <w:textAlignment w:val="baseline"/>
+        <w:rPr>
+          <w:rFonts w:ascii="Arial" w:hAnsi="Arial" w:cs="Arial"/>
+          <w:color w:val="000000"/>
+        </w:rPr>
+      </w:pPr>
+      <w:proofErr w:type="spellStart"/>
+      <w:r>
+        <w:rPr>
+          <w:rFonts w:ascii="Arial" w:hAnsi="Arial" w:cs="Arial"/>
+          <w:color w:val="000000"/>
+        </w:rPr>
+        <w:t>Permetre</w:t>
+      </w:r>
+      <w:proofErr w:type="spellEnd"/>
+      <w:r>
+        <w:rPr>
+          <w:rFonts w:ascii="Arial" w:hAnsi="Arial" w:cs="Arial"/>
+          <w:color w:val="000000"/>
+        </w:rPr>
+        <w:t xml:space="preserve"> </w:t>
+      </w:r>
+      <w:proofErr w:type="spellStart"/>
+      <w:r>
+        <w:rPr>
+          <w:rFonts w:ascii="Arial" w:hAnsi="Arial" w:cs="Arial"/>
+          <w:color w:val="000000"/>
+        </w:rPr>
+        <w:t>introduir</w:t>
+      </w:r>
+      <w:proofErr w:type="spellEnd"/>
+      <w:r>
+        <w:rPr>
+          <w:rFonts w:ascii="Arial" w:hAnsi="Arial" w:cs="Arial"/>
+          <w:color w:val="000000"/>
+        </w:rPr>
+        <w:t xml:space="preserve"> el </w:t>
+      </w:r>
+      <w:proofErr w:type="spellStart"/>
+      <w:r>
+        <w:rPr>
+          <w:rFonts w:ascii="Arial" w:hAnsi="Arial" w:cs="Arial"/>
+          <w:color w:val="000000"/>
+        </w:rPr>
+        <w:t>missatge</w:t>
+      </w:r>
+      <w:proofErr w:type="spellEnd"/>
+      <w:r>
+        <w:rPr>
+          <w:rFonts w:ascii="Arial" w:hAnsi="Arial" w:cs="Arial"/>
+          <w:color w:val="000000"/>
+        </w:rPr>
+        <w:t xml:space="preserve"> </w:t>
+      </w:r>
+      <w:proofErr w:type="spellStart"/>
+      <w:r>
+        <w:rPr>
+          <w:rFonts w:ascii="Arial" w:hAnsi="Arial" w:cs="Arial"/>
+          <w:color w:val="000000"/>
+        </w:rPr>
+        <w:t>rebut</w:t>
+      </w:r>
+      <w:proofErr w:type="spellEnd"/>
+      <w:r>
+        <w:rPr>
+          <w:rFonts w:ascii="Arial" w:hAnsi="Arial" w:cs="Arial"/>
+          <w:color w:val="000000"/>
+        </w:rPr>
+        <w:t xml:space="preserve">, que </w:t>
+      </w:r>
+      <w:proofErr w:type="spellStart"/>
+      <w:r>
+        <w:rPr>
+          <w:rFonts w:ascii="Arial" w:hAnsi="Arial" w:cs="Arial"/>
+          <w:color w:val="000000"/>
+        </w:rPr>
+        <w:t>podrà</w:t>
+      </w:r>
+      <w:proofErr w:type="spellEnd"/>
+      <w:r>
+        <w:rPr>
+          <w:rFonts w:ascii="Arial" w:hAnsi="Arial" w:cs="Arial"/>
+          <w:color w:val="000000"/>
+        </w:rPr>
+        <w:t xml:space="preserve"> ser igual o </w:t>
+      </w:r>
+      <w:proofErr w:type="spellStart"/>
+      <w:r>
+        <w:rPr>
+          <w:rFonts w:ascii="Arial" w:hAnsi="Arial" w:cs="Arial"/>
+          <w:color w:val="000000"/>
+        </w:rPr>
+        <w:t>diferent</w:t>
+      </w:r>
+      <w:proofErr w:type="spellEnd"/>
+      <w:r>
+        <w:rPr>
+          <w:rFonts w:ascii="Arial" w:hAnsi="Arial" w:cs="Arial"/>
+          <w:color w:val="000000"/>
+        </w:rPr>
+        <w:t xml:space="preserve"> de </w:t>
+      </w:r>
+      <w:proofErr w:type="spellStart"/>
+      <w:r>
+        <w:rPr>
+          <w:rFonts w:ascii="Arial" w:hAnsi="Arial" w:cs="Arial"/>
+          <w:color w:val="000000"/>
+        </w:rPr>
+        <w:t>l'original</w:t>
+      </w:r>
+      <w:proofErr w:type="spellEnd"/>
+      <w:r>
+        <w:rPr>
+          <w:rFonts w:ascii="Arial" w:hAnsi="Arial" w:cs="Arial"/>
+          <w:color w:val="000000"/>
+        </w:rPr>
+        <w:t xml:space="preserve">: </w:t>
+      </w:r>
+      <w:proofErr w:type="spellStart"/>
+      <w:r>
+        <w:rPr>
+          <w:rFonts w:ascii="Arial" w:hAnsi="Arial" w:cs="Arial"/>
+          <w:color w:val="000000"/>
+        </w:rPr>
+        <w:t>Introduir</w:t>
+      </w:r>
+      <w:proofErr w:type="spellEnd"/>
+      <w:r>
+        <w:rPr>
+          <w:rFonts w:ascii="Arial" w:hAnsi="Arial" w:cs="Arial"/>
+          <w:color w:val="000000"/>
+        </w:rPr>
+        <w:t xml:space="preserve"> el </w:t>
+      </w:r>
+      <w:proofErr w:type="spellStart"/>
+      <w:r>
+        <w:rPr>
+          <w:rFonts w:ascii="Arial" w:hAnsi="Arial" w:cs="Arial"/>
+          <w:color w:val="000000"/>
+        </w:rPr>
+        <w:t>nom</w:t>
+      </w:r>
+      <w:proofErr w:type="spellEnd"/>
+      <w:r>
+        <w:rPr>
+          <w:rFonts w:ascii="Arial" w:hAnsi="Arial" w:cs="Arial"/>
+          <w:color w:val="000000"/>
+        </w:rPr>
+        <w:t xml:space="preserve"> del </w:t>
+      </w:r>
+      <w:proofErr w:type="spellStart"/>
+      <w:r>
+        <w:rPr>
+          <w:rFonts w:ascii="Arial" w:hAnsi="Arial" w:cs="Arial"/>
+          <w:color w:val="000000"/>
+        </w:rPr>
+        <w:t>fitxer</w:t>
+      </w:r>
+      <w:proofErr w:type="spellEnd"/>
+      <w:r>
+        <w:rPr>
+          <w:rFonts w:ascii="Arial" w:hAnsi="Arial" w:cs="Arial"/>
+          <w:color w:val="000000"/>
+        </w:rPr>
+        <w:t xml:space="preserve"> a </w:t>
+      </w:r>
+      <w:proofErr w:type="spellStart"/>
+      <w:r>
+        <w:rPr>
+          <w:rFonts w:ascii="Arial" w:hAnsi="Arial" w:cs="Arial"/>
+          <w:color w:val="000000"/>
+        </w:rPr>
+        <w:t>llegir</w:t>
+      </w:r>
+      <w:proofErr w:type="spellEnd"/>
+      <w:r>
+        <w:rPr>
+          <w:rFonts w:ascii="Arial" w:hAnsi="Arial" w:cs="Arial"/>
+          <w:color w:val="000000"/>
+        </w:rPr>
+        <w:t xml:space="preserve"> des de </w:t>
+      </w:r>
+      <w:proofErr w:type="spellStart"/>
+      <w:r>
+        <w:rPr>
+          <w:rFonts w:ascii="Arial" w:hAnsi="Arial" w:cs="Arial"/>
+          <w:color w:val="000000"/>
+        </w:rPr>
+        <w:t>teclat</w:t>
+      </w:r>
+      <w:proofErr w:type="spellEnd"/>
+      <w:r>
+        <w:rPr>
+          <w:rFonts w:ascii="Arial" w:hAnsi="Arial" w:cs="Arial"/>
+          <w:color w:val="000000"/>
+        </w:rPr>
+        <w:t xml:space="preserve">. </w:t>
+      </w:r>
+      <w:proofErr w:type="spellStart"/>
+      <w:r>
+        <w:rPr>
+          <w:rFonts w:ascii="Arial" w:hAnsi="Arial" w:cs="Arial"/>
+          <w:color w:val="000000"/>
+        </w:rPr>
+        <w:t>Pot</w:t>
+      </w:r>
+      <w:proofErr w:type="spellEnd"/>
+      <w:r>
+        <w:rPr>
+          <w:rFonts w:ascii="Arial" w:hAnsi="Arial" w:cs="Arial"/>
+          <w:color w:val="000000"/>
+        </w:rPr>
+        <w:t xml:space="preserve"> ser el </w:t>
+      </w:r>
+      <w:proofErr w:type="spellStart"/>
+      <w:r>
+        <w:rPr>
+          <w:rFonts w:ascii="Arial" w:hAnsi="Arial" w:cs="Arial"/>
+          <w:color w:val="000000"/>
+        </w:rPr>
+        <w:t>fitxer</w:t>
+      </w:r>
+      <w:proofErr w:type="spellEnd"/>
+      <w:r>
+        <w:rPr>
+          <w:rFonts w:ascii="Arial" w:hAnsi="Arial" w:cs="Arial"/>
+          <w:color w:val="000000"/>
+        </w:rPr>
+        <w:t xml:space="preserve"> </w:t>
+      </w:r>
+      <w:r>
+        <w:rPr>
+          <w:rFonts w:ascii="Arial" w:hAnsi="Arial" w:cs="Arial"/>
+          <w:color w:val="000000"/>
+        </w:rPr>
+        <w:lastRenderedPageBreak/>
+        <w:t xml:space="preserve">original “missatge.txt” o el “missatgeCanviat.txt” (que conté una </w:t>
+      </w:r>
+      <w:proofErr w:type="spellStart"/>
+      <w:r>
+        <w:rPr>
+          <w:rFonts w:ascii="Arial" w:hAnsi="Arial" w:cs="Arial"/>
+          <w:color w:val="000000"/>
+        </w:rPr>
+        <w:t>versió</w:t>
+      </w:r>
+      <w:proofErr w:type="spellEnd"/>
+      <w:r>
+        <w:rPr>
+          <w:rFonts w:ascii="Arial" w:hAnsi="Arial" w:cs="Arial"/>
+          <w:color w:val="000000"/>
+        </w:rPr>
+        <w:t xml:space="preserve"> modificada de </w:t>
+      </w:r>
+      <w:proofErr w:type="spellStart"/>
+      <w:r>
+        <w:rPr>
+          <w:rFonts w:ascii="Arial" w:hAnsi="Arial" w:cs="Arial"/>
+          <w:color w:val="000000"/>
+        </w:rPr>
+        <w:t>l’original</w:t>
+      </w:r>
+      <w:proofErr w:type="spellEnd"/>
+      <w:r>
+        <w:rPr>
+          <w:rFonts w:ascii="Arial" w:hAnsi="Arial" w:cs="Arial"/>
+          <w:color w:val="000000"/>
+        </w:rPr>
+        <w:t>.</w:t>
+      </w:r>
+    </w:p>
+    <w:p>
+      <w:pPr>
+        <w:pStyle w:val="NormalWeb"/>
+        <w:numPr>
+          <w:ilvl w:val="0"/>
+          <w:numId w:val="3"/>
+        </w:numPr>
+        <w:spacing w:before="0" w:beforeAutospacing="0" w:after="0" w:afterAutospacing="0"/>
+        <w:textAlignment w:val="baseline"/>
+        <w:rPr>
+          <w:rFonts w:ascii="Arial" w:hAnsi="Arial" w:cs="Arial"/>
+          <w:color w:val="000000"/>
+        </w:rPr>
+      </w:pPr>
+      <w:r>
+        <w:rPr>
+          <w:rFonts w:ascii="Arial" w:hAnsi="Arial" w:cs="Arial"/>
+          <w:color w:val="000000"/>
+        </w:rPr>
+        <w:t xml:space="preserve">Calcular el hash del </w:t>
+      </w:r>
+      <w:proofErr w:type="spellStart"/>
+      <w:r>
+        <w:rPr>
+          <w:rFonts w:ascii="Arial" w:hAnsi="Arial" w:cs="Arial"/>
+          <w:color w:val="000000"/>
+        </w:rPr>
+        <w:t>missatge</w:t>
+      </w:r>
+      <w:proofErr w:type="spellEnd"/>
+      <w:r>
+        <w:rPr>
+          <w:rFonts w:ascii="Arial" w:hAnsi="Arial" w:cs="Arial"/>
+          <w:color w:val="000000"/>
+        </w:rPr>
+        <w:t xml:space="preserve"> </w:t>
+      </w:r>
+      <w:proofErr w:type="spellStart"/>
+      <w:r>
+        <w:rPr>
+          <w:rFonts w:ascii="Arial" w:hAnsi="Arial" w:cs="Arial"/>
+          <w:color w:val="000000"/>
+        </w:rPr>
+        <w:t>rebut</w:t>
+      </w:r>
+      <w:proofErr w:type="spellEnd"/>
+      <w:r>
+        <w:rPr>
+          <w:rFonts w:ascii="Arial" w:hAnsi="Arial" w:cs="Arial"/>
+          <w:color w:val="000000"/>
+        </w:rPr>
+        <w:t xml:space="preserve"> (</w:t>
+      </w:r>
+      <w:proofErr w:type="spellStart"/>
+      <w:r>
+        <w:rPr>
+          <w:rFonts w:ascii="Arial" w:hAnsi="Arial" w:cs="Arial"/>
+          <w:color w:val="000000"/>
+        </w:rPr>
+        <w:t>fitxer</w:t>
+      </w:r>
+      <w:proofErr w:type="spellEnd"/>
+      <w:r>
+        <w:rPr>
+          <w:rFonts w:ascii="Arial" w:hAnsi="Arial" w:cs="Arial"/>
+          <w:color w:val="000000"/>
+        </w:rPr>
+        <w:t xml:space="preserve"> </w:t>
+      </w:r>
+      <w:proofErr w:type="spellStart"/>
+      <w:r>
+        <w:rPr>
+          <w:rFonts w:ascii="Arial" w:hAnsi="Arial" w:cs="Arial"/>
+          <w:color w:val="000000"/>
+        </w:rPr>
+        <w:t>indicat</w:t>
+      </w:r>
+      <w:proofErr w:type="spellEnd"/>
+      <w:r>
+        <w:rPr>
+          <w:rFonts w:ascii="Arial" w:hAnsi="Arial" w:cs="Arial"/>
+          <w:color w:val="000000"/>
+        </w:rPr>
+        <w:t xml:space="preserve">) i comparar-lo </w:t>
+      </w:r>
+      <w:proofErr w:type="spellStart"/>
+      <w:r>
+        <w:rPr>
+          <w:rFonts w:ascii="Arial" w:hAnsi="Arial" w:cs="Arial"/>
+          <w:color w:val="000000"/>
+        </w:rPr>
+        <w:t>amb</w:t>
+      </w:r>
+      <w:proofErr w:type="spellEnd"/>
+      <w:r>
+        <w:rPr>
+          <w:rFonts w:ascii="Arial" w:hAnsi="Arial" w:cs="Arial"/>
+          <w:color w:val="000000"/>
+        </w:rPr>
+        <w:t xml:space="preserve"> el hash original (</w:t>
+      </w:r>
+      <w:proofErr w:type="spellStart"/>
+      <w:r>
+        <w:rPr>
+          <w:rFonts w:ascii="Arial" w:hAnsi="Arial" w:cs="Arial"/>
+          <w:color w:val="000000"/>
+        </w:rPr>
+        <w:t>missatge.hash</w:t>
+      </w:r>
+      <w:proofErr w:type="spellEnd"/>
+      <w:r>
+        <w:rPr>
+          <w:rFonts w:ascii="Arial" w:hAnsi="Arial" w:cs="Arial"/>
+          <w:color w:val="000000"/>
+        </w:rPr>
+        <w:t>).</w:t>
+      </w:r>
+    </w:p>
+    <w:p>
+      <w:pPr>
+        <w:pStyle w:val="NormalWeb"/>
+        <w:numPr>
+          <w:ilvl w:val="0"/>
+          <w:numId w:val="3"/>
+        </w:numPr>
+        <w:spacing w:before="0" w:beforeAutospacing="0" w:after="240" w:afterAutospacing="0"/>
+        <w:textAlignment w:val="baseline"/>
+        <w:rPr>
+          <w:rFonts w:ascii="Arial" w:hAnsi="Arial" w:cs="Arial"/>
+          <w:color w:val="000000"/>
+        </w:rPr>
+      </w:pPr>
+      <w:r>
+        <w:rPr>
+          <w:rFonts w:ascii="Arial" w:hAnsi="Arial" w:cs="Arial"/>
+          <w:color w:val="000000"/>
+        </w:rPr>
+        <w:t xml:space="preserve">Indicar si </w:t>
+      </w:r>
+      <w:proofErr w:type="spellStart"/>
+      <w:r>
+        <w:rPr>
+          <w:rFonts w:ascii="Arial" w:hAnsi="Arial" w:cs="Arial"/>
+          <w:color w:val="000000"/>
+        </w:rPr>
+        <w:t>els</w:t>
+      </w:r>
+      <w:proofErr w:type="spellEnd"/>
+      <w:r>
+        <w:rPr>
+          <w:rFonts w:ascii="Arial" w:hAnsi="Arial" w:cs="Arial"/>
+          <w:color w:val="000000"/>
+        </w:rPr>
+        <w:t xml:space="preserve"> dos hashes </w:t>
+      </w:r>
+      <w:proofErr w:type="spellStart"/>
+      <w:r>
+        <w:rPr>
+          <w:rFonts w:ascii="Arial" w:hAnsi="Arial" w:cs="Arial"/>
+          <w:color w:val="000000"/>
+        </w:rPr>
+        <w:t>coincideixen</w:t>
+      </w:r>
+      <w:proofErr w:type="spellEnd"/>
+      <w:r>
+        <w:rPr>
+          <w:rFonts w:ascii="Arial" w:hAnsi="Arial" w:cs="Arial"/>
+          <w:color w:val="000000"/>
+        </w:rPr>
+        <w:t xml:space="preserve"> o si </w:t>
+      </w:r>
+      <w:proofErr w:type="spellStart"/>
+      <w:r>
+        <w:rPr>
+          <w:rFonts w:ascii="Arial" w:hAnsi="Arial" w:cs="Arial"/>
+          <w:color w:val="000000"/>
+        </w:rPr>
+        <w:t>s'ha</w:t>
+      </w:r>
+      <w:proofErr w:type="spellEnd"/>
+      <w:r>
+        <w:rPr>
+          <w:rFonts w:ascii="Arial" w:hAnsi="Arial" w:cs="Arial"/>
+          <w:color w:val="000000"/>
+        </w:rPr>
+        <w:t xml:space="preserve"> </w:t>
+      </w:r>
+      <w:proofErr w:type="spellStart"/>
+      <w:r>
+        <w:rPr>
+          <w:rFonts w:ascii="Arial" w:hAnsi="Arial" w:cs="Arial"/>
+          <w:color w:val="000000"/>
+        </w:rPr>
+        <w:t>detectat</w:t>
+      </w:r>
+      <w:proofErr w:type="spellEnd"/>
+      <w:r>
+        <w:rPr>
+          <w:rFonts w:ascii="Arial" w:hAnsi="Arial" w:cs="Arial"/>
+          <w:color w:val="000000"/>
+        </w:rPr>
+        <w:t xml:space="preserve"> una </w:t>
+      </w:r>
+      <w:proofErr w:type="spellStart"/>
+      <w:r>
+        <w:rPr>
+          <w:rFonts w:ascii="Arial" w:hAnsi="Arial" w:cs="Arial"/>
+          <w:color w:val="000000"/>
+        </w:rPr>
+        <w:t>modificació</w:t>
+      </w:r>
+      <w:proofErr w:type="spellEnd"/>
+      <w:r>
+        <w:rPr>
+          <w:rFonts w:ascii="Arial" w:hAnsi="Arial" w:cs="Arial"/>
+          <w:color w:val="000000"/>
+        </w:rPr>
+        <w:t>.</w:t>
+      </w:r>
+    </w:p>
+    <w:p>
+      <w:pPr>
+        <w:pStyle w:val="NormalWeb"/>
+        <w:spacing w:before="0" w:beforeAutospacing="0" w:after="240" w:afterAutospacing="0"/>
+        <w:textAlignment w:val="baseline"/>
+        <w:rPr>
+          <w:rFonts w:ascii="Arial" w:hAnsi="Arial" w:cs="Arial"/>
+          <w:color w:val="000000"/>
+        </w:rPr>
+      </w:pPr>
+      <w:r>
+        <w:rPr>
+          <w:rFonts w:ascii="Arial" w:hAnsi="Arial" w:cs="Arial"/>
+          <w:noProof/>
+          <w:color w:val="000000"/>
+        </w:rPr>
+        <w:drawing>
+          <wp:inline distT="0" distB="0" distL="0" distR="0">
+            <wp:extent cx="6411237" cy="1065555"/>
+            <wp:effectExtent l="0" t="0" r="8890" b="1270"/>
+            <wp:docPr id="5" name="Imagen 5" descr="C:\Users\litus\OneDrive\Imágenes\Capturas de pantalla\Captura de pantalla 2026-10-24 164024.png"/>
+            <wp:cNvGraphicFramePr>
+              <a:graphicFrameLocks xmlns:a="http://schemas.openxmlformats.org/drawingml/2006/main" noChangeAspect="1"/>
+            </wp:cNvGraphicFramePr>
+            <a:graphic xmlns:a="http://schemas.openxmlformats.org/drawingml/2006/main">
+              <a:graphicData uri="http://schemas.openxmlformats.org/drawingml/2006/picture">
+                <pic:pic xmlns:pic="http://schemas.openxmlformats.org/drawingml/2006/picture">
+                  <pic:nvPicPr>
+                    <pic:cNvPr id="0" name="Picture 6" descr="C:\Users\litus\OneDrive\Imágenes\Capturas de pantalla\Captura de pantalla 2026-10-24 164024.png"/>
+                    <pic:cNvPicPr>
+                      <a:picLocks noChangeAspect="1" noChangeArrowheads="1"/>
+                    </pic:cNvPicPr>
+                  </pic:nvPicPr>
+                  <pic:blipFill>
+                    <a:blip r:embed="rId10">
+                      <a:extLst>
+                        <a:ext uri="{28A0092B-C50C-407E-A947-70E740481C1C}">
+                          <a14:useLocalDpi xmlns:a14="http://schemas.microsoft.com/office/drawing/2010/main" val="0"/>
+                        </a:ext>
+                      </a:extLst>
+                    </a:blip>
+                    <a:srcRect/>
+                    <a:stretch>
+                      <a:fillRect/>
+                    </a:stretch>
+                  </pic:blipFill>
+                  <pic:spPr bwMode="auto">
+                    <a:xfrm>
+                      <a:off x="0" y="0"/>
+                      <a:ext cx="6408223" cy="1065054"/>
+                    </a:xfrm>
+                    <a:prstGeom prst="rect">
+                      <a:avLst/>
+                    </a:prstGeom>
+                    <a:noFill/>
+                    <a:ln>
+                      <a:noFill/>
+                    </a:ln>
+                  </pic:spPr>
+                </pic:pic>
+              </a:graphicData>
+            </a:graphic>
+          </wp:inline>
+        </w:drawing>
+      </w:r>
+    </w:p>
+    <w:p>
+      <w:pPr>
+        <w:pStyle w:val="NormalWeb"/>
+        <w:spacing w:before="240" w:beforeAutospacing="0" w:after="240" w:afterAutospacing="0"/>
+        <w:jc w:val="both"/>
+        <w:rPr>
+          <w:rFonts w:ascii="Arial" w:hAnsi="Arial" w:cs="Arial"/>
+          <w:color w:val="000000"/>
+        </w:rPr>
+      </w:pPr>
+      <w:r>
+        <w:rPr>
+          <w:rFonts w:ascii="Arial" w:hAnsi="Arial" w:cs="Arial"/>
+          <w:noProof/>
+          <w:color w:val="000000"/>
+        </w:rPr>
+        <w:drawing>
+          <wp:inline distT="0" distB="0" distL="0" distR="0">
+            <wp:extent cx="6416040" cy="1093137"/>
+            <wp:effectExtent l="0" t="0" r="3810" b="0"/>
+            <wp:docPr id="6" name="Imagen 6" descr="C:\Users\litus\OneDrive\Imágenes\Capturas de pantalla\Captura de pantalla 2026-10-24 164213.png"/>
+            <wp:cNvGraphicFramePr>
+              <a:graphicFrameLocks xmlns:a="http://schemas.openxmlformats.org/drawingml/2006/main" noChangeAspect="1"/>
+            </wp:cNvGraphicFramePr>
+            <a:graphic xmlns:a="http://schemas.openxmlformats.org/drawingml/2006/main">
+              <a:graphicData uri="http://schemas.openxmlformats.org/drawingml/2006/picture">
+                <pic:pic xmlns:pic="http://schemas.openxmlformats.org/drawingml/2006/picture">
+                  <pic:nvPicPr>
+                    <pic:cNvPr id="0" name="Picture 7" descr="C:\Users\litus\OneDrive\Imágenes\Capturas de pantalla\Captura de pantalla 2026-10-24 164213.png"/>
+                    <pic:cNvPicPr>
+                      <a:picLocks noChangeAspect="1" noChangeArrowheads="1"/>
+                    </pic:cNvPicPr>
+                  </pic:nvPicPr>
+                  <pic:blipFill>
+                    <a:blip r:embed="rId11">
+                      <a:extLst>
+                        <a:ext uri="{28A0092B-C50C-407E-A947-70E740481C1C}">
+                          <a14:useLocalDpi xmlns:a14="http://schemas.microsoft.com/office/drawing/2010/main" val="0"/>
+                        </a:ext>
+                      </a:extLst>
+                    </a:blip>
+                    <a:srcRect/>
+                    <a:stretch>
+                      <a:fillRect/>
+                    </a:stretch>
+                  </pic:blipFill>
+                  <pic:spPr bwMode="auto">
+                    <a:xfrm>
+                      <a:off x="0" y="0"/>
+                      <a:ext cx="6413024" cy="1092623"/>
+                    </a:xfrm>
+                    <a:prstGeom prst="rect">
+                      <a:avLst/>
+                    </a:prstGeom>
+                    <a:noFill/>
+                    <a:ln>
+                      <a:noFill/>
+                    </a:ln>
+                  </pic:spPr>
+                </pic:pic>
+              </a:graphicData>
+            </a:graphic>
+          </wp:inline>
+        </w:drawing>
+      </w:r>
+    </w:p>
+    <w:p>
+      <w:pPr>
+        <w:pStyle w:val="NormalWeb"/>
+        <w:spacing w:before="240" w:beforeAutospacing="0" w:after="240" w:afterAutospacing="0"/>
+        <w:jc w:val="both"/>
+        <w:rPr>
+          <w:rFonts w:ascii="Arial" w:hAnsi="Arial" w:cs="Arial"/>
+          <w:color w:val="000000"/>
+        </w:rPr>
+      </w:pPr>
+      <w:r>
+        <w:rPr>
+          <w:rFonts w:ascii="Arial" w:hAnsi="Arial" w:cs="Arial"/>
+          <w:color w:val="000000"/>
+        </w:rPr>
+        <w:t xml:space="preserve">El </w:t>
+      </w:r>
+      <w:proofErr w:type="spellStart"/>
+      <w:r>
+        <w:rPr>
+          <w:rFonts w:ascii="Arial" w:hAnsi="Arial" w:cs="Arial"/>
+          <w:color w:val="000000"/>
+        </w:rPr>
+        <w:t>missatge</w:t>
+      </w:r>
+      <w:proofErr w:type="spellEnd"/>
+      <w:r>
+        <w:rPr>
+          <w:rFonts w:ascii="Arial" w:hAnsi="Arial" w:cs="Arial"/>
+          <w:color w:val="000000"/>
+        </w:rPr>
+        <w:t xml:space="preserve"> que hi ha a </w:t>
+      </w:r>
+      <w:proofErr w:type="spellStart"/>
+      <w:r>
+        <w:rPr>
+          <w:rFonts w:ascii="Arial" w:hAnsi="Arial" w:cs="Arial"/>
+          <w:color w:val="000000"/>
+        </w:rPr>
+        <w:t>l’arxiu</w:t>
+      </w:r>
+      <w:proofErr w:type="spellEnd"/>
+      <w:r>
+        <w:rPr>
+          <w:rFonts w:ascii="Arial" w:hAnsi="Arial" w:cs="Arial"/>
+          <w:color w:val="000000"/>
+        </w:rPr>
+        <w:t xml:space="preserve"> missatgeCanviat.txt </w:t>
+      </w:r>
+      <w:proofErr w:type="spellStart"/>
+      <w:r>
+        <w:rPr>
+          <w:rFonts w:ascii="Arial" w:hAnsi="Arial" w:cs="Arial"/>
+          <w:color w:val="000000"/>
+        </w:rPr>
+        <w:t>és</w:t>
+      </w:r>
+      <w:proofErr w:type="spellEnd"/>
+      <w:r>
+        <w:rPr>
+          <w:rFonts w:ascii="Arial" w:hAnsi="Arial" w:cs="Arial"/>
+          <w:color w:val="000000"/>
+        </w:rPr>
+        <w:t xml:space="preserve">: Hola </w:t>
+      </w:r>
+      <w:proofErr w:type="spellStart"/>
+      <w:r>
+        <w:rPr>
+          <w:rFonts w:ascii="Arial" w:hAnsi="Arial" w:cs="Arial"/>
+          <w:color w:val="000000"/>
+        </w:rPr>
+        <w:t>Món</w:t>
+      </w:r>
+      <w:proofErr w:type="spellEnd"/>
+      <w:r>
+        <w:rPr>
+          <w:rFonts w:ascii="Arial" w:hAnsi="Arial" w:cs="Arial"/>
+          <w:color w:val="000000"/>
+        </w:rPr>
+        <w:t xml:space="preserve">! Per </w:t>
+      </w:r>
+      <w:proofErr w:type="spellStart"/>
+      <w:r>
+        <w:rPr>
+          <w:rFonts w:ascii="Arial" w:hAnsi="Arial" w:cs="Arial"/>
+          <w:color w:val="000000"/>
+        </w:rPr>
+        <w:t>tant</w:t>
+      </w:r>
+      <w:proofErr w:type="spellEnd"/>
+      <w:r>
+        <w:rPr>
+          <w:rFonts w:ascii="Arial" w:hAnsi="Arial" w:cs="Arial"/>
+          <w:color w:val="000000"/>
+        </w:rPr>
+        <w:t xml:space="preserve"> no </w:t>
+      </w:r>
+      <w:proofErr w:type="spellStart"/>
+      <w:r>
+        <w:rPr>
+          <w:rFonts w:ascii="Arial" w:hAnsi="Arial" w:cs="Arial"/>
+          <w:color w:val="000000"/>
+        </w:rPr>
+        <w:t>coincideix</w:t>
+      </w:r>
+      <w:proofErr w:type="spellEnd"/>
+      <w:r>
+        <w:rPr>
+          <w:rFonts w:ascii="Arial" w:hAnsi="Arial" w:cs="Arial"/>
+          <w:color w:val="000000"/>
+        </w:rPr>
+        <w:t xml:space="preserve"> </w:t>
+      </w:r>
+      <w:proofErr w:type="spellStart"/>
+      <w:r>
+        <w:rPr>
+          <w:rFonts w:ascii="Arial" w:hAnsi="Arial" w:cs="Arial"/>
+          <w:color w:val="000000"/>
+        </w:rPr>
+        <w:t>amb</w:t>
+      </w:r>
+      <w:proofErr w:type="spellEnd"/>
+      <w:r>
+        <w:rPr>
+          <w:rFonts w:ascii="Arial" w:hAnsi="Arial" w:cs="Arial"/>
+          <w:color w:val="000000"/>
+        </w:rPr>
+        <w:t xml:space="preserve"> Hola </w:t>
+      </w:r>
+      <w:proofErr w:type="spellStart"/>
+      <w:r>
+        <w:rPr>
+          <w:rFonts w:ascii="Arial" w:hAnsi="Arial" w:cs="Arial"/>
+          <w:color w:val="000000"/>
+        </w:rPr>
+        <w:t>món</w:t>
+      </w:r>
+      <w:proofErr w:type="spellEnd"/>
+      <w:r>
+        <w:rPr>
+          <w:rFonts w:ascii="Arial" w:hAnsi="Arial" w:cs="Arial"/>
+          <w:color w:val="000000"/>
+        </w:rPr>
+        <w:t>.</w:t>
+      </w:r>
+    </w:p>
+    <w:p>
+      <w:pPr>
+        <w:pStyle w:val="NormalWeb"/>
+        <w:spacing w:before="240" w:beforeAutospacing="0" w:after="240" w:afterAutospacing="0"/>
+        <w:jc w:val="both"/>
+      </w:pPr>
+      <w:proofErr w:type="spellStart"/>
+      <w:r>
+        <w:rPr>
+          <w:rFonts w:ascii="Arial" w:hAnsi="Arial" w:cs="Arial"/>
+          <w:color w:val="000000"/>
+        </w:rPr>
+        <w:t>Aquesta</w:t>
+      </w:r>
+      <w:proofErr w:type="spellEnd"/>
+      <w:r>
+        <w:rPr>
+          <w:rFonts w:ascii="Arial" w:hAnsi="Arial" w:cs="Arial"/>
+          <w:color w:val="000000"/>
+        </w:rPr>
+        <w:t xml:space="preserve"> </w:t>
+      </w:r>
+      <w:proofErr w:type="spellStart"/>
+      <w:r>
+        <w:rPr>
+          <w:rFonts w:ascii="Arial" w:hAnsi="Arial" w:cs="Arial"/>
+          <w:color w:val="000000"/>
+        </w:rPr>
+        <w:t>part</w:t>
+      </w:r>
+      <w:proofErr w:type="spellEnd"/>
+      <w:r>
+        <w:rPr>
+          <w:rFonts w:ascii="Arial" w:hAnsi="Arial" w:cs="Arial"/>
+          <w:color w:val="000000"/>
+        </w:rPr>
+        <w:t xml:space="preserve"> ha de </w:t>
+      </w:r>
+      <w:proofErr w:type="spellStart"/>
+      <w:r>
+        <w:rPr>
+          <w:rFonts w:ascii="Arial" w:hAnsi="Arial" w:cs="Arial"/>
+          <w:color w:val="000000"/>
+        </w:rPr>
+        <w:t>permetre</w:t>
+      </w:r>
+      <w:proofErr w:type="spellEnd"/>
+      <w:r>
+        <w:rPr>
+          <w:rFonts w:ascii="Arial" w:hAnsi="Arial" w:cs="Arial"/>
+          <w:color w:val="000000"/>
+        </w:rPr>
+        <w:t xml:space="preserve"> </w:t>
+      </w:r>
+      <w:proofErr w:type="spellStart"/>
+      <w:r>
+        <w:rPr>
+          <w:rFonts w:ascii="Arial" w:hAnsi="Arial" w:cs="Arial"/>
+          <w:color w:val="000000"/>
+        </w:rPr>
+        <w:t>comprovar</w:t>
+      </w:r>
+      <w:proofErr w:type="spellEnd"/>
+      <w:r>
+        <w:rPr>
+          <w:rFonts w:ascii="Arial" w:hAnsi="Arial" w:cs="Arial"/>
+          <w:color w:val="000000"/>
+        </w:rPr>
+        <w:t xml:space="preserve"> </w:t>
+      </w:r>
+      <w:proofErr w:type="spellStart"/>
+      <w:r>
+        <w:rPr>
+          <w:rFonts w:ascii="Arial" w:hAnsi="Arial" w:cs="Arial"/>
+          <w:color w:val="000000"/>
+        </w:rPr>
+        <w:t>experimentalment</w:t>
+      </w:r>
+      <w:proofErr w:type="spellEnd"/>
+      <w:r>
+        <w:rPr>
+          <w:rFonts w:ascii="Arial" w:hAnsi="Arial" w:cs="Arial"/>
+          <w:color w:val="000000"/>
+        </w:rPr>
+        <w:t xml:space="preserve"> </w:t>
+      </w:r>
+      <w:proofErr w:type="spellStart"/>
+      <w:r>
+        <w:rPr>
+          <w:rFonts w:ascii="Arial" w:hAnsi="Arial" w:cs="Arial"/>
+          <w:color w:val="000000"/>
+        </w:rPr>
+        <w:t>com</w:t>
+      </w:r>
+      <w:proofErr w:type="spellEnd"/>
+      <w:r>
+        <w:rPr>
+          <w:rFonts w:ascii="Arial" w:hAnsi="Arial" w:cs="Arial"/>
+          <w:color w:val="000000"/>
+        </w:rPr>
+        <w:t xml:space="preserve"> una </w:t>
+      </w:r>
+      <w:proofErr w:type="spellStart"/>
+      <w:r>
+        <w:rPr>
+          <w:rFonts w:ascii="Arial" w:hAnsi="Arial" w:cs="Arial"/>
+          <w:color w:val="000000"/>
+        </w:rPr>
+        <w:t>modificació</w:t>
+      </w:r>
+      <w:proofErr w:type="spellEnd"/>
+      <w:r>
+        <w:rPr>
+          <w:rFonts w:ascii="Arial" w:hAnsi="Arial" w:cs="Arial"/>
+          <w:color w:val="000000"/>
+        </w:rPr>
+        <w:t xml:space="preserve"> del </w:t>
+      </w:r>
+      <w:proofErr w:type="spellStart"/>
+      <w:r>
+        <w:rPr>
+          <w:rFonts w:ascii="Arial" w:hAnsi="Arial" w:cs="Arial"/>
+          <w:color w:val="000000"/>
+        </w:rPr>
+        <w:t>missatge</w:t>
+      </w:r>
+      <w:proofErr w:type="spellEnd"/>
+      <w:r>
+        <w:rPr>
+          <w:rFonts w:ascii="Arial" w:hAnsi="Arial" w:cs="Arial"/>
+          <w:color w:val="000000"/>
+        </w:rPr>
+        <w:t xml:space="preserve"> afecta el </w:t>
+      </w:r>
+      <w:proofErr w:type="spellStart"/>
+      <w:r>
+        <w:rPr>
+          <w:rFonts w:ascii="Arial" w:hAnsi="Arial" w:cs="Arial"/>
+          <w:color w:val="000000"/>
+        </w:rPr>
+        <w:t>seu</w:t>
+      </w:r>
+      <w:proofErr w:type="spellEnd"/>
+      <w:r>
+        <w:rPr>
+          <w:rFonts w:ascii="Arial" w:hAnsi="Arial" w:cs="Arial"/>
+          <w:color w:val="000000"/>
+        </w:rPr>
+        <w:t xml:space="preserve"> hash.</w:t>
+      </w:r>
+    </w:p>
+    <w:p>
+      <w:pPr>
+        <w:pStyle w:val="NormalWeb"/>
+        <w:spacing w:before="240" w:beforeAutospacing="0" w:after="240" w:afterAutospacing="0"/>
+        <w:jc w:val="both"/>
+      </w:pPr>
+      <w:proofErr w:type="spellStart"/>
+      <w:r>
+        <w:rPr>
+          <w:rFonts w:ascii="Arial" w:hAnsi="Arial" w:cs="Arial"/>
+          <w:b/>
+          <w:bCs/>
+          <w:color w:val="000000"/>
+        </w:rPr>
+        <w:t>Part</w:t>
+      </w:r>
+      <w:proofErr w:type="spellEnd"/>
+      <w:r>
+        <w:rPr>
+          <w:rFonts w:ascii="Arial" w:hAnsi="Arial" w:cs="Arial"/>
+          <w:b/>
+          <w:bCs/>
+          <w:color w:val="000000"/>
+        </w:rPr>
+        <w:t xml:space="preserve"> 3: </w:t>
+      </w:r>
+      <w:r>
+        <w:rPr>
+          <w:rFonts w:ascii="Arial" w:hAnsi="Arial" w:cs="Arial"/>
+          <w:b/>
+          <w:bCs/>
+          <w:color w:val="000000"/>
+          <w:sz w:val="26"/>
+          <w:szCs w:val="26"/>
+        </w:rPr>
+        <w:t xml:space="preserve">Registre </w:t>
+      </w:r>
+      <w:proofErr w:type="spellStart"/>
+      <w:r>
+        <w:rPr>
+          <w:rFonts w:ascii="Arial" w:hAnsi="Arial" w:cs="Arial"/>
+          <w:b/>
+          <w:bCs/>
+          <w:color w:val="000000"/>
+          <w:sz w:val="26"/>
+          <w:szCs w:val="26"/>
+        </w:rPr>
+        <w:t>d'usuaris</w:t>
+      </w:r>
+      <w:proofErr w:type="spellEnd"/>
+      <w:r>
+        <w:rPr>
+          <w:rFonts w:ascii="Arial" w:hAnsi="Arial" w:cs="Arial"/>
+          <w:b/>
+          <w:bCs/>
+          <w:color w:val="000000"/>
+          <w:sz w:val="26"/>
+          <w:szCs w:val="26"/>
+        </w:rPr>
+        <w:t xml:space="preserve"> </w:t>
+      </w:r>
+      <w:proofErr w:type="spellStart"/>
+      <w:r>
+        <w:rPr>
+          <w:rFonts w:ascii="Arial" w:hAnsi="Arial" w:cs="Arial"/>
+          <w:b/>
+          <w:bCs/>
+          <w:color w:val="000000"/>
+          <w:sz w:val="26"/>
+          <w:szCs w:val="26"/>
+        </w:rPr>
+        <w:t>amb</w:t>
+      </w:r>
+      <w:proofErr w:type="spellEnd"/>
+      <w:r>
+        <w:rPr>
+          <w:rFonts w:ascii="Arial" w:hAnsi="Arial" w:cs="Arial"/>
+          <w:b/>
+          <w:bCs/>
+          <w:color w:val="000000"/>
+          <w:sz w:val="26"/>
+          <w:szCs w:val="26"/>
+        </w:rPr>
+        <w:t xml:space="preserve"> </w:t>
+      </w:r>
+      <w:proofErr w:type="spellStart"/>
+      <w:r>
+        <w:rPr>
+          <w:rFonts w:ascii="Arial" w:hAnsi="Arial" w:cs="Arial"/>
+          <w:b/>
+          <w:bCs/>
+          <w:color w:val="000000"/>
+          <w:sz w:val="26"/>
+          <w:szCs w:val="26"/>
+        </w:rPr>
+        <w:t>salt</w:t>
+      </w:r>
+      <w:proofErr w:type="spellEnd"/>
+    </w:p>
+    <w:p>
+      <w:pPr>
+        <w:pStyle w:val="NormalWeb"/>
+        <w:spacing w:before="240" w:beforeAutospacing="0" w:after="240" w:afterAutospacing="0"/>
+        <w:jc w:val="both"/>
+      </w:pPr>
+      <w:proofErr w:type="spellStart"/>
+      <w:r>
+        <w:rPr>
+          <w:rFonts w:ascii="Arial" w:hAnsi="Arial" w:cs="Arial"/>
+          <w:color w:val="000000"/>
+        </w:rPr>
+        <w:t>Desenvolupa</w:t>
+      </w:r>
+      <w:proofErr w:type="spellEnd"/>
+      <w:r>
+        <w:rPr>
+          <w:rFonts w:ascii="Arial" w:hAnsi="Arial" w:cs="Arial"/>
+          <w:color w:val="000000"/>
+        </w:rPr>
+        <w:t xml:space="preserve"> un sistema de registre que </w:t>
+      </w:r>
+      <w:proofErr w:type="spellStart"/>
+      <w:r>
+        <w:rPr>
+          <w:rFonts w:ascii="Arial" w:hAnsi="Arial" w:cs="Arial"/>
+          <w:color w:val="000000"/>
+        </w:rPr>
+        <w:t>permeti</w:t>
+      </w:r>
+      <w:proofErr w:type="spellEnd"/>
+      <w:r>
+        <w:rPr>
+          <w:rFonts w:ascii="Arial" w:hAnsi="Arial" w:cs="Arial"/>
+          <w:color w:val="000000"/>
+        </w:rPr>
+        <w:t xml:space="preserve"> crear </w:t>
+      </w:r>
+      <w:proofErr w:type="spellStart"/>
+      <w:r>
+        <w:rPr>
+          <w:rFonts w:ascii="Arial" w:hAnsi="Arial" w:cs="Arial"/>
+          <w:color w:val="000000"/>
+        </w:rPr>
+        <w:t>usuaris</w:t>
+      </w:r>
+      <w:proofErr w:type="spellEnd"/>
+      <w:r>
+        <w:rPr>
+          <w:rFonts w:ascii="Arial" w:hAnsi="Arial" w:cs="Arial"/>
+          <w:color w:val="000000"/>
+        </w:rPr>
+        <w:t xml:space="preserve"> i </w:t>
+      </w:r>
+      <w:proofErr w:type="spellStart"/>
+      <w:r>
+        <w:rPr>
+          <w:rFonts w:ascii="Arial" w:hAnsi="Arial" w:cs="Arial"/>
+          <w:color w:val="000000"/>
+        </w:rPr>
+        <w:t>emmagatzemar</w:t>
+      </w:r>
+      <w:proofErr w:type="spellEnd"/>
+      <w:r>
+        <w:rPr>
+          <w:rFonts w:ascii="Arial" w:hAnsi="Arial" w:cs="Arial"/>
+          <w:color w:val="000000"/>
+        </w:rPr>
+        <w:t xml:space="preserve"> les </w:t>
+      </w:r>
+      <w:proofErr w:type="spellStart"/>
+      <w:r>
+        <w:rPr>
+          <w:rFonts w:ascii="Arial" w:hAnsi="Arial" w:cs="Arial"/>
+          <w:color w:val="000000"/>
+        </w:rPr>
+        <w:t>seves</w:t>
+      </w:r>
+      <w:proofErr w:type="spellEnd"/>
+      <w:r>
+        <w:rPr>
+          <w:rFonts w:ascii="Arial" w:hAnsi="Arial" w:cs="Arial"/>
+          <w:color w:val="000000"/>
+        </w:rPr>
+        <w:t xml:space="preserve"> </w:t>
+      </w:r>
+      <w:proofErr w:type="spellStart"/>
+      <w:r>
+        <w:rPr>
+          <w:rFonts w:ascii="Arial" w:hAnsi="Arial" w:cs="Arial"/>
+          <w:color w:val="000000"/>
+        </w:rPr>
+        <w:t>credencials</w:t>
+      </w:r>
+      <w:proofErr w:type="spellEnd"/>
+      <w:r>
+        <w:rPr>
+          <w:rFonts w:ascii="Arial" w:hAnsi="Arial" w:cs="Arial"/>
+          <w:color w:val="000000"/>
+        </w:rPr>
+        <w:t xml:space="preserve"> de manera que les </w:t>
+      </w:r>
+      <w:proofErr w:type="spellStart"/>
+      <w:r>
+        <w:rPr>
+          <w:rFonts w:ascii="Arial" w:hAnsi="Arial" w:cs="Arial"/>
+          <w:color w:val="000000"/>
+        </w:rPr>
+        <w:t>contrasenyes</w:t>
+      </w:r>
+      <w:proofErr w:type="spellEnd"/>
+      <w:r>
+        <w:rPr>
+          <w:rFonts w:ascii="Arial" w:hAnsi="Arial" w:cs="Arial"/>
+          <w:color w:val="000000"/>
+        </w:rPr>
+        <w:t xml:space="preserve"> </w:t>
+      </w:r>
+      <w:proofErr w:type="spellStart"/>
+      <w:r>
+        <w:rPr>
+          <w:rFonts w:ascii="Arial" w:hAnsi="Arial" w:cs="Arial"/>
+          <w:color w:val="000000"/>
+        </w:rPr>
+        <w:t>originals</w:t>
+      </w:r>
+      <w:proofErr w:type="spellEnd"/>
+      <w:r>
+        <w:rPr>
+          <w:rFonts w:ascii="Arial" w:hAnsi="Arial" w:cs="Arial"/>
+          <w:color w:val="000000"/>
+        </w:rPr>
+        <w:t xml:space="preserve"> no es </w:t>
+      </w:r>
+      <w:proofErr w:type="spellStart"/>
+      <w:r>
+        <w:rPr>
+          <w:rFonts w:ascii="Arial" w:hAnsi="Arial" w:cs="Arial"/>
+          <w:color w:val="000000"/>
+        </w:rPr>
+        <w:t>guardin</w:t>
+      </w:r>
+      <w:proofErr w:type="spellEnd"/>
+      <w:r>
+        <w:rPr>
+          <w:rFonts w:ascii="Arial" w:hAnsi="Arial" w:cs="Arial"/>
+          <w:color w:val="000000"/>
+        </w:rPr>
+        <w:t xml:space="preserve"> en </w:t>
+      </w:r>
+      <w:proofErr w:type="spellStart"/>
+      <w:r>
+        <w:rPr>
+          <w:rFonts w:ascii="Arial" w:hAnsi="Arial" w:cs="Arial"/>
+          <w:color w:val="000000"/>
+        </w:rPr>
+        <w:t>text</w:t>
+      </w:r>
+      <w:proofErr w:type="spellEnd"/>
+      <w:r>
+        <w:rPr>
+          <w:rFonts w:ascii="Arial" w:hAnsi="Arial" w:cs="Arial"/>
+          <w:color w:val="000000"/>
+        </w:rPr>
+        <w:t xml:space="preserve"> </w:t>
+      </w:r>
+      <w:proofErr w:type="spellStart"/>
+      <w:r>
+        <w:rPr>
+          <w:rFonts w:ascii="Arial" w:hAnsi="Arial" w:cs="Arial"/>
+          <w:color w:val="000000"/>
+        </w:rPr>
+        <w:t>pla</w:t>
+      </w:r>
+      <w:proofErr w:type="spellEnd"/>
+      <w:r>
+        <w:rPr>
+          <w:rFonts w:ascii="Arial" w:hAnsi="Arial" w:cs="Arial"/>
+          <w:color w:val="000000"/>
+        </w:rPr>
+        <w:t>.</w:t>
+      </w:r>
+    </w:p>
+    <w:p>
+      <w:pPr>
+        <w:pStyle w:val="NormalWeb"/>
+        <w:spacing w:before="240" w:beforeAutospacing="0" w:after="240" w:afterAutospacing="0"/>
+        <w:jc w:val="both"/>
+      </w:pPr>
+      <w:r>
+        <w:rPr>
+          <w:rFonts w:ascii="Arial" w:hAnsi="Arial" w:cs="Arial"/>
+          <w:color w:val="000000"/>
+        </w:rPr>
+        <w:t xml:space="preserve">Per a cada </w:t>
+      </w:r>
+      <w:proofErr w:type="spellStart"/>
+      <w:r>
+        <w:rPr>
+          <w:rFonts w:ascii="Arial" w:hAnsi="Arial" w:cs="Arial"/>
+          <w:color w:val="000000"/>
+        </w:rPr>
+        <w:t>usuari</w:t>
+      </w:r>
+      <w:proofErr w:type="spellEnd"/>
+      <w:r>
+        <w:rPr>
+          <w:rFonts w:ascii="Arial" w:hAnsi="Arial" w:cs="Arial"/>
+          <w:color w:val="000000"/>
+        </w:rPr>
+        <w:t xml:space="preserve">, el programa </w:t>
+      </w:r>
+      <w:proofErr w:type="spellStart"/>
+      <w:r>
+        <w:rPr>
+          <w:rFonts w:ascii="Arial" w:hAnsi="Arial" w:cs="Arial"/>
+          <w:color w:val="000000"/>
+        </w:rPr>
+        <w:t>haurà</w:t>
+      </w:r>
+      <w:proofErr w:type="spellEnd"/>
+      <w:r>
+        <w:rPr>
+          <w:rFonts w:ascii="Arial" w:hAnsi="Arial" w:cs="Arial"/>
+          <w:color w:val="000000"/>
+        </w:rPr>
+        <w:t xml:space="preserve"> de:</w:t>
+      </w:r>
+    </w:p>
+    <w:p>
+      <w:pPr>
+        <w:pStyle w:val="NormalWeb"/>
+        <w:numPr>
+          <w:ilvl w:val="0"/>
+          <w:numId w:val="4"/>
+        </w:numPr>
+        <w:spacing w:before="240" w:beforeAutospacing="0" w:after="0" w:afterAutospacing="0"/>
+        <w:textAlignment w:val="baseline"/>
+        <w:rPr>
+          <w:rFonts w:ascii="Arial" w:hAnsi="Arial" w:cs="Arial"/>
+          <w:color w:val="000000"/>
+        </w:rPr>
+      </w:pPr>
+      <w:proofErr w:type="spellStart"/>
+      <w:r>
+        <w:rPr>
+          <w:rFonts w:ascii="Arial" w:hAnsi="Arial" w:cs="Arial"/>
+          <w:color w:val="000000"/>
+        </w:rPr>
+        <w:t>Demanar</w:t>
+      </w:r>
+      <w:proofErr w:type="spellEnd"/>
+      <w:r>
+        <w:rPr>
+          <w:rFonts w:ascii="Arial" w:hAnsi="Arial" w:cs="Arial"/>
+          <w:color w:val="000000"/>
+        </w:rPr>
+        <w:t xml:space="preserve"> un </w:t>
+      </w:r>
+      <w:proofErr w:type="spellStart"/>
+      <w:r>
+        <w:rPr>
+          <w:rFonts w:ascii="Arial" w:hAnsi="Arial" w:cs="Arial"/>
+          <w:color w:val="000000"/>
+        </w:rPr>
+        <w:t>nom</w:t>
+      </w:r>
+      <w:proofErr w:type="spellEnd"/>
+      <w:r>
+        <w:rPr>
+          <w:rFonts w:ascii="Arial" w:hAnsi="Arial" w:cs="Arial"/>
+          <w:color w:val="000000"/>
+        </w:rPr>
+        <w:t xml:space="preserve"> </w:t>
+      </w:r>
+      <w:proofErr w:type="spellStart"/>
+      <w:r>
+        <w:rPr>
+          <w:rFonts w:ascii="Arial" w:hAnsi="Arial" w:cs="Arial"/>
+          <w:color w:val="000000"/>
+        </w:rPr>
+        <w:t>d'usuari</w:t>
+      </w:r>
+      <w:proofErr w:type="spellEnd"/>
+      <w:r>
+        <w:rPr>
+          <w:rFonts w:ascii="Arial" w:hAnsi="Arial" w:cs="Arial"/>
+          <w:color w:val="000000"/>
+        </w:rPr>
+        <w:t xml:space="preserve"> i una </w:t>
+      </w:r>
+      <w:proofErr w:type="spellStart"/>
+      <w:r>
+        <w:rPr>
+          <w:rFonts w:ascii="Arial" w:hAnsi="Arial" w:cs="Arial"/>
+          <w:color w:val="000000"/>
+        </w:rPr>
+        <w:t>contrasenya</w:t>
+      </w:r>
+      <w:proofErr w:type="spellEnd"/>
+      <w:r>
+        <w:rPr>
+          <w:rFonts w:ascii="Arial" w:hAnsi="Arial" w:cs="Arial"/>
+          <w:color w:val="000000"/>
+        </w:rPr>
+        <w:t>.</w:t>
+      </w:r>
+    </w:p>
+    <w:p>
+      <w:pPr>
+        <w:pStyle w:val="NormalWeb"/>
+        <w:numPr>
+          <w:ilvl w:val="0"/>
+          <w:numId w:val="4"/>
+        </w:numPr>
+        <w:spacing w:before="0" w:beforeAutospacing="0" w:after="0" w:afterAutospacing="0"/>
+        <w:textAlignment w:val="baseline"/>
+        <w:rPr>
+          <w:rFonts w:ascii="Arial" w:hAnsi="Arial" w:cs="Arial"/>
+          <w:color w:val="000000"/>
+        </w:rPr>
+      </w:pPr>
+      <w:r>
+        <w:rPr>
+          <w:rFonts w:ascii="Arial" w:hAnsi="Arial" w:cs="Arial"/>
+          <w:color w:val="000000"/>
+        </w:rPr>
+        <w:t xml:space="preserve">Generar una </w:t>
+      </w:r>
+      <w:proofErr w:type="spellStart"/>
+      <w:r>
+        <w:rPr>
+          <w:rFonts w:ascii="Arial" w:hAnsi="Arial" w:cs="Arial"/>
+          <w:color w:val="000000"/>
+        </w:rPr>
+        <w:t>salt</w:t>
+      </w:r>
+      <w:proofErr w:type="spellEnd"/>
+      <w:r>
+        <w:rPr>
+          <w:rFonts w:ascii="Arial" w:hAnsi="Arial" w:cs="Arial"/>
+          <w:color w:val="000000"/>
+        </w:rPr>
+        <w:t xml:space="preserve"> </w:t>
+      </w:r>
+      <w:proofErr w:type="spellStart"/>
+      <w:r>
+        <w:rPr>
+          <w:rFonts w:ascii="Arial" w:hAnsi="Arial" w:cs="Arial"/>
+          <w:color w:val="000000"/>
+        </w:rPr>
+        <w:t>aleatòria</w:t>
+      </w:r>
+      <w:proofErr w:type="spellEnd"/>
+      <w:r>
+        <w:rPr>
+          <w:rFonts w:ascii="Arial" w:hAnsi="Arial" w:cs="Arial"/>
+          <w:color w:val="000000"/>
+        </w:rPr>
+        <w:t xml:space="preserve"> i </w:t>
+      </w:r>
+      <w:proofErr w:type="spellStart"/>
+      <w:r>
+        <w:rPr>
+          <w:rFonts w:ascii="Arial" w:hAnsi="Arial" w:cs="Arial"/>
+          <w:color w:val="000000"/>
+        </w:rPr>
+        <w:t>diferent</w:t>
+      </w:r>
+      <w:proofErr w:type="spellEnd"/>
+      <w:r>
+        <w:rPr>
+          <w:rFonts w:ascii="Arial" w:hAnsi="Arial" w:cs="Arial"/>
+          <w:color w:val="000000"/>
+        </w:rPr>
+        <w:t xml:space="preserve"> per a cada registre.</w:t>
+      </w:r>
+    </w:p>
+    <w:p>
+      <w:pPr>
+        <w:pStyle w:val="NormalWeb"/>
+        <w:numPr>
+          <w:ilvl w:val="0"/>
+          <w:numId w:val="4"/>
+        </w:numPr>
+        <w:spacing w:before="0" w:beforeAutospacing="0" w:after="0" w:afterAutospacing="0"/>
+        <w:textAlignment w:val="baseline"/>
+        <w:rPr>
+          <w:rFonts w:ascii="Arial" w:hAnsi="Arial" w:cs="Arial"/>
+          <w:color w:val="000000"/>
+        </w:rPr>
+      </w:pPr>
+      <w:r>
+        <w:rPr>
+          <w:rFonts w:ascii="Arial" w:hAnsi="Arial" w:cs="Arial"/>
+          <w:color w:val="000000"/>
+        </w:rPr>
+        <w:t xml:space="preserve">Calcular el hash de la </w:t>
+      </w:r>
+      <w:proofErr w:type="spellStart"/>
+      <w:r>
+        <w:rPr>
+          <w:rFonts w:ascii="Arial" w:hAnsi="Arial" w:cs="Arial"/>
+          <w:color w:val="000000"/>
+        </w:rPr>
+        <w:t>contrasenya</w:t>
+      </w:r>
+      <w:proofErr w:type="spellEnd"/>
+      <w:r>
+        <w:rPr>
+          <w:rFonts w:ascii="Arial" w:hAnsi="Arial" w:cs="Arial"/>
+          <w:color w:val="000000"/>
+        </w:rPr>
+        <w:t xml:space="preserve"> </w:t>
+      </w:r>
+      <w:proofErr w:type="spellStart"/>
+      <w:r>
+        <w:rPr>
+          <w:rFonts w:ascii="Arial" w:hAnsi="Arial" w:cs="Arial"/>
+          <w:color w:val="000000"/>
+        </w:rPr>
+        <w:t>utilitzant</w:t>
+      </w:r>
+      <w:proofErr w:type="spellEnd"/>
+      <w:r>
+        <w:rPr>
+          <w:rFonts w:ascii="Arial" w:hAnsi="Arial" w:cs="Arial"/>
+          <w:color w:val="000000"/>
+        </w:rPr>
+        <w:t xml:space="preserve"> la </w:t>
+      </w:r>
+      <w:proofErr w:type="spellStart"/>
+      <w:r>
+        <w:rPr>
+          <w:rFonts w:ascii="Arial" w:hAnsi="Arial" w:cs="Arial"/>
+          <w:color w:val="000000"/>
+        </w:rPr>
+        <w:t>salt</w:t>
+      </w:r>
+      <w:proofErr w:type="spellEnd"/>
+      <w:r>
+        <w:rPr>
+          <w:rFonts w:ascii="Arial" w:hAnsi="Arial" w:cs="Arial"/>
+          <w:color w:val="000000"/>
+        </w:rPr>
+        <w:t xml:space="preserve"> generada.</w:t>
+      </w:r>
+    </w:p>
+    <w:p>
+      <w:pPr>
+        <w:pStyle w:val="NormalWeb"/>
+        <w:numPr>
+          <w:ilvl w:val="0"/>
+          <w:numId w:val="4"/>
+        </w:numPr>
+        <w:spacing w:before="0" w:beforeAutospacing="0" w:after="240" w:afterAutospacing="0"/>
+        <w:textAlignment w:val="baseline"/>
+        <w:rPr>
+          <w:rFonts w:ascii="Arial" w:hAnsi="Arial" w:cs="Arial"/>
+          <w:color w:val="000000"/>
+        </w:rPr>
+      </w:pPr>
+      <w:proofErr w:type="spellStart"/>
+      <w:r>
+        <w:rPr>
+          <w:rFonts w:ascii="Arial" w:hAnsi="Arial" w:cs="Arial"/>
+          <w:color w:val="000000"/>
+        </w:rPr>
+        <w:t>Emmagatzemar</w:t>
+      </w:r>
+      <w:proofErr w:type="spellEnd"/>
+      <w:r>
+        <w:rPr>
+          <w:rFonts w:ascii="Arial" w:hAnsi="Arial" w:cs="Arial"/>
+          <w:color w:val="000000"/>
+        </w:rPr>
+        <w:t xml:space="preserve"> el </w:t>
+      </w:r>
+      <w:proofErr w:type="spellStart"/>
+      <w:r>
+        <w:rPr>
+          <w:rFonts w:ascii="Arial" w:hAnsi="Arial" w:cs="Arial"/>
+          <w:color w:val="000000"/>
+        </w:rPr>
+        <w:t>nom</w:t>
+      </w:r>
+      <w:proofErr w:type="spellEnd"/>
+      <w:r>
+        <w:rPr>
+          <w:rFonts w:ascii="Arial" w:hAnsi="Arial" w:cs="Arial"/>
+          <w:color w:val="000000"/>
+        </w:rPr>
+        <w:t xml:space="preserve"> </w:t>
+      </w:r>
+      <w:proofErr w:type="spellStart"/>
+      <w:r>
+        <w:rPr>
+          <w:rFonts w:ascii="Arial" w:hAnsi="Arial" w:cs="Arial"/>
+          <w:color w:val="000000"/>
+        </w:rPr>
+        <w:t>d'usuari</w:t>
+      </w:r>
+      <w:proofErr w:type="spellEnd"/>
+      <w:r>
+        <w:rPr>
+          <w:rFonts w:ascii="Arial" w:hAnsi="Arial" w:cs="Arial"/>
+          <w:color w:val="000000"/>
+        </w:rPr>
+        <w:t xml:space="preserve">, la </w:t>
+      </w:r>
+      <w:proofErr w:type="spellStart"/>
+      <w:r>
+        <w:rPr>
+          <w:rFonts w:ascii="Arial" w:hAnsi="Arial" w:cs="Arial"/>
+          <w:color w:val="000000"/>
+        </w:rPr>
+        <w:t>salt</w:t>
+      </w:r>
+      <w:proofErr w:type="spellEnd"/>
+      <w:r>
+        <w:rPr>
+          <w:rFonts w:ascii="Arial" w:hAnsi="Arial" w:cs="Arial"/>
+          <w:color w:val="000000"/>
+        </w:rPr>
+        <w:t xml:space="preserve"> i el hash </w:t>
+      </w:r>
+      <w:proofErr w:type="spellStart"/>
+      <w:r>
+        <w:rPr>
+          <w:rFonts w:ascii="Arial" w:hAnsi="Arial" w:cs="Arial"/>
+          <w:color w:val="000000"/>
+        </w:rPr>
+        <w:t>resultant</w:t>
+      </w:r>
+      <w:proofErr w:type="spellEnd"/>
+      <w:r>
+        <w:rPr>
+          <w:rFonts w:ascii="Arial" w:hAnsi="Arial" w:cs="Arial"/>
+          <w:color w:val="000000"/>
+        </w:rPr>
+        <w:t>.</w:t>
+      </w:r>
+    </w:p>
+    <w:p>
+      <w:pPr>
+        <w:pStyle w:val="NormalWeb"/>
+        <w:spacing w:before="0" w:beforeAutospacing="0" w:after="240" w:afterAutospacing="0"/>
+        <w:ind w:left="360"/>
+        <w:textAlignment w:val="baseline"/>
+        <w:rPr>
+          <w:rFonts w:ascii="Arial" w:hAnsi="Arial" w:cs="Arial"/>
+          <w:color w:val="000000"/>
+        </w:rPr>
+      </w:pPr>
+      <w:r>
+        <w:rPr>
+          <w:rFonts w:ascii="Arial" w:hAnsi="Arial" w:cs="Arial"/>
+          <w:noProof/>
+          <w:color w:val="000000"/>
+        </w:rPr>
+        <w:drawing>
+          <wp:inline distT="0" distB="0" distL="0" distR="0">
+            <wp:extent cx="2407920" cy="541020"/>
+            <wp:effectExtent l="0" t="0" r="0" b="0"/>
+            <wp:docPr id="7" name="Imagen 7" descr="C:\Users\litus\OneDrive\Imágenes\Capturas de pantalla\Captura de pantalla 2026-10-24 164411.png"/>
+            <wp:cNvGraphicFramePr>
+              <a:graphicFrameLocks xmlns:a="http://schemas.openxmlformats.org/drawingml/2006/main" noChangeAspect="1"/>
+            </wp:cNvGraphicFramePr>
+            <a:graphic xmlns:a="http://schemas.openxmlformats.org/drawingml/2006/main">
+              <a:graphicData uri="http://schemas.openxmlformats.org/drawingml/2006/picture">
+                <pic:pic xmlns:pic="http://schemas.openxmlformats.org/drawingml/2006/picture">
+                  <pic:nvPicPr>
+                    <pic:cNvPr id="0" name="Picture 8" descr="C:\Users\litus\OneDrive\Imágenes\Capturas de pantalla\Captura de pantalla 2026-10-24 164411.png"/>
+                    <pic:cNvPicPr>
+                      <a:picLocks noChangeAspect="1" noChangeArrowheads="1"/>
+                    </pic:cNvPicPr>
+                  </pic:nvPicPr>
+                  <pic:blipFill>
+                    <a:blip r:embed="rId12">
+                      <a:extLst>
+                        <a:ext uri="{28A0092B-C50C-407E-A947-70E740481C1C}">
+                          <a14:useLocalDpi xmlns:a14="http://schemas.microsoft.com/office/drawing/2010/main" val="0"/>
+                        </a:ext>
+                      </a:extLst>
+                    </a:blip>
+                    <a:srcRect/>
+                    <a:stretch>
+                      <a:fillRect/>
+                    </a:stretch>
+                  </pic:blipFill>
+                  <pic:spPr bwMode="auto">
+                    <a:xfrm>
+                      <a:off x="0" y="0"/>
+                      <a:ext cx="2407920" cy="541020"/>
+                    </a:xfrm>
+                    <a:prstGeom prst="rect">
+                      <a:avLst/>
+                    </a:prstGeom>
+                    <a:noFill/>
+                    <a:ln>
+                      <a:noFill/>
+                    </a:ln>
+                  </pic:spPr>
+                </pic:pic>
+              </a:graphicData>
+            </a:graphic>
+          </wp:inline>
+        </w:drawing>
+      </w:r>
+    </w:p>
+    <w:p>
+      <w:pPr>
+        <w:pStyle w:val="NormalWeb"/>
+        <w:spacing w:before="240" w:beforeAutospacing="0" w:after="240" w:afterAutospacing="0"/>
+        <w:jc w:val="both"/>
+      </w:pPr>
+      <w:r>
+        <w:rPr>
+          <w:rFonts w:ascii="Arial" w:hAnsi="Arial" w:cs="Arial"/>
+          <w:color w:val="000000"/>
+        </w:rPr>
+        <w:t xml:space="preserve">Les </w:t>
+      </w:r>
+      <w:proofErr w:type="spellStart"/>
+      <w:r>
+        <w:rPr>
+          <w:rFonts w:ascii="Arial" w:hAnsi="Arial" w:cs="Arial"/>
+          <w:color w:val="000000"/>
+        </w:rPr>
+        <w:t>dades</w:t>
+      </w:r>
+      <w:proofErr w:type="spellEnd"/>
+      <w:r>
+        <w:rPr>
+          <w:rFonts w:ascii="Arial" w:hAnsi="Arial" w:cs="Arial"/>
+          <w:color w:val="000000"/>
+        </w:rPr>
+        <w:t xml:space="preserve"> es poden guardar </w:t>
+      </w:r>
+      <w:proofErr w:type="spellStart"/>
+      <w:r>
+        <w:rPr>
+          <w:rFonts w:ascii="Arial" w:hAnsi="Arial" w:cs="Arial"/>
+          <w:color w:val="000000"/>
+        </w:rPr>
+        <w:t>inicialment</w:t>
+      </w:r>
+      <w:proofErr w:type="spellEnd"/>
+      <w:r>
+        <w:rPr>
+          <w:rFonts w:ascii="Arial" w:hAnsi="Arial" w:cs="Arial"/>
+          <w:color w:val="000000"/>
+        </w:rPr>
+        <w:t xml:space="preserve"> en una estructura de </w:t>
+      </w:r>
+      <w:proofErr w:type="spellStart"/>
+      <w:r>
+        <w:rPr>
+          <w:rFonts w:ascii="Arial" w:hAnsi="Arial" w:cs="Arial"/>
+          <w:color w:val="000000"/>
+        </w:rPr>
+        <w:t>dades</w:t>
+      </w:r>
+      <w:proofErr w:type="spellEnd"/>
+      <w:r>
+        <w:rPr>
+          <w:rFonts w:ascii="Arial" w:hAnsi="Arial" w:cs="Arial"/>
+          <w:color w:val="000000"/>
+        </w:rPr>
+        <w:t xml:space="preserve"> en </w:t>
+      </w:r>
+      <w:proofErr w:type="spellStart"/>
+      <w:r>
+        <w:rPr>
+          <w:rFonts w:ascii="Arial" w:hAnsi="Arial" w:cs="Arial"/>
+          <w:color w:val="000000"/>
+        </w:rPr>
+        <w:t>memòria</w:t>
+      </w:r>
+      <w:proofErr w:type="spellEnd"/>
+      <w:r>
+        <w:rPr>
+          <w:rFonts w:ascii="Arial" w:hAnsi="Arial" w:cs="Arial"/>
+          <w:color w:val="000000"/>
+        </w:rPr>
+        <w:t>.</w:t>
+      </w:r>
+    </w:p>
+    <w:p>
+      <w:pPr>
+        <w:pStyle w:val="NormalWeb"/>
+        <w:spacing w:before="240" w:beforeAutospacing="0" w:after="240" w:afterAutospacing="0"/>
+        <w:jc w:val="both"/>
+      </w:pPr>
+      <w:r>
+        <w:rPr>
+          <w:rFonts w:ascii="Arial" w:hAnsi="Arial" w:cs="Arial"/>
+          <w:b/>
+          <w:bCs/>
+          <w:color w:val="000000"/>
+        </w:rPr>
+        <w:t xml:space="preserve">No </w:t>
+      </w:r>
+      <w:proofErr w:type="spellStart"/>
+      <w:r>
+        <w:rPr>
+          <w:rFonts w:ascii="Arial" w:hAnsi="Arial" w:cs="Arial"/>
+          <w:b/>
+          <w:bCs/>
+          <w:color w:val="000000"/>
+        </w:rPr>
+        <w:t>s'ha</w:t>
+      </w:r>
+      <w:proofErr w:type="spellEnd"/>
+      <w:r>
+        <w:rPr>
+          <w:rFonts w:ascii="Arial" w:hAnsi="Arial" w:cs="Arial"/>
+          <w:b/>
+          <w:bCs/>
+          <w:color w:val="000000"/>
+        </w:rPr>
+        <w:t xml:space="preserve"> de guardar ni mostrar la </w:t>
+      </w:r>
+      <w:proofErr w:type="spellStart"/>
+      <w:r>
+        <w:rPr>
+          <w:rFonts w:ascii="Arial" w:hAnsi="Arial" w:cs="Arial"/>
+          <w:b/>
+          <w:bCs/>
+          <w:color w:val="000000"/>
+        </w:rPr>
+        <w:t>contrasenya</w:t>
+      </w:r>
+      <w:proofErr w:type="spellEnd"/>
+      <w:r>
+        <w:rPr>
+          <w:rFonts w:ascii="Arial" w:hAnsi="Arial" w:cs="Arial"/>
+          <w:b/>
+          <w:bCs/>
+          <w:color w:val="000000"/>
+        </w:rPr>
+        <w:t xml:space="preserve"> original una vegada </w:t>
+      </w:r>
+      <w:proofErr w:type="spellStart"/>
+      <w:r>
+        <w:rPr>
+          <w:rFonts w:ascii="Arial" w:hAnsi="Arial" w:cs="Arial"/>
+          <w:b/>
+          <w:bCs/>
+          <w:color w:val="000000"/>
+        </w:rPr>
+        <w:t>finalitzat</w:t>
+      </w:r>
+      <w:proofErr w:type="spellEnd"/>
+      <w:r>
+        <w:rPr>
+          <w:rFonts w:ascii="Arial" w:hAnsi="Arial" w:cs="Arial"/>
+          <w:b/>
+          <w:bCs/>
+          <w:color w:val="000000"/>
+        </w:rPr>
+        <w:t xml:space="preserve"> el registre.</w:t>
+      </w:r>
+    </w:p>
+    <w:p>
+      <w:pPr>
+        <w:pStyle w:val="NormalWeb"/>
+        <w:spacing w:before="120" w:beforeAutospacing="0" w:after="0" w:afterAutospacing="0"/>
+        <w:ind w:right="142"/>
+        <w:jc w:val="both"/>
+      </w:pPr>
+      <w:proofErr w:type="spellStart"/>
+      <w:r>
+        <w:rPr>
+          <w:rFonts w:ascii="Arial" w:hAnsi="Arial" w:cs="Arial"/>
+          <w:b/>
+          <w:bCs/>
+          <w:color w:val="000000"/>
+        </w:rPr>
+        <w:t>Part</w:t>
+      </w:r>
+      <w:proofErr w:type="spellEnd"/>
+      <w:r>
+        <w:rPr>
+          <w:rFonts w:ascii="Arial" w:hAnsi="Arial" w:cs="Arial"/>
+          <w:b/>
+          <w:bCs/>
+          <w:color w:val="000000"/>
+        </w:rPr>
+        <w:t xml:space="preserve"> 4:</w:t>
+      </w:r>
+      <w:r>
+        <w:rPr>
+          <w:rFonts w:ascii="Arial" w:hAnsi="Arial" w:cs="Arial"/>
+          <w:color w:val="000000"/>
+        </w:rPr>
+        <w:t xml:space="preserve"> </w:t>
+      </w:r>
+      <w:proofErr w:type="spellStart"/>
+      <w:r>
+        <w:rPr>
+          <w:rFonts w:ascii="Arial" w:hAnsi="Arial" w:cs="Arial"/>
+          <w:b/>
+          <w:bCs/>
+          <w:color w:val="000000"/>
+          <w:sz w:val="26"/>
+          <w:szCs w:val="26"/>
+        </w:rPr>
+        <w:t>Inici</w:t>
+      </w:r>
+      <w:proofErr w:type="spellEnd"/>
+      <w:r>
+        <w:rPr>
+          <w:rFonts w:ascii="Arial" w:hAnsi="Arial" w:cs="Arial"/>
+          <w:b/>
+          <w:bCs/>
+          <w:color w:val="000000"/>
+          <w:sz w:val="26"/>
+          <w:szCs w:val="26"/>
+        </w:rPr>
+        <w:t xml:space="preserve"> de </w:t>
+      </w:r>
+      <w:proofErr w:type="spellStart"/>
+      <w:r>
+        <w:rPr>
+          <w:rFonts w:ascii="Arial" w:hAnsi="Arial" w:cs="Arial"/>
+          <w:b/>
+          <w:bCs/>
+          <w:color w:val="000000"/>
+          <w:sz w:val="26"/>
+          <w:szCs w:val="26"/>
+        </w:rPr>
+        <w:t>sessió</w:t>
+      </w:r>
+      <w:proofErr w:type="spellEnd"/>
+      <w:r>
+        <w:rPr>
+          <w:rFonts w:ascii="Arial" w:hAnsi="Arial" w:cs="Arial"/>
+          <w:b/>
+          <w:bCs/>
+          <w:color w:val="000000"/>
+          <w:sz w:val="26"/>
+          <w:szCs w:val="26"/>
+        </w:rPr>
+        <w:t xml:space="preserve"> i </w:t>
+      </w:r>
+      <w:proofErr w:type="spellStart"/>
+      <w:r>
+        <w:rPr>
+          <w:rFonts w:ascii="Arial" w:hAnsi="Arial" w:cs="Arial"/>
+          <w:b/>
+          <w:bCs/>
+          <w:color w:val="000000"/>
+          <w:sz w:val="26"/>
+          <w:szCs w:val="26"/>
+        </w:rPr>
+        <w:t>verificació</w:t>
+      </w:r>
+      <w:proofErr w:type="spellEnd"/>
+      <w:r>
+        <w:rPr>
+          <w:rFonts w:ascii="Arial" w:hAnsi="Arial" w:cs="Arial"/>
+          <w:b/>
+          <w:bCs/>
+          <w:color w:val="000000"/>
+          <w:sz w:val="26"/>
+          <w:szCs w:val="26"/>
+        </w:rPr>
+        <w:t xml:space="preserve"> de </w:t>
+      </w:r>
+      <w:proofErr w:type="spellStart"/>
+      <w:r>
+        <w:rPr>
+          <w:rFonts w:ascii="Arial" w:hAnsi="Arial" w:cs="Arial"/>
+          <w:b/>
+          <w:bCs/>
+          <w:color w:val="000000"/>
+          <w:sz w:val="26"/>
+          <w:szCs w:val="26"/>
+        </w:rPr>
+        <w:t>contrasenyes</w:t>
+      </w:r>
+      <w:proofErr w:type="spellEnd"/>
+    </w:p>
+    <w:p>
+      <w:pPr>
+        <w:pStyle w:val="NormalWeb"/>
+        <w:spacing w:before="240" w:beforeAutospacing="0" w:after="240" w:afterAutospacing="0"/>
+        <w:jc w:val="both"/>
+      </w:pPr>
+      <w:r>
+        <w:rPr>
+          <w:rFonts w:ascii="Arial" w:hAnsi="Arial" w:cs="Arial"/>
+          <w:color w:val="000000"/>
+        </w:rPr>
+        <w:lastRenderedPageBreak/>
+        <w:t xml:space="preserve">Implementa un sistema </w:t>
+      </w:r>
+      <w:proofErr w:type="spellStart"/>
+      <w:r>
+        <w:rPr>
+          <w:rFonts w:ascii="Arial" w:hAnsi="Arial" w:cs="Arial"/>
+          <w:color w:val="000000"/>
+        </w:rPr>
+        <w:t>d'autenticació</w:t>
+      </w:r>
+      <w:proofErr w:type="spellEnd"/>
+      <w:r>
+        <w:rPr>
+          <w:rFonts w:ascii="Arial" w:hAnsi="Arial" w:cs="Arial"/>
+          <w:color w:val="000000"/>
+        </w:rPr>
+        <w:t xml:space="preserve"> que </w:t>
+      </w:r>
+      <w:proofErr w:type="spellStart"/>
+      <w:r>
+        <w:rPr>
+          <w:rFonts w:ascii="Arial" w:hAnsi="Arial" w:cs="Arial"/>
+          <w:color w:val="000000"/>
+        </w:rPr>
+        <w:t>permeti</w:t>
+      </w:r>
+      <w:proofErr w:type="spellEnd"/>
+      <w:r>
+        <w:rPr>
+          <w:rFonts w:ascii="Arial" w:hAnsi="Arial" w:cs="Arial"/>
+          <w:color w:val="000000"/>
+        </w:rPr>
+        <w:t xml:space="preserve"> </w:t>
+      </w:r>
+      <w:proofErr w:type="spellStart"/>
+      <w:r>
+        <w:rPr>
+          <w:rFonts w:ascii="Arial" w:hAnsi="Arial" w:cs="Arial"/>
+          <w:color w:val="000000"/>
+        </w:rPr>
+        <w:t>als</w:t>
+      </w:r>
+      <w:proofErr w:type="spellEnd"/>
+      <w:r>
+        <w:rPr>
+          <w:rFonts w:ascii="Arial" w:hAnsi="Arial" w:cs="Arial"/>
+          <w:color w:val="000000"/>
+        </w:rPr>
+        <w:t xml:space="preserve"> </w:t>
+      </w:r>
+      <w:proofErr w:type="spellStart"/>
+      <w:r>
+        <w:rPr>
+          <w:rFonts w:ascii="Arial" w:hAnsi="Arial" w:cs="Arial"/>
+          <w:color w:val="000000"/>
+        </w:rPr>
+        <w:t>usuaris</w:t>
+      </w:r>
+      <w:proofErr w:type="spellEnd"/>
+      <w:r>
+        <w:rPr>
+          <w:rFonts w:ascii="Arial" w:hAnsi="Arial" w:cs="Arial"/>
+          <w:color w:val="000000"/>
+        </w:rPr>
+        <w:t xml:space="preserve"> </w:t>
+      </w:r>
+      <w:proofErr w:type="spellStart"/>
+      <w:r>
+        <w:rPr>
+          <w:rFonts w:ascii="Arial" w:hAnsi="Arial" w:cs="Arial"/>
+          <w:color w:val="000000"/>
+        </w:rPr>
+        <w:t>registrats</w:t>
+      </w:r>
+      <w:proofErr w:type="spellEnd"/>
+      <w:r>
+        <w:rPr>
+          <w:rFonts w:ascii="Arial" w:hAnsi="Arial" w:cs="Arial"/>
+          <w:color w:val="000000"/>
+        </w:rPr>
+        <w:t xml:space="preserve"> iniciar </w:t>
+      </w:r>
+      <w:proofErr w:type="spellStart"/>
+      <w:r>
+        <w:rPr>
+          <w:rFonts w:ascii="Arial" w:hAnsi="Arial" w:cs="Arial"/>
+          <w:color w:val="000000"/>
+        </w:rPr>
+        <w:t>sessió</w:t>
+      </w:r>
+      <w:proofErr w:type="spellEnd"/>
+      <w:r>
+        <w:rPr>
+          <w:rFonts w:ascii="Arial" w:hAnsi="Arial" w:cs="Arial"/>
+          <w:color w:val="000000"/>
+        </w:rPr>
+        <w:t>.</w:t>
+      </w:r>
+    </w:p>
+    <w:p>
+      <w:pPr>
+        <w:pStyle w:val="NormalWeb"/>
+        <w:spacing w:before="240" w:beforeAutospacing="0" w:after="240" w:afterAutospacing="0"/>
+        <w:jc w:val="both"/>
+      </w:pPr>
+      <w:r>
+        <w:rPr>
+          <w:rFonts w:ascii="Arial" w:hAnsi="Arial" w:cs="Arial"/>
+          <w:color w:val="000000"/>
+        </w:rPr>
+        <w:t xml:space="preserve">El programa </w:t>
+      </w:r>
+      <w:proofErr w:type="spellStart"/>
+      <w:r>
+        <w:rPr>
+          <w:rFonts w:ascii="Arial" w:hAnsi="Arial" w:cs="Arial"/>
+          <w:color w:val="000000"/>
+        </w:rPr>
+        <w:t>haurà</w:t>
+      </w:r>
+      <w:proofErr w:type="spellEnd"/>
+      <w:r>
+        <w:rPr>
+          <w:rFonts w:ascii="Arial" w:hAnsi="Arial" w:cs="Arial"/>
+          <w:color w:val="000000"/>
+        </w:rPr>
+        <w:t xml:space="preserve"> de:</w:t>
+      </w:r>
+    </w:p>
+    <w:p>
+      <w:pPr>
+        <w:pStyle w:val="NormalWeb"/>
+        <w:numPr>
+          <w:ilvl w:val="0"/>
+          <w:numId w:val="5"/>
+        </w:numPr>
+        <w:spacing w:before="240" w:beforeAutospacing="0" w:after="0" w:afterAutospacing="0"/>
+        <w:textAlignment w:val="baseline"/>
+        <w:rPr>
+          <w:rFonts w:ascii="Arial" w:hAnsi="Arial" w:cs="Arial"/>
+          <w:color w:val="000000"/>
+        </w:rPr>
+      </w:pPr>
+      <w:proofErr w:type="spellStart"/>
+      <w:r>
+        <w:rPr>
+          <w:rFonts w:ascii="Arial" w:hAnsi="Arial" w:cs="Arial"/>
+          <w:color w:val="000000"/>
+        </w:rPr>
+        <w:t>Demanar</w:t>
+      </w:r>
+      <w:proofErr w:type="spellEnd"/>
+      <w:r>
+        <w:rPr>
+          <w:rFonts w:ascii="Arial" w:hAnsi="Arial" w:cs="Arial"/>
+          <w:color w:val="000000"/>
+        </w:rPr>
+        <w:t xml:space="preserve"> el </w:t>
+      </w:r>
+      <w:proofErr w:type="spellStart"/>
+      <w:r>
+        <w:rPr>
+          <w:rFonts w:ascii="Arial" w:hAnsi="Arial" w:cs="Arial"/>
+          <w:color w:val="000000"/>
+        </w:rPr>
+        <w:t>nom</w:t>
+      </w:r>
+      <w:proofErr w:type="spellEnd"/>
+      <w:r>
+        <w:rPr>
+          <w:rFonts w:ascii="Arial" w:hAnsi="Arial" w:cs="Arial"/>
+          <w:color w:val="000000"/>
+        </w:rPr>
+        <w:t xml:space="preserve"> </w:t>
+      </w:r>
+      <w:proofErr w:type="spellStart"/>
+      <w:r>
+        <w:rPr>
+          <w:rFonts w:ascii="Arial" w:hAnsi="Arial" w:cs="Arial"/>
+          <w:color w:val="000000"/>
+        </w:rPr>
+        <w:t>d'usuari</w:t>
+      </w:r>
+      <w:proofErr w:type="spellEnd"/>
+      <w:r>
+        <w:rPr>
+          <w:rFonts w:ascii="Arial" w:hAnsi="Arial" w:cs="Arial"/>
+          <w:color w:val="000000"/>
+        </w:rPr>
+        <w:t xml:space="preserve"> i la </w:t>
+      </w:r>
+      <w:proofErr w:type="spellStart"/>
+      <w:r>
+        <w:rPr>
+          <w:rFonts w:ascii="Arial" w:hAnsi="Arial" w:cs="Arial"/>
+          <w:color w:val="000000"/>
+        </w:rPr>
+        <w:t>contrasenya</w:t>
+      </w:r>
+      <w:proofErr w:type="spellEnd"/>
+      <w:r>
+        <w:rPr>
+          <w:rFonts w:ascii="Arial" w:hAnsi="Arial" w:cs="Arial"/>
+          <w:color w:val="000000"/>
+        </w:rPr>
+        <w:t>.</w:t>
+      </w:r>
+    </w:p>
+    <w:p>
+      <w:pPr>
+        <w:pStyle w:val="NormalWeb"/>
+        <w:numPr>
+          <w:ilvl w:val="0"/>
+          <w:numId w:val="5"/>
+        </w:numPr>
+        <w:spacing w:before="0" w:beforeAutospacing="0" w:after="0" w:afterAutospacing="0"/>
+        <w:textAlignment w:val="baseline"/>
+        <w:rPr>
+          <w:rFonts w:ascii="Arial" w:hAnsi="Arial" w:cs="Arial"/>
+          <w:color w:val="000000"/>
+        </w:rPr>
+      </w:pPr>
+      <w:proofErr w:type="spellStart"/>
+      <w:r>
+        <w:rPr>
+          <w:rFonts w:ascii="Arial" w:hAnsi="Arial" w:cs="Arial"/>
+          <w:color w:val="000000"/>
+        </w:rPr>
+        <w:t>Comprovar</w:t>
+      </w:r>
+      <w:proofErr w:type="spellEnd"/>
+      <w:r>
+        <w:rPr>
+          <w:rFonts w:ascii="Arial" w:hAnsi="Arial" w:cs="Arial"/>
+          <w:color w:val="000000"/>
+        </w:rPr>
+        <w:t xml:space="preserve"> si </w:t>
+      </w:r>
+      <w:proofErr w:type="spellStart"/>
+      <w:r>
+        <w:rPr>
+          <w:rFonts w:ascii="Arial" w:hAnsi="Arial" w:cs="Arial"/>
+          <w:color w:val="000000"/>
+        </w:rPr>
+        <w:t>l'usuari</w:t>
+      </w:r>
+      <w:proofErr w:type="spellEnd"/>
+      <w:r>
+        <w:rPr>
+          <w:rFonts w:ascii="Arial" w:hAnsi="Arial" w:cs="Arial"/>
+          <w:color w:val="000000"/>
+        </w:rPr>
+        <w:t xml:space="preserve"> </w:t>
+      </w:r>
+      <w:proofErr w:type="spellStart"/>
+      <w:r>
+        <w:rPr>
+          <w:rFonts w:ascii="Arial" w:hAnsi="Arial" w:cs="Arial"/>
+          <w:color w:val="000000"/>
+        </w:rPr>
+        <w:t>està</w:t>
+      </w:r>
+      <w:proofErr w:type="spellEnd"/>
+      <w:r>
+        <w:rPr>
+          <w:rFonts w:ascii="Arial" w:hAnsi="Arial" w:cs="Arial"/>
+          <w:color w:val="000000"/>
+        </w:rPr>
+        <w:t xml:space="preserve"> </w:t>
+      </w:r>
+      <w:proofErr w:type="spellStart"/>
+      <w:r>
+        <w:rPr>
+          <w:rFonts w:ascii="Arial" w:hAnsi="Arial" w:cs="Arial"/>
+          <w:color w:val="000000"/>
+        </w:rPr>
+        <w:t>registrat</w:t>
+      </w:r>
+      <w:proofErr w:type="spellEnd"/>
+      <w:r>
+        <w:rPr>
+          <w:rFonts w:ascii="Arial" w:hAnsi="Arial" w:cs="Arial"/>
+          <w:color w:val="000000"/>
+        </w:rPr>
+        <w:t>.</w:t>
+      </w:r>
+    </w:p>
+    <w:p>
+      <w:pPr>
+        <w:pStyle w:val="NormalWeb"/>
+        <w:spacing w:before="0" w:beforeAutospacing="0" w:after="0" w:afterAutospacing="0"/>
+        <w:textAlignment w:val="baseline"/>
+        <w:rPr>
+          <w:rFonts w:ascii="Arial" w:hAnsi="Arial" w:cs="Arial"/>
+          <w:color w:val="000000"/>
+        </w:rPr>
+      </w:pPr>
+      <w:r>
+        <w:rPr>
+          <w:rFonts w:ascii="Arial" w:hAnsi="Arial" w:cs="Arial"/>
+          <w:noProof/>
+          <w:color w:val="000000"/>
+        </w:rPr>
+        <w:drawing>
+          <wp:inline distT="0" distB="0" distL="0" distR="0">
+            <wp:extent cx="2560320" cy="838200"/>
+            <wp:effectExtent l="0" t="0" r="0" b="0"/>
+            <wp:docPr id="8" name="Imagen 8" descr="C:\Users\litus\OneDrive\Imágenes\Capturas de pantalla\Captura de pantalla 2026-10-24 164456.png"/>
+            <wp:cNvGraphicFramePr>
+              <a:graphicFrameLocks xmlns:a="http://schemas.openxmlformats.org/drawingml/2006/main" noChangeAspect="1"/>
+            </wp:cNvGraphicFramePr>
+            <a:graphic xmlns:a="http://schemas.openxmlformats.org/drawingml/2006/main">
+              <a:graphicData uri="http://schemas.openxmlformats.org/drawingml/2006/picture">
+                <pic:pic xmlns:pic="http://schemas.openxmlformats.org/drawingml/2006/picture">
+                  <pic:nvPicPr>
+                    <pic:cNvPr id="0" name="Picture 10" descr="C:\Users\litus\OneDrive\Imágenes\Capturas de pantalla\Captura de pantalla 2026-10-24 164456.png"/>
+                    <pic:cNvPicPr>
+                      <a:picLocks noChangeAspect="1" noChangeArrowheads="1"/>
+                    </pic:cNvPicPr>
+                  </pic:nvPicPr>
+                  <pic:blipFill>
+                    <a:blip r:embed="rId13">
+                      <a:extLst>
+                        <a:ext uri="{28A0092B-C50C-407E-A947-70E740481C1C}">
+                          <a14:useLocalDpi xmlns:a14="http://schemas.microsoft.com/office/drawing/2010/main" val="0"/>
+                        </a:ext>
+                      </a:extLst>
+                    </a:blip>
+                    <a:srcRect/>
+                    <a:stretch>
+                      <a:fillRect/>
+                    </a:stretch>
+                  </pic:blipFill>
+                  <pic:spPr bwMode="auto">
+                    <a:xfrm>
+                      <a:off x="0" y="0"/>
+                      <a:ext cx="2560320" cy="838200"/>
+                    </a:xfrm>
+                    <a:prstGeom prst="rect">
+                      <a:avLst/>
+                    </a:prstGeom>
+                    <a:noFill/>
+                    <a:ln>
+                      <a:noFill/>
+                    </a:ln>
+                  </pic:spPr>
+                </pic:pic>
+              </a:graphicData>
+            </a:graphic>
+          </wp:inline>
+        </w:drawing>
+      </w:r>
+    </w:p>
+    <w:p>
+      <w:pPr>
+        <w:pStyle w:val="NormalWeb"/>
+        <w:numPr>
+          <w:ilvl w:val="0"/>
+          <w:numId w:val="5"/>
+        </w:numPr>
+        <w:spacing w:before="0" w:beforeAutospacing="0" w:after="0" w:afterAutospacing="0"/>
+        <w:textAlignment w:val="baseline"/>
+        <w:rPr>
+          <w:rFonts w:ascii="Arial" w:hAnsi="Arial" w:cs="Arial"/>
+          <w:color w:val="000000"/>
+        </w:rPr>
+      </w:pPr>
+      <w:r>
+        <w:rPr>
+          <w:rFonts w:ascii="Arial" w:hAnsi="Arial" w:cs="Arial"/>
+          <w:color w:val="000000"/>
+        </w:rPr>
+        <w:t xml:space="preserve">Recuperar la </w:t>
+      </w:r>
+      <w:proofErr w:type="spellStart"/>
+      <w:r>
+        <w:rPr>
+          <w:rFonts w:ascii="Arial" w:hAnsi="Arial" w:cs="Arial"/>
+          <w:color w:val="000000"/>
+        </w:rPr>
+        <w:t>salt</w:t>
+      </w:r>
+      <w:proofErr w:type="spellEnd"/>
+      <w:r>
+        <w:rPr>
+          <w:rFonts w:ascii="Arial" w:hAnsi="Arial" w:cs="Arial"/>
+          <w:color w:val="000000"/>
+        </w:rPr>
+        <w:t xml:space="preserve"> i el hash </w:t>
+      </w:r>
+      <w:proofErr w:type="spellStart"/>
+      <w:r>
+        <w:rPr>
+          <w:rFonts w:ascii="Arial" w:hAnsi="Arial" w:cs="Arial"/>
+          <w:color w:val="000000"/>
+        </w:rPr>
+        <w:t>associats</w:t>
+      </w:r>
+      <w:proofErr w:type="spellEnd"/>
+      <w:r>
+        <w:rPr>
+          <w:rFonts w:ascii="Arial" w:hAnsi="Arial" w:cs="Arial"/>
+          <w:color w:val="000000"/>
+        </w:rPr>
+        <w:t xml:space="preserve"> a </w:t>
+      </w:r>
+      <w:proofErr w:type="spellStart"/>
+      <w:r>
+        <w:rPr>
+          <w:rFonts w:ascii="Arial" w:hAnsi="Arial" w:cs="Arial"/>
+          <w:color w:val="000000"/>
+        </w:rPr>
+        <w:t>l'usuari</w:t>
+      </w:r>
+      <w:proofErr w:type="spellEnd"/>
+      <w:r>
+        <w:rPr>
+          <w:rFonts w:ascii="Arial" w:hAnsi="Arial" w:cs="Arial"/>
+          <w:color w:val="000000"/>
+        </w:rPr>
+        <w:t>.</w:t>
+      </w:r>
+    </w:p>
+    <w:p>
+      <w:pPr>
+        <w:pStyle w:val="NormalWeb"/>
+        <w:numPr>
+          <w:ilvl w:val="0"/>
+          <w:numId w:val="5"/>
+        </w:numPr>
+        <w:spacing w:before="0" w:beforeAutospacing="0" w:after="0" w:afterAutospacing="0"/>
+        <w:textAlignment w:val="baseline"/>
+        <w:rPr>
+          <w:rFonts w:ascii="Arial" w:hAnsi="Arial" w:cs="Arial"/>
+          <w:color w:val="000000"/>
+        </w:rPr>
+      </w:pPr>
+      <w:r>
+        <w:rPr>
+          <w:rFonts w:ascii="Arial" w:hAnsi="Arial" w:cs="Arial"/>
+          <w:color w:val="000000"/>
+        </w:rPr>
+        <w:t xml:space="preserve">Calcular el hash de la </w:t>
+      </w:r>
+      <w:proofErr w:type="spellStart"/>
+      <w:r>
+        <w:rPr>
+          <w:rFonts w:ascii="Arial" w:hAnsi="Arial" w:cs="Arial"/>
+          <w:color w:val="000000"/>
+        </w:rPr>
+        <w:t>contrasenya</w:t>
+      </w:r>
+      <w:proofErr w:type="spellEnd"/>
+      <w:r>
+        <w:rPr>
+          <w:rFonts w:ascii="Arial" w:hAnsi="Arial" w:cs="Arial"/>
+          <w:color w:val="000000"/>
+        </w:rPr>
+        <w:t xml:space="preserve"> </w:t>
+      </w:r>
+      <w:proofErr w:type="spellStart"/>
+      <w:r>
+        <w:rPr>
+          <w:rFonts w:ascii="Arial" w:hAnsi="Arial" w:cs="Arial"/>
+          <w:color w:val="000000"/>
+        </w:rPr>
+        <w:t>introduïda</w:t>
+      </w:r>
+      <w:proofErr w:type="spellEnd"/>
+      <w:r>
+        <w:rPr>
+          <w:rFonts w:ascii="Arial" w:hAnsi="Arial" w:cs="Arial"/>
+          <w:color w:val="000000"/>
+        </w:rPr>
+        <w:t xml:space="preserve"> </w:t>
+      </w:r>
+      <w:proofErr w:type="spellStart"/>
+      <w:r>
+        <w:rPr>
+          <w:rFonts w:ascii="Arial" w:hAnsi="Arial" w:cs="Arial"/>
+          <w:color w:val="000000"/>
+        </w:rPr>
+        <w:t>utilitzant</w:t>
+      </w:r>
+      <w:proofErr w:type="spellEnd"/>
+      <w:r>
+        <w:rPr>
+          <w:rFonts w:ascii="Arial" w:hAnsi="Arial" w:cs="Arial"/>
+          <w:color w:val="000000"/>
+        </w:rPr>
+        <w:t xml:space="preserve"> la </w:t>
+      </w:r>
+      <w:proofErr w:type="spellStart"/>
+      <w:r>
+        <w:rPr>
+          <w:rFonts w:ascii="Arial" w:hAnsi="Arial" w:cs="Arial"/>
+          <w:color w:val="000000"/>
+        </w:rPr>
+        <w:t>salt</w:t>
+      </w:r>
+      <w:proofErr w:type="spellEnd"/>
+      <w:r>
+        <w:rPr>
+          <w:rFonts w:ascii="Arial" w:hAnsi="Arial" w:cs="Arial"/>
+          <w:color w:val="000000"/>
+        </w:rPr>
+        <w:t xml:space="preserve"> </w:t>
+      </w:r>
+      <w:proofErr w:type="spellStart"/>
+      <w:r>
+        <w:rPr>
+          <w:rFonts w:ascii="Arial" w:hAnsi="Arial" w:cs="Arial"/>
+          <w:color w:val="000000"/>
+        </w:rPr>
+        <w:t>emmagatzemada</w:t>
+      </w:r>
+      <w:proofErr w:type="spellEnd"/>
+      <w:r>
+        <w:rPr>
+          <w:rFonts w:ascii="Arial" w:hAnsi="Arial" w:cs="Arial"/>
+          <w:color w:val="000000"/>
+        </w:rPr>
+        <w:t>.</w:t>
+      </w:r>
+    </w:p>
+    <w:p>
+      <w:pPr>
+        <w:pStyle w:val="NormalWeb"/>
+        <w:spacing w:before="0" w:beforeAutospacing="0" w:after="0" w:afterAutospacing="0"/>
+        <w:textAlignment w:val="baseline"/>
+        <w:rPr>
+          <w:rFonts w:ascii="Arial" w:hAnsi="Arial" w:cs="Arial"/>
+          <w:color w:val="000000"/>
+        </w:rPr>
+      </w:pPr>
+      <w:r>
+        <w:rPr>
+          <w:rFonts w:ascii="Arial" w:hAnsi="Arial" w:cs="Arial"/>
+          <w:noProof/>
+          <w:color w:val="000000"/>
+        </w:rPr>
+        <w:drawing>
+          <wp:inline distT="0" distB="0" distL="0" distR="0" wp14:anchorId="7A274059" wp14:editId="4EDC8C0B">
+            <wp:extent cx="2065020" cy="853440"/>
+            <wp:effectExtent l="0" t="0" r="0" b="3810"/>
+            <wp:docPr id="9" name="Imagen 9" descr="C:\Users\litus\OneDrive\Imágenes\Capturas de pantalla\Captura de pantalla 2026-10-24 164511.png"/>
+            <wp:cNvGraphicFramePr>
+              <a:graphicFrameLocks xmlns:a="http://schemas.openxmlformats.org/drawingml/2006/main" noChangeAspect="1"/>
+            </wp:cNvGraphicFramePr>
+            <a:graphic xmlns:a="http://schemas.openxmlformats.org/drawingml/2006/main">
+              <a:graphicData uri="http://schemas.openxmlformats.org/drawingml/2006/picture">
+                <pic:pic xmlns:pic="http://schemas.openxmlformats.org/drawingml/2006/picture">
+                  <pic:nvPicPr>
+                    <pic:cNvPr id="0" name="Picture 11" descr="C:\Users\litus\OneDrive\Imágenes\Capturas de pantalla\Captura de pantalla 2026-10-24 164511.png"/>
+                    <pic:cNvPicPr>
+                      <a:picLocks noChangeAspect="1" noChangeArrowheads="1"/>
+                    </pic:cNvPicPr>
+                  </pic:nvPicPr>
+                  <pic:blipFill>
+                    <a:blip r:embed="rId14">
+                      <a:extLst>
+                        <a:ext uri="{28A0092B-C50C-407E-A947-70E740481C1C}">
+                          <a14:useLocalDpi xmlns:a14="http://schemas.microsoft.com/office/drawing/2010/main" val="0"/>
+                        </a:ext>
+                      </a:extLst>
+                    </a:blip>
+                    <a:srcRect/>
+                    <a:stretch>
+                      <a:fillRect/>
+                    </a:stretch>
+                  </pic:blipFill>
+                  <pic:spPr bwMode="auto">
+                    <a:xfrm>
+                      <a:off x="0" y="0"/>
+                      <a:ext cx="2065020" cy="853440"/>
+                    </a:xfrm>
+                    <a:prstGeom prst="rect">
+                      <a:avLst/>
+                    </a:prstGeom>
+                    <a:noFill/>
+                    <a:ln>
+                      <a:noFill/>
+                    </a:ln>
+                  </pic:spPr>
+                </pic:pic>
+              </a:graphicData>
+            </a:graphic>
+          </wp:inline>
+        </w:drawing>
+      </w:r>
+    </w:p>
+    <w:p>
+      <w:pPr>
+        <w:pStyle w:val="NormalWeb"/>
+        <w:numPr>
+          <w:ilvl w:val="0"/>
+          <w:numId w:val="5"/>
+        </w:numPr>
+        <w:spacing w:before="0" w:beforeAutospacing="0" w:after="0" w:afterAutospacing="0"/>
+        <w:textAlignment w:val="baseline"/>
+        <w:rPr>
+          <w:rFonts w:ascii="Arial" w:hAnsi="Arial" w:cs="Arial"/>
+          <w:color w:val="000000"/>
+        </w:rPr>
+      </w:pPr>
+      <w:r>
+        <w:rPr>
+          <w:rFonts w:ascii="Arial" w:hAnsi="Arial" w:cs="Arial"/>
+          <w:color w:val="000000"/>
+        </w:rPr>
+        <w:t xml:space="preserve">Comparar el hash </w:t>
+      </w:r>
+      <w:proofErr w:type="spellStart"/>
+      <w:r>
+        <w:rPr>
+          <w:rFonts w:ascii="Arial" w:hAnsi="Arial" w:cs="Arial"/>
+          <w:color w:val="000000"/>
+        </w:rPr>
+        <w:t>calculat</w:t>
+      </w:r>
+      <w:proofErr w:type="spellEnd"/>
+      <w:r>
+        <w:rPr>
+          <w:rFonts w:ascii="Arial" w:hAnsi="Arial" w:cs="Arial"/>
+          <w:color w:val="000000"/>
+        </w:rPr>
+        <w:t xml:space="preserve"> </w:t>
+      </w:r>
+      <w:proofErr w:type="spellStart"/>
+      <w:r>
+        <w:rPr>
+          <w:rFonts w:ascii="Arial" w:hAnsi="Arial" w:cs="Arial"/>
+          <w:color w:val="000000"/>
+        </w:rPr>
+        <w:t>amb</w:t>
+      </w:r>
+      <w:proofErr w:type="spellEnd"/>
+      <w:r>
+        <w:rPr>
+          <w:rFonts w:ascii="Arial" w:hAnsi="Arial" w:cs="Arial"/>
+          <w:color w:val="000000"/>
+        </w:rPr>
+        <w:t xml:space="preserve"> el hash </w:t>
+      </w:r>
+      <w:proofErr w:type="spellStart"/>
+      <w:r>
+        <w:rPr>
+          <w:rFonts w:ascii="Arial" w:hAnsi="Arial" w:cs="Arial"/>
+          <w:color w:val="000000"/>
+        </w:rPr>
+        <w:t>guardat</w:t>
+      </w:r>
+      <w:proofErr w:type="spellEnd"/>
+      <w:r>
+        <w:rPr>
+          <w:rFonts w:ascii="Arial" w:hAnsi="Arial" w:cs="Arial"/>
+          <w:color w:val="000000"/>
+        </w:rPr>
+        <w:t>.</w:t>
+      </w:r>
+    </w:p>
+    <w:p>
+      <w:pPr>
+        <w:pStyle w:val="NormalWeb"/>
+        <w:numPr>
+          <w:ilvl w:val="0"/>
+          <w:numId w:val="5"/>
+        </w:numPr>
+        <w:spacing w:before="0" w:beforeAutospacing="0" w:after="240" w:afterAutospacing="0"/>
+        <w:textAlignment w:val="baseline"/>
+        <w:rPr>
+          <w:rFonts w:ascii="Arial" w:hAnsi="Arial" w:cs="Arial"/>
+          <w:color w:val="000000"/>
+        </w:rPr>
+      </w:pPr>
+      <w:proofErr w:type="spellStart"/>
+      <w:r>
+        <w:rPr>
+          <w:rFonts w:ascii="Arial" w:hAnsi="Arial" w:cs="Arial"/>
+          <w:color w:val="000000"/>
+        </w:rPr>
+        <w:t>Permetre</w:t>
+      </w:r>
+      <w:proofErr w:type="spellEnd"/>
+      <w:r>
+        <w:rPr>
+          <w:rFonts w:ascii="Arial" w:hAnsi="Arial" w:cs="Arial"/>
+          <w:color w:val="000000"/>
+        </w:rPr>
+        <w:t xml:space="preserve"> </w:t>
+      </w:r>
+      <w:proofErr w:type="spellStart"/>
+      <w:r>
+        <w:rPr>
+          <w:rFonts w:ascii="Arial" w:hAnsi="Arial" w:cs="Arial"/>
+          <w:color w:val="000000"/>
+        </w:rPr>
+        <w:t>l'accés</w:t>
+      </w:r>
+      <w:proofErr w:type="spellEnd"/>
+      <w:r>
+        <w:rPr>
+          <w:rFonts w:ascii="Arial" w:hAnsi="Arial" w:cs="Arial"/>
+          <w:color w:val="000000"/>
+        </w:rPr>
+        <w:t xml:space="preserve"> </w:t>
+      </w:r>
+      <w:proofErr w:type="spellStart"/>
+      <w:r>
+        <w:rPr>
+          <w:rFonts w:ascii="Arial" w:hAnsi="Arial" w:cs="Arial"/>
+          <w:color w:val="000000"/>
+        </w:rPr>
+        <w:t>únicament</w:t>
+      </w:r>
+      <w:proofErr w:type="spellEnd"/>
+      <w:r>
+        <w:rPr>
+          <w:rFonts w:ascii="Arial" w:hAnsi="Arial" w:cs="Arial"/>
+          <w:color w:val="000000"/>
+        </w:rPr>
+        <w:t xml:space="preserve"> </w:t>
+      </w:r>
+      <w:proofErr w:type="spellStart"/>
+      <w:r>
+        <w:rPr>
+          <w:rFonts w:ascii="Arial" w:hAnsi="Arial" w:cs="Arial"/>
+          <w:color w:val="000000"/>
+        </w:rPr>
+        <w:t>quan</w:t>
+      </w:r>
+      <w:proofErr w:type="spellEnd"/>
+      <w:r>
+        <w:rPr>
+          <w:rFonts w:ascii="Arial" w:hAnsi="Arial" w:cs="Arial"/>
+          <w:color w:val="000000"/>
+        </w:rPr>
+        <w:t xml:space="preserve"> </w:t>
+      </w:r>
+      <w:proofErr w:type="spellStart"/>
+      <w:r>
+        <w:rPr>
+          <w:rFonts w:ascii="Arial" w:hAnsi="Arial" w:cs="Arial"/>
+          <w:color w:val="000000"/>
+        </w:rPr>
+        <w:t>els</w:t>
+      </w:r>
+      <w:proofErr w:type="spellEnd"/>
+      <w:r>
+        <w:rPr>
+          <w:rFonts w:ascii="Arial" w:hAnsi="Arial" w:cs="Arial"/>
+          <w:color w:val="000000"/>
+        </w:rPr>
+        <w:t xml:space="preserve"> hashes </w:t>
+      </w:r>
+      <w:proofErr w:type="spellStart"/>
+      <w:r>
+        <w:rPr>
+          <w:rFonts w:ascii="Arial" w:hAnsi="Arial" w:cs="Arial"/>
+          <w:color w:val="000000"/>
+        </w:rPr>
+        <w:t>coincideixin</w:t>
+      </w:r>
+      <w:proofErr w:type="spellEnd"/>
+      <w:r>
+        <w:rPr>
+          <w:rFonts w:ascii="Arial" w:hAnsi="Arial" w:cs="Arial"/>
+          <w:color w:val="000000"/>
+        </w:rPr>
+        <w:t>.</w:t>
+      </w:r>
+    </w:p>
+    <w:p>
+      <w:pPr>
+        <w:pStyle w:val="NormalWeb"/>
+        <w:spacing w:before="0" w:beforeAutospacing="0" w:after="240" w:afterAutospacing="0"/>
+        <w:textAlignment w:val="baseline"/>
+        <w:rPr>
+          <w:rFonts w:ascii="Arial" w:hAnsi="Arial" w:cs="Arial"/>
+          <w:color w:val="000000"/>
+        </w:rPr>
+      </w:pPr>
+      <w:r>
+        <w:rPr>
+          <w:rFonts w:ascii="Arial" w:hAnsi="Arial" w:cs="Arial"/>
+          <w:noProof/>
+          <w:color w:val="000000"/>
+        </w:rPr>
+        <w:drawing>
+          <wp:inline distT="0" distB="0" distL="0" distR="0">
+            <wp:extent cx="2903220" cy="876300"/>
+            <wp:effectExtent l="0" t="0" r="0" b="0"/>
+            <wp:docPr id="10" name="Imagen 10" descr="C:\Users\litus\OneDrive\Imágenes\Capturas de pantalla\Captura de pantalla 2026-10-24 164527.png"/>
+            <wp:cNvGraphicFramePr>
+              <a:graphicFrameLocks xmlns:a="http://schemas.openxmlformats.org/drawingml/2006/main" noChangeAspect="1"/>
+            </wp:cNvGraphicFramePr>
+            <a:graphic xmlns:a="http://schemas.openxmlformats.org/drawingml/2006/main">
+              <a:graphicData uri="http://schemas.openxmlformats.org/drawingml/2006/picture">
+                <pic:pic xmlns:pic="http://schemas.openxmlformats.org/drawingml/2006/picture">
+                  <pic:nvPicPr>
+                    <pic:cNvPr id="0" name="Picture 12" descr="C:\Users\litus\OneDrive\Imágenes\Capturas de pantalla\Captura de pantalla 2026-10-24 164527.png"/>
+                    <pic:cNvPicPr>
+                      <a:picLocks noChangeAspect="1" noChangeArrowheads="1"/>
+                    </pic:cNvPicPr>
+                  </pic:nvPicPr>
+                  <pic:blipFill>
+                    <a:blip r:embed="rId15">
+                      <a:extLst>
+                        <a:ext uri="{28A0092B-C50C-407E-A947-70E740481C1C}">
+                          <a14:useLocalDpi xmlns:a14="http://schemas.microsoft.com/office/drawing/2010/main" val="0"/>
+                        </a:ext>
+                      </a:extLst>
+                    </a:blip>
+                    <a:srcRect/>
+                    <a:stretch>
+                      <a:fillRect/>
+                    </a:stretch>
+                  </pic:blipFill>
+                  <pic:spPr bwMode="auto">
+                    <a:xfrm>
+                      <a:off x="0" y="0"/>
+                      <a:ext cx="2903220" cy="876300"/>
+                    </a:xfrm>
+                    <a:prstGeom prst="rect">
+                      <a:avLst/>
+                    </a:prstGeom>
+                    <a:noFill/>
+                    <a:ln>
+                      <a:noFill/>
+                    </a:ln>
+                  </pic:spPr>
+                </pic:pic>
+              </a:graphicData>
+            </a:graphic>
+          </wp:inline>
+        </w:drawing>
+      </w:r>
+    </w:p>
+    <w:p>
+      <w:pPr>
+        <w:pStyle w:val="NormalWeb"/>
+        <w:spacing w:before="240" w:beforeAutospacing="0" w:after="240" w:afterAutospacing="0"/>
+        <w:jc w:val="both"/>
+      </w:pPr>
+      <w:r>
+        <w:rPr>
+          <w:rFonts w:ascii="Arial" w:hAnsi="Arial" w:cs="Arial"/>
+          <w:color w:val="000000"/>
+        </w:rPr>
+        <w:t xml:space="preserve">Si les </w:t>
+      </w:r>
+      <w:proofErr w:type="spellStart"/>
+      <w:r>
+        <w:rPr>
+          <w:rFonts w:ascii="Arial" w:hAnsi="Arial" w:cs="Arial"/>
+          <w:color w:val="000000"/>
+        </w:rPr>
+        <w:t>credencials</w:t>
+      </w:r>
+      <w:proofErr w:type="spellEnd"/>
+      <w:r>
+        <w:rPr>
+          <w:rFonts w:ascii="Arial" w:hAnsi="Arial" w:cs="Arial"/>
+          <w:color w:val="000000"/>
+        </w:rPr>
+        <w:t xml:space="preserve"> no </w:t>
+      </w:r>
+      <w:proofErr w:type="spellStart"/>
+      <w:r>
+        <w:rPr>
+          <w:rFonts w:ascii="Arial" w:hAnsi="Arial" w:cs="Arial"/>
+          <w:color w:val="000000"/>
+        </w:rPr>
+        <w:t>són</w:t>
+      </w:r>
+      <w:proofErr w:type="spellEnd"/>
+      <w:r>
+        <w:rPr>
+          <w:rFonts w:ascii="Arial" w:hAnsi="Arial" w:cs="Arial"/>
+          <w:color w:val="000000"/>
+        </w:rPr>
+        <w:t xml:space="preserve"> </w:t>
+      </w:r>
+      <w:proofErr w:type="spellStart"/>
+      <w:r>
+        <w:rPr>
+          <w:rFonts w:ascii="Arial" w:hAnsi="Arial" w:cs="Arial"/>
+          <w:color w:val="000000"/>
+        </w:rPr>
+        <w:t>correctes</w:t>
+      </w:r>
+      <w:proofErr w:type="spellEnd"/>
+      <w:r>
+        <w:rPr>
+          <w:rFonts w:ascii="Arial" w:hAnsi="Arial" w:cs="Arial"/>
+          <w:color w:val="000000"/>
+        </w:rPr>
+        <w:t xml:space="preserve">, el programa </w:t>
+      </w:r>
+      <w:proofErr w:type="spellStart"/>
+      <w:r>
+        <w:rPr>
+          <w:rFonts w:ascii="Arial" w:hAnsi="Arial" w:cs="Arial"/>
+          <w:color w:val="000000"/>
+        </w:rPr>
+        <w:t>haurà</w:t>
+      </w:r>
+      <w:proofErr w:type="spellEnd"/>
+      <w:r>
+        <w:rPr>
+          <w:rFonts w:ascii="Arial" w:hAnsi="Arial" w:cs="Arial"/>
+          <w:color w:val="000000"/>
+        </w:rPr>
+        <w:t xml:space="preserve"> de mostrar un </w:t>
+      </w:r>
+      <w:proofErr w:type="spellStart"/>
+      <w:r>
+        <w:rPr>
+          <w:rFonts w:ascii="Arial" w:hAnsi="Arial" w:cs="Arial"/>
+          <w:color w:val="000000"/>
+        </w:rPr>
+        <w:t>missatge</w:t>
+      </w:r>
+      <w:proofErr w:type="spellEnd"/>
+      <w:r>
+        <w:rPr>
+          <w:rFonts w:ascii="Arial" w:hAnsi="Arial" w:cs="Arial"/>
+          <w:color w:val="000000"/>
+        </w:rPr>
+        <w:t xml:space="preserve"> </w:t>
+      </w:r>
+      <w:proofErr w:type="spellStart"/>
+      <w:r>
+        <w:rPr>
+          <w:rFonts w:ascii="Arial" w:hAnsi="Arial" w:cs="Arial"/>
+          <w:color w:val="000000"/>
+        </w:rPr>
+        <w:t>d'error</w:t>
+      </w:r>
+      <w:proofErr w:type="spellEnd"/>
+      <w:r>
+        <w:rPr>
+          <w:rFonts w:ascii="Arial" w:hAnsi="Arial" w:cs="Arial"/>
+          <w:color w:val="000000"/>
+        </w:rPr>
+        <w:t xml:space="preserve"> </w:t>
+      </w:r>
+      <w:proofErr w:type="spellStart"/>
+      <w:r>
+        <w:rPr>
+          <w:rFonts w:ascii="Arial" w:hAnsi="Arial" w:cs="Arial"/>
+          <w:color w:val="000000"/>
+        </w:rPr>
+        <w:t>adequat</w:t>
+      </w:r>
+      <w:proofErr w:type="spellEnd"/>
+      <w:r>
+        <w:rPr>
+          <w:rFonts w:ascii="Arial" w:hAnsi="Arial" w:cs="Arial"/>
+          <w:color w:val="000000"/>
+        </w:rPr>
+        <w:t>.</w:t>
+      </w:r>
+    </w:p>
+    <w:p>
+      <w:pPr>
+        <w:pStyle w:val="NormalWeb"/>
+        <w:spacing w:before="120" w:beforeAutospacing="0" w:after="0" w:afterAutospacing="0"/>
+        <w:ind w:right="142"/>
+        <w:jc w:val="both"/>
+        <w:rPr>
+          <w:rFonts w:ascii="Arial" w:hAnsi="Arial" w:cs="Arial"/>
+          <w:color w:val="000000"/>
+          <w:lang w:val="ca-ES"/>
+        </w:rPr>
+      </w:pPr>
+      <w:proofErr w:type="spellStart"/>
+      <w:r>
+        <w:rPr>
+          <w:rFonts w:ascii="Arial" w:hAnsi="Arial" w:cs="Arial"/>
+          <w:b/>
+          <w:bCs/>
+          <w:color w:val="000000"/>
+        </w:rPr>
+        <w:t>Part</w:t>
+      </w:r>
+      <w:proofErr w:type="spellEnd"/>
+      <w:r>
+        <w:rPr>
+          <w:rFonts w:ascii="Arial" w:hAnsi="Arial" w:cs="Arial"/>
+          <w:b/>
+          <w:bCs/>
+          <w:color w:val="000000"/>
+        </w:rPr>
+        <w:t xml:space="preserve"> 5: </w:t>
+      </w:r>
+      <w:proofErr w:type="spellStart"/>
+      <w:r>
+        <w:rPr>
+          <w:rFonts w:ascii="Arial" w:hAnsi="Arial" w:cs="Arial"/>
+          <w:b/>
+          <w:bCs/>
+          <w:color w:val="000000"/>
+        </w:rPr>
+        <w:t>Proves</w:t>
+      </w:r>
+      <w:proofErr w:type="spellEnd"/>
+      <w:r>
+        <w:rPr>
+          <w:rFonts w:ascii="Arial" w:hAnsi="Arial" w:cs="Arial"/>
+          <w:b/>
+          <w:bCs/>
+          <w:color w:val="000000"/>
+        </w:rPr>
+        <w:t xml:space="preserve"> de la </w:t>
+      </w:r>
+      <w:proofErr w:type="spellStart"/>
+      <w:r>
+        <w:rPr>
+          <w:rFonts w:ascii="Arial" w:hAnsi="Arial" w:cs="Arial"/>
+          <w:b/>
+          <w:bCs/>
+          <w:color w:val="000000"/>
+        </w:rPr>
+        <w:t>pràctica</w:t>
+      </w:r>
+      <w:proofErr w:type="spellEnd"/>
+    </w:p>
     <w:p>
       <w:pPr>
         <w:pStyle w:val="NormalWeb"/>
@@ -65,11 +4503,7 @@
     <w:p>
       <w:pPr>
         <w:pStyle w:val="NormalWeb"/>
-        <w:numPr>
-          <w:ilvl w:val="0"/>
-          <w:numId w:val="1"/>
-        </w:numPr>
-        <w:spacing w:before="0" w:beforeAutospacing="0" w:after="0" w:afterAutospacing="0"/>
+        <w:spacing w:before="240" w:beforeAutospacing="0" w:after="0" w:afterAutospacing="0"/>
         <w:textAlignment w:val="baseline"/>
         <w:rPr>
           <w:rFonts w:ascii="Arial" w:hAnsi="Arial" w:cs="Arial"/>
@@ -80,10 +4514,57 @@
       <w:r>
         <w:rPr>
           <w:rFonts w:ascii="Arial" w:hAnsi="Arial" w:cs="Arial"/>
-          <w:color w:val="000000"/>
-          <w:lang w:val="ca-ES"/>
-        </w:rPr>
-        <w:t>Intenta iniciar sessió amb una contrasenya correcta.</w:t>
+          <w:noProof/>
+          <w:color w:val="000000"/>
+        </w:rPr>
+        <w:drawing>
+          <wp:inline distT="0" distB="0" distL="0" distR="0">
+            <wp:extent cx="6274421" cy="1531620"/>
+            <wp:effectExtent l="0" t="0" r="0" b="0"/>
+            <wp:docPr id="11" name="Imagen 11" descr="C:\Users\litus\OneDrive\Imágenes\Capturas de pantalla\Captura de pantalla 2026-10-24 164912.png"/>
+            <wp:cNvGraphicFramePr>
+              <a:graphicFrameLocks xmlns:a="http://schemas.openxmlformats.org/drawingml/2006/main" noChangeAspect="1"/>
+            </wp:cNvGraphicFramePr>
+            <a:graphic xmlns:a="http://schemas.openxmlformats.org/drawingml/2006/main">
+              <a:graphicData uri="http://schemas.openxmlformats.org/drawingml/2006/picture">
+                <pic:pic xmlns:pic="http://schemas.openxmlformats.org/drawingml/2006/picture">
+                  <pic:nvPicPr>
+                    <pic:cNvPr id="0" name="Picture 13" descr="C:\Users\litus\OneDrive\Imágenes\Capturas de pantalla\Captura de pantalla 2026-10-24 164912.png"/>
+                    <pic:cNvPicPr>
+                      <a:picLocks noChangeAspect="1" noChangeArrowheads="1"/>
+                    </pic:cNvPicPr>
+                  </pic:nvPicPr>
+                  <pic:blipFill>
+                    <a:blip r:embed="rId16">
+                      <a:extLst>
+                        <a:ext uri="{28A0092B-C50C-407E-A947-70E740481C1C}">
+                          <a14:useLocalDpi xmlns:a14="http://schemas.microsoft.com/office/drawing/2010/main" val="0"/>
+                        </a:ext>
+                      </a:extLst>
+                    </a:blip>
+                    <a:srcRect/>
+                    <a:stretch>
+                      <a:fillRect/>
+                    </a:stretch>
+                  </pic:blipFill>
+                  <pic:spPr bwMode="auto">
+                    <a:xfrm>
+                      <a:off x="0" y="0"/>
+                      <a:ext cx="6274035" cy="1531526"/>
+                    </a:xfrm>
+                    <a:prstGeom prst="rect">
+                      <a:avLst/>
+                    </a:prstGeom>
+                    <a:noFill/>
+                    <a:ln>
+                      <a:noFill/>
+                    </a:ln>
+                  </pic:spPr>
+                </pic:pic>
+              </a:graphicData>
+            </a:graphic>
+          </wp:inline>
+        </w:drawing>
       </w:r>
     </w:p>
     <w:p>
@@ -107,7 +4588,55 @@
           <w:color w:val="000000"/>
           <w:lang w:val="ca-ES"/>
         </w:rPr>
+        <w:t>Intenta iniciar sessió amb una contrasenya correcta.</w:t>
+      </w:r>
+      <w:r>
+        <w:rPr>
+          <w:rFonts w:ascii="Arial" w:hAnsi="Arial" w:cs="Arial"/>
+          <w:color w:val="000000"/>
+          <w:lang w:val="ca-ES"/>
+        </w:rPr>
+        <w:t xml:space="preserve"> Captura a dalt</w:t>
+      </w:r>
+    </w:p>
+    <w:p>
+      <w:pPr>
+        <w:pStyle w:val="NormalWeb"/>
+        <w:numPr>
+          <w:ilvl w:val="0"/>
+          <w:numId w:val="1"/>
+        </w:numPr>
+        <w:spacing w:before="0" w:beforeAutospacing="0" w:after="0" w:afterAutospacing="0"/>
+        <w:textAlignment w:val="baseline"/>
+        <w:rPr>
+          <w:rFonts w:ascii="Arial" w:hAnsi="Arial" w:cs="Arial"/>
+          <w:color w:val="000000"/>
+          <w:lang w:val="ca-ES"/>
+        </w:rPr>
+      </w:pPr>
+      <w:r>
+        <w:rPr>
+          <w:rFonts w:ascii="Arial" w:hAnsi="Arial" w:cs="Arial"/>
+          <w:color w:val="000000"/>
+          <w:lang w:val="ca-ES"/>
+        </w:rPr>
         <w:t>Intenta iniciar sessió amb una contrasenya incorrecta.</w:t>
+      </w:r>
+      <w:r>
+        <w:rPr>
+          <w:rFonts w:ascii="Arial" w:hAnsi="Arial" w:cs="Arial"/>
+          <w:color w:val="000000"/>
+          <w:lang w:val="ca-ES"/>
+        </w:rPr>
+        <w:t xml:space="preserve"> </w:t>
+      </w:r>
+      <w:r>
+        <w:rPr>
+          <w:rFonts w:ascii="Arial" w:hAnsi="Arial" w:cs="Arial"/>
+          <w:color w:val="000000"/>
+          <w:lang w:val="ca-ES"/>
+        </w:rPr>
+        <w:t>Captura a dalt</w:t>
       </w:r>
     </w:p>
     <w:p>
@@ -152,6 +4681,7 @@
           <w:color w:val="000000"/>
           <w:lang w:val="ca-ES"/>
         </w:rPr>
+        <w:lastRenderedPageBreak/>
         <w:t xml:space="preserve">Si s’utilitza una salt diferent la contrasenya correcta crea un </w:t>
       </w:r>
       <w:proofErr w:type="spellStart"/>
@@ -253,6 +4783,32 @@
           <w:lang w:val="ca-ES"/>
         </w:rPr>
         <w:t xml:space="preserve"> i seria possible identificar quins usuaris tenen la mateixa contrasenya, creant un problema de seguretat</w:t>
+      </w:r>
+      <w:r>
+        <w:rPr>
+          <w:rFonts w:ascii="Arial" w:hAnsi="Arial" w:cs="Arial"/>
+          <w:color w:val="000000"/>
+          <w:lang w:val="ca-ES"/>
+        </w:rPr>
+        <w:t xml:space="preserve">. I si no guardéssim la salt de cada usuari seria impossible iniciar sessió ja que allò que es guarda a la base de dades és el </w:t>
+      </w:r>
+      <w:proofErr w:type="spellStart"/>
+      <w:r>
+        <w:rPr>
+          <w:rFonts w:ascii="Arial" w:hAnsi="Arial" w:cs="Arial"/>
+          <w:color w:val="000000"/>
+          <w:lang w:val="ca-ES"/>
+        </w:rPr>
+        <w:t>hash</w:t>
+      </w:r>
+      <w:proofErr w:type="spellEnd"/>
+      <w:r>
+        <w:rPr>
+          <w:rFonts w:ascii="Arial" w:hAnsi="Arial" w:cs="Arial"/>
+          <w:color w:val="000000"/>
+          <w:lang w:val="ca-ES"/>
+        </w:rPr>
+        <w:t xml:space="preserve"> de la contrasenya amb la salt per tant encara que s’introduís la contrasenya correcta només es podria iniciar sessió si la salt generada de forma aleatòria coincidís amb la generada quan l’usuari es va registrar i això és quasi impossible.</w:t>
       </w:r>
       <w:bookmarkStart w:id="0" w:name="_GoBack"/>
       <w:bookmarkEnd w:id="0"/>
@@ -270,6 +4826,345 @@
 <file path=word/numbering.xml><?xml version="1.0" encoding="utf-8"?>
 <w:numbering xmlns:wpc="http://schemas.microsoft.com/office/word/2010/wordprocessingCanvas" xmlns:mc="http://schemas.openxmlformats.org/markup-compatibility/2006" xmlns:o="urn:schemas-microsoft-com:office:office" xmlns:r="http://schemas.openxmlformats.org/officeDocument/2006/relationships" xmlns:m="http://schemas.openxmlformats.org/officeDocument/2006/math" xmlns:v="urn:schemas-microsoft-com:vml" xmlns:wp14="http://schemas.microsoft.com/office/word/2010/wordprocessingDrawing" xmlns:wp="http://schemas.openxmlformats.org/drawingml/2006/wordprocessingDrawing" xmlns:w10="urn:schemas-microsoft-com:office:word" xmlns:w="http://schemas.openxmlformats.org/wordprocessingml/2006/main" xmlns:w14="http://schemas.microsoft.com/office/word/2010/wordml" xmlns:wpg="http://schemas.microsoft.com/office/word/2010/wordprocessingGroup" xmlns:wpi="http://schemas.microsoft.com/office/word/2010/wordprocessingInk" xmlns:wne="http://schemas.microsoft.com/office/word/2006/wordml" xmlns:wps="http://schemas.microsoft.com/office/word/2010/wordprocessingShape" mc:Ignorable="w14 wp14">
   <w:abstractNum w:abstractNumId="0">
+    <w:nsid w:val="081946E8"/>
+    <w:multiLevelType w:val="multilevel"/>
+    <w:tmpl w:val="EBBAC13A"/>
+    <w:lvl w:ilvl="0">
+      <w:start w:val="1"/>
+      <w:numFmt w:val="decimal"/>
+      <w:lvlText w:val="%1."/>
+      <w:lvlJc w:val="left"/>
+      <w:pPr>
+        <w:tabs>
+          <w:tab w:val="num" w:pos="720"/>
+        </w:tabs>
+        <w:ind w:left="720" w:hanging="360"/>
+      </w:pPr>
+    </w:lvl>
+    <w:lvl w:ilvl="1" w:tentative="1">
+      <w:start w:val="1"/>
+      <w:numFmt w:val="decimal"/>
+      <w:lvlText w:val="%2."/>
+      <w:lvlJc w:val="left"/>
+      <w:pPr>
+        <w:tabs>
+          <w:tab w:val="num" w:pos="1440"/>
+        </w:tabs>
+        <w:ind w:left="1440" w:hanging="360"/>
+      </w:pPr>
+    </w:lvl>
+    <w:lvl w:ilvl="2" w:tentative="1">
+      <w:start w:val="1"/>
+      <w:numFmt w:val="decimal"/>
+      <w:lvlText w:val="%3."/>
+      <w:lvlJc w:val="left"/>
+      <w:pPr>
+        <w:tabs>
+          <w:tab w:val="num" w:pos="2160"/>
+        </w:tabs>
+        <w:ind w:left="2160" w:hanging="360"/>
+      </w:pPr>
+    </w:lvl>
+    <w:lvl w:ilvl="3" w:tentative="1">
+      <w:start w:val="1"/>
+      <w:numFmt w:val="decimal"/>
+      <w:lvlText w:val="%4."/>
+      <w:lvlJc w:val="left"/>
+      <w:pPr>
+        <w:tabs>
+          <w:tab w:val="num" w:pos="2880"/>
+        </w:tabs>
+        <w:ind w:left="2880" w:hanging="360"/>
+      </w:pPr>
+    </w:lvl>
+    <w:lvl w:ilvl="4" w:tentative="1">
+      <w:start w:val="1"/>
+      <w:numFmt w:val="decimal"/>
+      <w:lvlText w:val="%5."/>
+      <w:lvlJc w:val="left"/>
+      <w:pPr>
+        <w:tabs>
+          <w:tab w:val="num" w:pos="3600"/>
+        </w:tabs>
+        <w:ind w:left="3600" w:hanging="360"/>
+      </w:pPr>
+    </w:lvl>
+    <w:lvl w:ilvl="5" w:tentative="1">
+      <w:start w:val="1"/>
+      <w:numFmt w:val="decimal"/>
+      <w:lvlText w:val="%6."/>
+      <w:lvlJc w:val="left"/>
+      <w:pPr>
+        <w:tabs>
+          <w:tab w:val="num" w:pos="4320"/>
+        </w:tabs>
+        <w:ind w:left="4320" w:hanging="360"/>
+      </w:pPr>
+    </w:lvl>
+    <w:lvl w:ilvl="6" w:tentative="1">
+      <w:start w:val="1"/>
+      <w:numFmt w:val="decimal"/>
+      <w:lvlText w:val="%7."/>
+      <w:lvlJc w:val="left"/>
+      <w:pPr>
+        <w:tabs>
+          <w:tab w:val="num" w:pos="5040"/>
+        </w:tabs>
+        <w:ind w:left="5040" w:hanging="360"/>
+      </w:pPr>
+    </w:lvl>
+    <w:lvl w:ilvl="7" w:tentative="1">
+      <w:start w:val="1"/>
+      <w:numFmt w:val="decimal"/>
+      <w:lvlText w:val="%8."/>
+      <w:lvlJc w:val="left"/>
+      <w:pPr>
+        <w:tabs>
+          <w:tab w:val="num" w:pos="5760"/>
+        </w:tabs>
+        <w:ind w:left="5760" w:hanging="360"/>
+      </w:pPr>
+    </w:lvl>
+    <w:lvl w:ilvl="8" w:tentative="1">
+      <w:start w:val="1"/>
+      <w:numFmt w:val="decimal"/>
+      <w:lvlText w:val="%9."/>
+      <w:lvlJc w:val="left"/>
+      <w:pPr>
+        <w:tabs>
+          <w:tab w:val="num" w:pos="6480"/>
+        </w:tabs>
+        <w:ind w:left="6480" w:hanging="360"/>
+      </w:pPr>
+    </w:lvl>
+  </w:abstractNum>
+  <w:abstractNum w:abstractNumId="1">
+    <w:nsid w:val="1BC45FB9"/>
+    <w:multiLevelType w:val="multilevel"/>
+    <w:tmpl w:val="2968E1D6"/>
+    <w:lvl w:ilvl="0">
+      <w:start w:val="1"/>
+      <w:numFmt w:val="decimal"/>
+      <w:lvlText w:val="%1."/>
+      <w:lvlJc w:val="left"/>
+      <w:pPr>
+        <w:tabs>
+          <w:tab w:val="num" w:pos="720"/>
+        </w:tabs>
+        <w:ind w:left="720" w:hanging="360"/>
+      </w:pPr>
+    </w:lvl>
+    <w:lvl w:ilvl="1" w:tentative="1">
+      <w:start w:val="1"/>
+      <w:numFmt w:val="decimal"/>
+      <w:lvlText w:val="%2."/>
+      <w:lvlJc w:val="left"/>
+      <w:pPr>
+        <w:tabs>
+          <w:tab w:val="num" w:pos="1440"/>
+        </w:tabs>
+        <w:ind w:left="1440" w:hanging="360"/>
+      </w:pPr>
+    </w:lvl>
+    <w:lvl w:ilvl="2" w:tentative="1">
+      <w:start w:val="1"/>
+      <w:numFmt w:val="decimal"/>
+      <w:lvlText w:val="%3."/>
+      <w:lvlJc w:val="left"/>
+      <w:pPr>
+        <w:tabs>
+          <w:tab w:val="num" w:pos="2160"/>
+        </w:tabs>
+        <w:ind w:left="2160" w:hanging="360"/>
+      </w:pPr>
+    </w:lvl>
+    <w:lvl w:ilvl="3" w:tentative="1">
+      <w:start w:val="1"/>
+      <w:numFmt w:val="decimal"/>
+      <w:lvlText w:val="%4."/>
+      <w:lvlJc w:val="left"/>
+      <w:pPr>
+        <w:tabs>
+          <w:tab w:val="num" w:pos="2880"/>
+        </w:tabs>
+        <w:ind w:left="2880" w:hanging="360"/>
+      </w:pPr>
+    </w:lvl>
+    <w:lvl w:ilvl="4" w:tentative="1">
+      <w:start w:val="1"/>
+      <w:numFmt w:val="decimal"/>
+      <w:lvlText w:val="%5."/>
+      <w:lvlJc w:val="left"/>
+      <w:pPr>
+        <w:tabs>
+          <w:tab w:val="num" w:pos="3600"/>
+        </w:tabs>
+        <w:ind w:left="3600" w:hanging="360"/>
+      </w:pPr>
+    </w:lvl>
+    <w:lvl w:ilvl="5" w:tentative="1">
+      <w:start w:val="1"/>
+      <w:numFmt w:val="decimal"/>
+      <w:lvlText w:val="%6."/>
+      <w:lvlJc w:val="left"/>
+      <w:pPr>
+        <w:tabs>
+          <w:tab w:val="num" w:pos="4320"/>
+        </w:tabs>
+        <w:ind w:left="4320" w:hanging="360"/>
+      </w:pPr>
+    </w:lvl>
+    <w:lvl w:ilvl="6" w:tentative="1">
+      <w:start w:val="1"/>
+      <w:numFmt w:val="decimal"/>
+      <w:lvlText w:val="%7."/>
+      <w:lvlJc w:val="left"/>
+      <w:pPr>
+        <w:tabs>
+          <w:tab w:val="num" w:pos="5040"/>
+        </w:tabs>
+        <w:ind w:left="5040" w:hanging="360"/>
+      </w:pPr>
+    </w:lvl>
+    <w:lvl w:ilvl="7" w:tentative="1">
+      <w:start w:val="1"/>
+      <w:numFmt w:val="decimal"/>
+      <w:lvlText w:val="%8."/>
+      <w:lvlJc w:val="left"/>
+      <w:pPr>
+        <w:tabs>
+          <w:tab w:val="num" w:pos="5760"/>
+        </w:tabs>
+        <w:ind w:left="5760" w:hanging="360"/>
+      </w:pPr>
+    </w:lvl>
+    <w:lvl w:ilvl="8" w:tentative="1">
+      <w:start w:val="1"/>
+      <w:numFmt w:val="decimal"/>
+      <w:lvlText w:val="%9."/>
+      <w:lvlJc w:val="left"/>
+      <w:pPr>
+        <w:tabs>
+          <w:tab w:val="num" w:pos="6480"/>
+        </w:tabs>
+        <w:ind w:left="6480" w:hanging="360"/>
+      </w:pPr>
+    </w:lvl>
+  </w:abstractNum>
+  <w:abstractNum w:abstractNumId="2">
+    <w:nsid w:val="2806160F"/>
+    <w:multiLevelType w:val="multilevel"/>
+    <w:tmpl w:val="E9061C1A"/>
+    <w:lvl w:ilvl="0">
+      <w:start w:val="1"/>
+      <w:numFmt w:val="decimal"/>
+      <w:lvlText w:val="%1."/>
+      <w:lvlJc w:val="left"/>
+      <w:pPr>
+        <w:tabs>
+          <w:tab w:val="num" w:pos="720"/>
+        </w:tabs>
+        <w:ind w:left="720" w:hanging="360"/>
+      </w:pPr>
+    </w:lvl>
+    <w:lvl w:ilvl="1" w:tentative="1">
+      <w:start w:val="1"/>
+      <w:numFmt w:val="decimal"/>
+      <w:lvlText w:val="%2."/>
+      <w:lvlJc w:val="left"/>
+      <w:pPr>
+        <w:tabs>
+          <w:tab w:val="num" w:pos="1440"/>
+        </w:tabs>
+        <w:ind w:left="1440" w:hanging="360"/>
+      </w:pPr>
+    </w:lvl>
+    <w:lvl w:ilvl="2" w:tentative="1">
+      <w:start w:val="1"/>
+      <w:numFmt w:val="decimal"/>
+      <w:lvlText w:val="%3."/>
+      <w:lvlJc w:val="left"/>
+      <w:pPr>
+        <w:tabs>
+          <w:tab w:val="num" w:pos="2160"/>
+        </w:tabs>
+        <w:ind w:left="2160" w:hanging="360"/>
+      </w:pPr>
+    </w:lvl>
+    <w:lvl w:ilvl="3" w:tentative="1">
+      <w:start w:val="1"/>
+      <w:numFmt w:val="decimal"/>
+      <w:lvlText w:val="%4."/>
+      <w:lvlJc w:val="left"/>
+      <w:pPr>
+        <w:tabs>
+          <w:tab w:val="num" w:pos="2880"/>
+        </w:tabs>
+        <w:ind w:left="2880" w:hanging="360"/>
+      </w:pPr>
+    </w:lvl>
+    <w:lvl w:ilvl="4" w:tentative="1">
+      <w:start w:val="1"/>
+      <w:numFmt w:val="decimal"/>
+      <w:lvlText w:val="%5."/>
+      <w:lvlJc w:val="left"/>
+      <w:pPr>
+        <w:tabs>
+          <w:tab w:val="num" w:pos="3600"/>
+        </w:tabs>
+        <w:ind w:left="3600" w:hanging="360"/>
+      </w:pPr>
+    </w:lvl>
+    <w:lvl w:ilvl="5" w:tentative="1">
+      <w:start w:val="1"/>
+      <w:numFmt w:val="decimal"/>
+      <w:lvlText w:val="%6."/>
+      <w:lvlJc w:val="left"/>
+      <w:pPr>
+        <w:tabs>
+          <w:tab w:val="num" w:pos="4320"/>
+        </w:tabs>
+        <w:ind w:left="4320" w:hanging="360"/>
+      </w:pPr>
+    </w:lvl>
+    <w:lvl w:ilvl="6" w:tentative="1">
+      <w:start w:val="1"/>
+      <w:numFmt w:val="decimal"/>
+      <w:lvlText w:val="%7."/>
+      <w:lvlJc w:val="left"/>
+      <w:pPr>
+        <w:tabs>
+          <w:tab w:val="num" w:pos="5040"/>
+        </w:tabs>
+        <w:ind w:left="5040" w:hanging="360"/>
+      </w:pPr>
+    </w:lvl>
+    <w:lvl w:ilvl="7" w:tentative="1">
+      <w:start w:val="1"/>
+      <w:numFmt w:val="decimal"/>
+      <w:lvlText w:val="%8."/>
+      <w:lvlJc w:val="left"/>
+      <w:pPr>
+        <w:tabs>
+          <w:tab w:val="num" w:pos="5760"/>
+        </w:tabs>
+        <w:ind w:left="5760" w:hanging="360"/>
+      </w:pPr>
+    </w:lvl>
+    <w:lvl w:ilvl="8" w:tentative="1">
+      <w:start w:val="1"/>
+      <w:numFmt w:val="decimal"/>
+      <w:lvlText w:val="%9."/>
+      <w:lvlJc w:val="left"/>
+      <w:pPr>
+        <w:tabs>
+          <w:tab w:val="num" w:pos="6480"/>
+        </w:tabs>
+        <w:ind w:left="6480" w:hanging="360"/>
+      </w:pPr>
+    </w:lvl>
+  </w:abstractNum>
+  <w:abstractNum w:abstractNumId="3">
     <w:nsid w:val="2C2301C8"/>
     <w:multiLevelType w:val="multilevel"/>
     <w:tmpl w:val="F1865CE4"/>
@@ -418,8 +5313,285 @@
       </w:rPr>
     </w:lvl>
   </w:abstractNum>
+  <w:abstractNum w:abstractNumId="4">
+    <w:nsid w:val="3A367220"/>
+    <w:multiLevelType w:val="multilevel"/>
+    <w:tmpl w:val="11E4A4D8"/>
+    <w:lvl w:ilvl="0">
+      <w:start w:val="1"/>
+      <w:numFmt w:val="bullet"/>
+      <w:lvlText w:val=""/>
+      <w:lvlJc w:val="left"/>
+      <w:pPr>
+        <w:tabs>
+          <w:tab w:val="num" w:pos="720"/>
+        </w:tabs>
+        <w:ind w:left="720" w:hanging="360"/>
+      </w:pPr>
+      <w:rPr>
+        <w:rFonts w:ascii="Symbol" w:hAnsi="Symbol" w:hint="default"/>
+        <w:sz w:val="20"/>
+      </w:rPr>
+    </w:lvl>
+    <w:lvl w:ilvl="1" w:tentative="1">
+      <w:start w:val="1"/>
+      <w:numFmt w:val="bullet"/>
+      <w:lvlText w:val="o"/>
+      <w:lvlJc w:val="left"/>
+      <w:pPr>
+        <w:tabs>
+          <w:tab w:val="num" w:pos="1440"/>
+        </w:tabs>
+        <w:ind w:left="1440" w:hanging="360"/>
+      </w:pPr>
+      <w:rPr>
+        <w:rFonts w:ascii="Courier New" w:hAnsi="Courier New" w:hint="default"/>
+        <w:sz w:val="20"/>
+      </w:rPr>
+    </w:lvl>
+    <w:lvl w:ilvl="2" w:tentative="1">
+      <w:start w:val="1"/>
+      <w:numFmt w:val="bullet"/>
+      <w:lvlText w:val=""/>
+      <w:lvlJc w:val="left"/>
+      <w:pPr>
+        <w:tabs>
+          <w:tab w:val="num" w:pos="2160"/>
+        </w:tabs>
+        <w:ind w:left="2160" w:hanging="360"/>
+      </w:pPr>
+      <w:rPr>
+        <w:rFonts w:ascii="Wingdings" w:hAnsi="Wingdings" w:hint="default"/>
+        <w:sz w:val="20"/>
+      </w:rPr>
+    </w:lvl>
+    <w:lvl w:ilvl="3" w:tentative="1">
+      <w:start w:val="1"/>
+      <w:numFmt w:val="bullet"/>
+      <w:lvlText w:val=""/>
+      <w:lvlJc w:val="left"/>
+      <w:pPr>
+        <w:tabs>
+          <w:tab w:val="num" w:pos="2880"/>
+        </w:tabs>
+        <w:ind w:left="2880" w:hanging="360"/>
+      </w:pPr>
+      <w:rPr>
+        <w:rFonts w:ascii="Wingdings" w:hAnsi="Wingdings" w:hint="default"/>
+        <w:sz w:val="20"/>
+      </w:rPr>
+    </w:lvl>
+    <w:lvl w:ilvl="4" w:tentative="1">
+      <w:start w:val="1"/>
+      <w:numFmt w:val="bullet"/>
+      <w:lvlText w:val=""/>
+      <w:lvlJc w:val="left"/>
+      <w:pPr>
+        <w:tabs>
+          <w:tab w:val="num" w:pos="3600"/>
+        </w:tabs>
+        <w:ind w:left="3600" w:hanging="360"/>
+      </w:pPr>
+      <w:rPr>
+        <w:rFonts w:ascii="Wingdings" w:hAnsi="Wingdings" w:hint="default"/>
+        <w:sz w:val="20"/>
+      </w:rPr>
+    </w:lvl>
+    <w:lvl w:ilvl="5" w:tentative="1">
+      <w:start w:val="1"/>
+      <w:numFmt w:val="bullet"/>
+      <w:lvlText w:val=""/>
+      <w:lvlJc w:val="left"/>
+      <w:pPr>
+        <w:tabs>
+          <w:tab w:val="num" w:pos="4320"/>
+        </w:tabs>
+        <w:ind w:left="4320" w:hanging="360"/>
+      </w:pPr>
+      <w:rPr>
+        <w:rFonts w:ascii="Wingdings" w:hAnsi="Wingdings" w:hint="default"/>
+        <w:sz w:val="20"/>
+      </w:rPr>
+    </w:lvl>
+    <w:lvl w:ilvl="6" w:tentative="1">
+      <w:start w:val="1"/>
+      <w:numFmt w:val="bullet"/>
+      <w:lvlText w:val=""/>
+      <w:lvlJc w:val="left"/>
+      <w:pPr>
+        <w:tabs>
+          <w:tab w:val="num" w:pos="5040"/>
+        </w:tabs>
+        <w:ind w:left="5040" w:hanging="360"/>
+      </w:pPr>
+      <w:rPr>
+        <w:rFonts w:ascii="Wingdings" w:hAnsi="Wingdings" w:hint="default"/>
+        <w:sz w:val="20"/>
+      </w:rPr>
+    </w:lvl>
+    <w:lvl w:ilvl="7" w:tentative="1">
+      <w:start w:val="1"/>
+      <w:numFmt w:val="bullet"/>
+      <w:lvlText w:val=""/>
+      <w:lvlJc w:val="left"/>
+      <w:pPr>
+        <w:tabs>
+          <w:tab w:val="num" w:pos="5760"/>
+        </w:tabs>
+        <w:ind w:left="5760" w:hanging="360"/>
+      </w:pPr>
+      <w:rPr>
+        <w:rFonts w:ascii="Wingdings" w:hAnsi="Wingdings" w:hint="default"/>
+        <w:sz w:val="20"/>
+      </w:rPr>
+    </w:lvl>
+    <w:lvl w:ilvl="8" w:tentative="1">
+      <w:start w:val="1"/>
+      <w:numFmt w:val="bullet"/>
+      <w:lvlText w:val=""/>
+      <w:lvlJc w:val="left"/>
+      <w:pPr>
+        <w:tabs>
+          <w:tab w:val="num" w:pos="6480"/>
+        </w:tabs>
+        <w:ind w:left="6480" w:hanging="360"/>
+      </w:pPr>
+      <w:rPr>
+        <w:rFonts w:ascii="Wingdings" w:hAnsi="Wingdings" w:hint="default"/>
+        <w:sz w:val="20"/>
+      </w:rPr>
+    </w:lvl>
+  </w:abstractNum>
+  <w:abstractNum w:abstractNumId="5">
+    <w:nsid w:val="4D4A499C"/>
+    <w:multiLevelType w:val="multilevel"/>
+    <w:tmpl w:val="2FD2D0FC"/>
+    <w:lvl w:ilvl="0">
+      <w:start w:val="1"/>
+      <w:numFmt w:val="decimal"/>
+      <w:lvlText w:val="%1."/>
+      <w:lvlJc w:val="left"/>
+      <w:pPr>
+        <w:tabs>
+          <w:tab w:val="num" w:pos="720"/>
+        </w:tabs>
+        <w:ind w:left="720" w:hanging="360"/>
+      </w:pPr>
+    </w:lvl>
+    <w:lvl w:ilvl="1" w:tentative="1">
+      <w:start w:val="1"/>
+      <w:numFmt w:val="decimal"/>
+      <w:lvlText w:val="%2."/>
+      <w:lvlJc w:val="left"/>
+      <w:pPr>
+        <w:tabs>
+          <w:tab w:val="num" w:pos="1440"/>
+        </w:tabs>
+        <w:ind w:left="1440" w:hanging="360"/>
+      </w:pPr>
+    </w:lvl>
+    <w:lvl w:ilvl="2" w:tentative="1">
+      <w:start w:val="1"/>
+      <w:numFmt w:val="decimal"/>
+      <w:lvlText w:val="%3."/>
+      <w:lvlJc w:val="left"/>
+      <w:pPr>
+        <w:tabs>
+          <w:tab w:val="num" w:pos="2160"/>
+        </w:tabs>
+        <w:ind w:left="2160" w:hanging="360"/>
+      </w:pPr>
+    </w:lvl>
+    <w:lvl w:ilvl="3" w:tentative="1">
+      <w:start w:val="1"/>
+      <w:numFmt w:val="decimal"/>
+      <w:lvlText w:val="%4."/>
+      <w:lvlJc w:val="left"/>
+      <w:pPr>
+        <w:tabs>
+          <w:tab w:val="num" w:pos="2880"/>
+        </w:tabs>
+        <w:ind w:left="2880" w:hanging="360"/>
+      </w:pPr>
+    </w:lvl>
+    <w:lvl w:ilvl="4" w:tentative="1">
+      <w:start w:val="1"/>
+      <w:numFmt w:val="decimal"/>
+      <w:lvlText w:val="%5."/>
+      <w:lvlJc w:val="left"/>
+      <w:pPr>
+        <w:tabs>
+          <w:tab w:val="num" w:pos="3600"/>
+        </w:tabs>
+        <w:ind w:left="3600" w:hanging="360"/>
+      </w:pPr>
+    </w:lvl>
+    <w:lvl w:ilvl="5" w:tentative="1">
+      <w:start w:val="1"/>
+      <w:numFmt w:val="decimal"/>
+      <w:lvlText w:val="%6."/>
+      <w:lvlJc w:val="left"/>
+      <w:pPr>
+        <w:tabs>
+          <w:tab w:val="num" w:pos="4320"/>
+        </w:tabs>
+        <w:ind w:left="4320" w:hanging="360"/>
+      </w:pPr>
+    </w:lvl>
+    <w:lvl w:ilvl="6" w:tentative="1">
+      <w:start w:val="1"/>
+      <w:numFmt w:val="decimal"/>
+      <w:lvlText w:val="%7."/>
+      <w:lvlJc w:val="left"/>
+      <w:pPr>
+        <w:tabs>
+          <w:tab w:val="num" w:pos="5040"/>
+        </w:tabs>
+        <w:ind w:left="5040" w:hanging="360"/>
+      </w:pPr>
+    </w:lvl>
+    <w:lvl w:ilvl="7" w:tentative="1">
+      <w:start w:val="1"/>
+      <w:numFmt w:val="decimal"/>
+      <w:lvlText w:val="%8."/>
+      <w:lvlJc w:val="left"/>
+      <w:pPr>
+        <w:tabs>
+          <w:tab w:val="num" w:pos="5760"/>
+        </w:tabs>
+        <w:ind w:left="5760" w:hanging="360"/>
+      </w:pPr>
+    </w:lvl>
+    <w:lvl w:ilvl="8" w:tentative="1">
+      <w:start w:val="1"/>
+      <w:numFmt w:val="decimal"/>
+      <w:lvlText w:val="%9."/>
+      <w:lvlJc w:val="left"/>
+      <w:pPr>
+        <w:tabs>
+          <w:tab w:val="num" w:pos="6480"/>
+        </w:tabs>
+        <w:ind w:left="6480" w:hanging="360"/>
+      </w:pPr>
+    </w:lvl>
+  </w:abstractNum>
   <w:num w:numId="1">
+    <w:abstractNumId w:val="3"/>
+  </w:num>
+  <w:num w:numId="2">
+    <w:abstractNumId w:val="1"/>
+  </w:num>
+  <w:num w:numId="3">
+    <w:abstractNumId w:val="2"/>
+  </w:num>
+  <w:num w:numId="4">
+    <w:abstractNumId w:val="5"/>
+  </w:num>
+  <w:num w:numId="5">
     <w:abstractNumId w:val="0"/>
+  </w:num>
+  <w:num w:numId="6">
+    <w:abstractNumId w:val="4"/>
   </w:num>
 </w:numbering>
 </file>
@@ -627,6 +5799,36 @@
       <w:lang w:eastAsia="es-ES"/>
     </w:rPr>
   </w:style>
+  <w:style w:type="paragraph" w:styleId="Textodeglobo">
+    <w:name w:val="Balloon Text"/>
+    <w:basedOn w:val="Normal"/>
+    <w:link w:val="TextodegloboCar"/>
+    <w:uiPriority w:val="99"/>
+    <w:semiHidden/>
+    <w:unhideWhenUsed/>
+    <w:rsid w:val="0076367E"/>
+    <w:pPr>
+      <w:spacing w:after="0" w:line="240" w:lineRule="auto"/>
+    </w:pPr>
+    <w:rPr>
+      <w:rFonts w:ascii="Tahoma" w:hAnsi="Tahoma" w:cs="Tahoma"/>
+      <w:sz w:val="16"/>
+      <w:szCs w:val="16"/>
+    </w:rPr>
+  </w:style>
+  <w:style w:type="character" w:customStyle="1" w:styleId="TextodegloboCar">
+    <w:name w:val="Texto de globo Car"/>
+    <w:basedOn w:val="Fuentedeprrafopredeter"/>
+    <w:link w:val="Textodeglobo"/>
+    <w:uiPriority w:val="99"/>
+    <w:semiHidden/>
+    <w:rsid w:val="0076367E"/>
+    <w:rPr>
+      <w:rFonts w:ascii="Tahoma" w:hAnsi="Tahoma" w:cs="Tahoma"/>
+      <w:sz w:val="16"/>
+      <w:szCs w:val="16"/>
+    </w:rPr>
+  </w:style>
 </w:styles>
 </file>
 
@@ -831,6 +6033,36 @@
       <w:sz w:val="24"/>
       <w:szCs w:val="24"/>
       <w:lang w:eastAsia="es-ES"/>
+    </w:rPr>
+  </w:style>
+  <w:style w:type="paragraph" w:styleId="Textodeglobo">
+    <w:name w:val="Balloon Text"/>
+    <w:basedOn w:val="Normal"/>
+    <w:link w:val="TextodegloboCar"/>
+    <w:uiPriority w:val="99"/>
+    <w:semiHidden/>
+    <w:unhideWhenUsed/>
+    <w:rsid w:val="0076367E"/>
+    <w:pPr>
+      <w:spacing w:after="0" w:line="240" w:lineRule="auto"/>
+    </w:pPr>
+    <w:rPr>
+      <w:rFonts w:ascii="Tahoma" w:hAnsi="Tahoma" w:cs="Tahoma"/>
+      <w:sz w:val="16"/>
+      <w:szCs w:val="16"/>
+    </w:rPr>
+  </w:style>
+  <w:style w:type="character" w:customStyle="1" w:styleId="TextodegloboCar">
+    <w:name w:val="Texto de globo Car"/>
+    <w:basedOn w:val="Fuentedeprrafopredeter"/>
+    <w:link w:val="Textodeglobo"/>
+    <w:uiPriority w:val="99"/>
+    <w:semiHidden/>
+    <w:rsid w:val="0076367E"/>
+    <w:rPr>
+      <w:rFonts w:ascii="Tahoma" w:hAnsi="Tahoma" w:cs="Tahoma"/>
+      <w:sz w:val="16"/>
+      <w:szCs w:val="16"/>
     </w:rPr>
   </w:style>
 </w:styles>
